--- a/docs/Pascal_Docs/Module_1_Pascal.docx
+++ b/docs/Pascal_Docs/Module_1_Pascal.docx
@@ -106,14 +106,12 @@
               <w:lang w:val="es-ES"/>
             </w:rPr>
           </w:pPr>
-          <w:proofErr w:type="spellStart"/>
           <w:r>
             <w:rPr>
               <w:lang w:val="es-ES"/>
             </w:rPr>
             <w:t>Contents</w:t>
           </w:r>
-          <w:proofErr w:type="spellEnd"/>
         </w:p>
         <w:p>
           <w:pPr>
@@ -139,14 +137,113 @@
           <w:r>
             <w:fldChar w:fldCharType="separate"/>
           </w:r>
-          <w:hyperlink w:anchor="_Toc239881644" w:history="1">
+          <w:hyperlink w:anchor="_Toc240544416" w:history="1">
             <w:r>
               <w:rPr>
                 <w:rStyle w:val="Hipervnculo"/>
                 <w:noProof/>
                 <w:lang w:val="es-ES"/>
               </w:rPr>
-              <w:t>II.</w:t>
+              <w:t>I.</w:t>
+            </w:r>
+            <w:r>
+              <w:rPr>
+                <w:rFonts w:eastAsiaTheme="minorEastAsia"/>
+                <w:noProof/>
+              </w:rPr>
+              <w:tab/>
+            </w:r>
+            <w:r>
+              <w:rPr>
+                <w:rStyle w:val="Hipervnculo"/>
+                <w:noProof/>
+              </w:rPr>
+              <w:t xml:space="preserve">El Despertar del </w:t>
+            </w:r>
+            <w:r>
+              <w:rPr>
+                <w:rStyle w:val="Hipervnculo"/>
+                <w:noProof/>
+              </w:rPr>
+              <w:t>G</w:t>
+            </w:r>
+            <w:r>
+              <w:rPr>
+                <w:rStyle w:val="Hipervnculo"/>
+                <w:noProof/>
+              </w:rPr>
+              <w:t>uerrero Oculto</w:t>
+            </w:r>
+            <w:r>
+              <w:rPr>
+                <w:noProof/>
+                <w:webHidden/>
+              </w:rPr>
+              <w:tab/>
+            </w:r>
+            <w:r>
+              <w:rPr>
+                <w:noProof/>
+                <w:webHidden/>
+              </w:rPr>
+              <w:fldChar w:fldCharType="begin"/>
+            </w:r>
+            <w:r>
+              <w:rPr>
+                <w:noProof/>
+                <w:webHidden/>
+              </w:rPr>
+              <w:instrText xml:space="preserve"> PAGEREF _Toc240544416 \h </w:instrText>
+            </w:r>
+            <w:r>
+              <w:rPr>
+                <w:noProof/>
+                <w:webHidden/>
+              </w:rPr>
+            </w:r>
+            <w:r>
+              <w:rPr>
+                <w:noProof/>
+                <w:webHidden/>
+              </w:rPr>
+              <w:fldChar w:fldCharType="separate"/>
+            </w:r>
+            <w:r>
+              <w:rPr>
+                <w:noProof/>
+                <w:webHidden/>
+              </w:rPr>
+              <w:t>3</w:t>
+            </w:r>
+            <w:r>
+              <w:rPr>
+                <w:noProof/>
+                <w:webHidden/>
+              </w:rPr>
+              <w:fldChar w:fldCharType="end"/>
+            </w:r>
+          </w:hyperlink>
+        </w:p>
+        <w:p>
+          <w:pPr>
+            <w:pStyle w:val="TDC1"/>
+            <w:tabs>
+              <w:tab w:val="left" w:pos="480"/>
+              <w:tab w:val="right" w:leader="dot" w:pos="8828"/>
+            </w:tabs>
+            <w:rPr>
+              <w:rFonts w:eastAsiaTheme="minorEastAsia"/>
+              <w:noProof/>
+            </w:rPr>
+          </w:pPr>
+          <w:hyperlink w:anchor="_Toc240544417" w:history="1">
+            <w:r>
+              <w:rPr>
+                <w:rStyle w:val="Hipervnculo"/>
+                <w:noProof/>
+                <w:lang w:val="es-ES"/>
+              </w:rPr>
+              <w:t>I.</w:t>
             </w:r>
             <w:r>
               <w:rPr>
@@ -182,7 +279,7 @@
                 <w:noProof/>
                 <w:webHidden/>
               </w:rPr>
-              <w:instrText xml:space="preserve"> PAGEREF _Toc239881644 \h </w:instrText>
+              <w:instrText xml:space="preserve"> PAGEREF _Toc240544417 \h </w:instrText>
             </w:r>
             <w:r>
               <w:rPr>
@@ -217,7 +314,7 @@
           <w:pPr>
             <w:pStyle w:val="TDC1"/>
             <w:tabs>
-              <w:tab w:val="left" w:pos="720"/>
+              <w:tab w:val="left" w:pos="480"/>
               <w:tab w:val="right" w:leader="dot" w:pos="8828"/>
             </w:tabs>
             <w:rPr>
@@ -225,14 +322,14 @@
               <w:noProof/>
             </w:rPr>
           </w:pPr>
-          <w:hyperlink w:anchor="_Toc239881645" w:history="1">
+          <w:hyperlink w:anchor="_Toc240544418" w:history="1">
             <w:r>
               <w:rPr>
                 <w:rStyle w:val="Hipervnculo"/>
                 <w:noProof/>
                 <w:lang w:val="es-ES"/>
               </w:rPr>
-              <w:t>III.</w:t>
+              <w:t>II.</w:t>
             </w:r>
             <w:r>
               <w:rPr>
@@ -268,7 +365,7 @@
                 <w:noProof/>
                 <w:webHidden/>
               </w:rPr>
-              <w:instrText xml:space="preserve"> PAGEREF _Toc239881645 \h </w:instrText>
+              <w:instrText xml:space="preserve"> PAGEREF _Toc240544418 \h </w:instrText>
             </w:r>
             <w:r>
               <w:rPr>
@@ -311,7 +408,7 @@
               <w:noProof/>
             </w:rPr>
           </w:pPr>
-          <w:hyperlink w:anchor="_Toc239881646" w:history="1">
+          <w:hyperlink w:anchor="_Toc240544419" w:history="1">
             <w:r>
               <w:rPr>
                 <w:rStyle w:val="Hipervnculo"/>
@@ -343,15 +440,7 @@
                 <w:noProof/>
                 <w:lang w:val="es-ES"/>
               </w:rPr>
-              <w:t xml:space="preserve">00: </w:t>
-            </w:r>
-            <w:r>
-              <w:rPr>
-                <w:rStyle w:val="Hipervnculo"/>
-                <w:bCs/>
-                <w:noProof/>
-              </w:rPr>
-              <w:t>La Memoria Persistente</w:t>
+              <w:t>0: El Despertar del Príncipe</w:t>
             </w:r>
             <w:r>
               <w:rPr>
@@ -372,7 +461,7 @@
                 <w:noProof/>
                 <w:webHidden/>
               </w:rPr>
-              <w:instrText xml:space="preserve"> PAGEREF _Toc239881646 \h </w:instrText>
+              <w:instrText xml:space="preserve"> PAGEREF _Toc240544419 \h </w:instrText>
             </w:r>
             <w:r>
               <w:rPr>
@@ -415,7 +504,7 @@
               <w:noProof/>
             </w:rPr>
           </w:pPr>
-          <w:hyperlink w:anchor="_Toc239881647" w:history="1">
+          <w:hyperlink w:anchor="_Toc240544420" w:history="1">
             <w:r>
               <w:rPr>
                 <w:rStyle w:val="Hipervnculo"/>
@@ -447,7 +536,15 @@
                 <w:noProof/>
                 <w:lang w:val="es-ES"/>
               </w:rPr>
-              <w:t>01: La Fábrica de Sensores</w:t>
+              <w:t xml:space="preserve">1: </w:t>
+            </w:r>
+            <w:r>
+              <w:rPr>
+                <w:rStyle w:val="Hipervnculo"/>
+                <w:bCs/>
+                <w:noProof/>
+              </w:rPr>
+              <w:t>Calibrador de Gravedad</w:t>
             </w:r>
             <w:r>
               <w:rPr>
@@ -468,7 +565,7 @@
                 <w:noProof/>
                 <w:webHidden/>
               </w:rPr>
-              <w:instrText xml:space="preserve"> PAGEREF _Toc239881647 \h </w:instrText>
+              <w:instrText xml:space="preserve"> PAGEREF _Toc240544420 \h </w:instrText>
             </w:r>
             <w:r>
               <w:rPr>
@@ -511,7 +608,7 @@
               <w:noProof/>
             </w:rPr>
           </w:pPr>
-          <w:hyperlink w:anchor="_Toc239881648" w:history="1">
+          <w:hyperlink w:anchor="_Toc240544421" w:history="1">
             <w:r>
               <w:rPr>
                 <w:rStyle w:val="Hipervnculo"/>
@@ -543,15 +640,7 @@
                 <w:noProof/>
                 <w:lang w:val="es-ES"/>
               </w:rPr>
-              <w:t>0</w:t>
-            </w:r>
-            <w:r>
-              <w:rPr>
-                <w:rStyle w:val="Hipervnculo"/>
-                <w:bCs/>
-                <w:noProof/>
-              </w:rPr>
-              <w:t>2: El Contexto Perdido</w:t>
+              <w:t>2: Detección de Ki con Scouter</w:t>
             </w:r>
             <w:r>
               <w:rPr>
@@ -572,7 +661,7 @@
                 <w:noProof/>
                 <w:webHidden/>
               </w:rPr>
-              <w:instrText xml:space="preserve"> PAGEREF _Toc239881648 \h </w:instrText>
+              <w:instrText xml:space="preserve"> PAGEREF _Toc240544421 \h </w:instrText>
             </w:r>
             <w:r>
               <w:rPr>
@@ -615,7 +704,7 @@
               <w:noProof/>
             </w:rPr>
           </w:pPr>
-          <w:hyperlink w:anchor="_Toc239881649" w:history="1">
+          <w:hyperlink w:anchor="_Toc240544422" w:history="1">
             <w:r>
               <w:rPr>
                 <w:rStyle w:val="Hipervnculo"/>
@@ -647,15 +736,7 @@
                 <w:noProof/>
                 <w:lang w:val="es-ES"/>
               </w:rPr>
-              <w:t>0</w:t>
-            </w:r>
-            <w:r>
-              <w:rPr>
-                <w:rStyle w:val="Hipervnculo"/>
-                <w:bCs/>
-                <w:noProof/>
-              </w:rPr>
-              <w:t>3: El this Encadenado</w:t>
+              <w:t>3: Raciones de Semillas Senzu</w:t>
             </w:r>
             <w:r>
               <w:rPr>
@@ -676,7 +757,7 @@
                 <w:noProof/>
                 <w:webHidden/>
               </w:rPr>
-              <w:instrText xml:space="preserve"> PAGEREF _Toc239881649 \h </w:instrText>
+              <w:instrText xml:space="preserve"> PAGEREF _Toc240544422 \h </w:instrText>
             </w:r>
             <w:r>
               <w:rPr>
@@ -719,7 +800,7 @@
               <w:noProof/>
             </w:rPr>
           </w:pPr>
-          <w:hyperlink w:anchor="_Toc239881650" w:history="1">
+          <w:hyperlink w:anchor="_Toc240544423" w:history="1">
             <w:r>
               <w:rPr>
                 <w:rStyle w:val="Hipervnculo"/>
@@ -751,15 +832,7 @@
                 <w:noProof/>
                 <w:lang w:val="es-ES"/>
               </w:rPr>
-              <w:t xml:space="preserve">04: </w:t>
-            </w:r>
-            <w:r>
-              <w:rPr>
-                <w:rStyle w:val="Hipervnculo"/>
-                <w:bCs/>
-                <w:noProof/>
-              </w:rPr>
-              <w:t>El Ancestro Común</w:t>
+              <w:t>4: Validación de Scouter (Lógica Booleana)</w:t>
             </w:r>
             <w:r>
               <w:rPr>
@@ -780,7 +853,7 @@
                 <w:noProof/>
                 <w:webHidden/>
               </w:rPr>
-              <w:instrText xml:space="preserve"> PAGEREF _Toc239881650 \h </w:instrText>
+              <w:instrText xml:space="preserve"> PAGEREF _Toc240544423 \h </w:instrText>
             </w:r>
             <w:r>
               <w:rPr>
@@ -823,7 +896,7 @@
               <w:noProof/>
             </w:rPr>
           </w:pPr>
-          <w:hyperlink w:anchor="_Toc239881651" w:history="1">
+          <w:hyperlink w:anchor="_Toc240544424" w:history="1">
             <w:r>
               <w:rPr>
                 <w:rStyle w:val="Hipervnculo"/>
@@ -855,7 +928,7 @@
                 <w:noProof/>
                 <w:lang w:val="es-ES"/>
               </w:rPr>
-              <w:t>05: La Herencia en Cadena</w:t>
+              <w:t>5: Sobrecarga de Ki (Integer Overflow)</w:t>
             </w:r>
             <w:r>
               <w:rPr>
@@ -876,7 +949,7 @@
                 <w:noProof/>
                 <w:webHidden/>
               </w:rPr>
-              <w:instrText xml:space="preserve"> PAGEREF _Toc239881651 \h </w:instrText>
+              <w:instrText xml:space="preserve"> PAGEREF _Toc240544424 \h </w:instrText>
             </w:r>
             <w:r>
               <w:rPr>
@@ -919,7 +992,7 @@
               <w:noProof/>
             </w:rPr>
           </w:pPr>
-          <w:hyperlink w:anchor="_Toc239881652" w:history="1">
+          <w:hyperlink w:anchor="_Toc240544425" w:history="1">
             <w:r>
               <w:rPr>
                 <w:rStyle w:val="Hipervnculo"/>
@@ -951,15 +1024,7 @@
                 <w:noProof/>
                 <w:lang w:val="es-ES"/>
               </w:rPr>
-              <w:t xml:space="preserve">06: </w:t>
-            </w:r>
-            <w:r>
-              <w:rPr>
-                <w:rStyle w:val="Hipervnculo"/>
-                <w:bCs/>
-                <w:noProof/>
-              </w:rPr>
-              <w:t>La Cosecha Total</w:t>
+              <w:t>06: La Trampa de Babidi</w:t>
             </w:r>
             <w:r>
               <w:rPr>
@@ -980,7 +1045,7 @@
                 <w:noProof/>
                 <w:webHidden/>
               </w:rPr>
-              <w:instrText xml:space="preserve"> PAGEREF _Toc239881652 \h </w:instrText>
+              <w:instrText xml:space="preserve"> PAGEREF _Toc240544425 \h </w:instrText>
             </w:r>
             <w:r>
               <w:rPr>
@@ -1023,7 +1088,7 @@
               <w:noProof/>
             </w:rPr>
           </w:pPr>
-          <w:hyperlink w:anchor="_Toc239881653" w:history="1">
+          <w:hyperlink w:anchor="_Toc240544426" w:history="1">
             <w:r>
               <w:rPr>
                 <w:rStyle w:val="Hipervnculo"/>
@@ -1046,14 +1111,16 @@
                 <w:noProof/>
                 <w:lang w:val="es-ES"/>
               </w:rPr>
-              <w:t xml:space="preserve">RETO - </w:t>
+              <w:t xml:space="preserve">Ejercicio </w:t>
             </w:r>
             <w:r>
               <w:rPr>
                 <w:rStyle w:val="Hipervnculo"/>
+                <w:bCs/>
                 <w:noProof/>
+                <w:lang w:val="es-ES"/>
               </w:rPr>
-              <w:t>Kubernetes Cluster Monitor</w:t>
+              <w:t>7: Rango de Detección del Scouter (Constantes y Precedencia)</w:t>
             </w:r>
             <w:r>
               <w:rPr>
@@ -1074,7 +1141,7 @@
                 <w:noProof/>
                 <w:webHidden/>
               </w:rPr>
-              <w:instrText xml:space="preserve"> PAGEREF _Toc239881653 \h </w:instrText>
+              <w:instrText xml:space="preserve"> PAGEREF _Toc240544426 \h </w:instrText>
             </w:r>
             <w:r>
               <w:rPr>
@@ -1140,27 +1207,20 @@
           <w:numId w:val="15"/>
         </w:numPr>
         <w:ind w:left="714" w:hanging="357"/>
-        <w:rPr>
-          <w:lang w:val="es-ES"/>
-        </w:rPr>
-      </w:pPr>
+      </w:pPr>
+      <w:bookmarkStart w:id="0" w:name="_Toc240544416"/>
       <w:r>
         <w:lastRenderedPageBreak/>
-        <w:t xml:space="preserve">El </w:t>
-      </w:r>
-      <w:proofErr w:type="spellStart"/>
-      <w:r>
-        <w:t>Despertar</w:t>
-      </w:r>
-      <w:proofErr w:type="spellEnd"/>
-      <w:r>
-        <w:t xml:space="preserve"> del Guerrero </w:t>
-      </w:r>
-      <w:proofErr w:type="spellStart"/>
-      <w:r>
-        <w:t>Oculto</w:t>
-      </w:r>
-      <w:proofErr w:type="spellEnd"/>
+        <w:t>El Despertar del Guerrero Oculto</w:t>
+      </w:r>
+      <w:bookmarkEnd w:id="0"/>
+    </w:p>
+    <w:p>
+      <w:pPr>
+        <w:rPr>
+          <w:lang w:val="es-ES"/>
+        </w:rPr>
+      </w:pPr>
     </w:p>
     <w:p>
       <w:pPr>
@@ -1210,21 +1270,7 @@
         <w:rPr>
           <w:lang w:val="es-ES"/>
         </w:rPr>
-        <w:t xml:space="preserve">Free Pascal </w:t>
-      </w:r>
-      <w:proofErr w:type="spellStart"/>
-      <w:r>
-        <w:rPr>
-          <w:lang w:val="es-ES"/>
-        </w:rPr>
-        <w:t>Compiler</w:t>
-      </w:r>
-      <w:proofErr w:type="spellEnd"/>
-      <w:r>
-        <w:rPr>
-          <w:lang w:val="es-ES"/>
-        </w:rPr>
-        <w:t xml:space="preserve"> (FPC) 3.2.x o</w:t>
+        <w:t>Free Pascal Compiler (FPC) 3.2.x o</w:t>
       </w:r>
       <w:r>
         <w:rPr>
@@ -1232,7 +1278,6 @@
         </w:rPr>
         <w:t xml:space="preserve"> superior (se recomienda 3.2.2). El código debe compilar de forma nativa desde terminal mediante el comando </w:t>
       </w:r>
-      <w:proofErr w:type="spellStart"/>
       <w:r>
         <w:rPr>
           <w:i/>
@@ -1241,7 +1286,6 @@
         </w:rPr>
         <w:t>fpc</w:t>
       </w:r>
-      <w:proofErr w:type="spellEnd"/>
       <w:r>
         <w:rPr>
           <w:lang w:val="es-ES"/>
@@ -1286,35 +1330,7 @@
         <w:rPr>
           <w:lang w:val="es-ES"/>
         </w:rPr>
-        <w:t xml:space="preserve">un directorio independiente por cada ejercicio (ex00/, ex01/, etc.); cada programa debe ser autosuficiente, con su propio bloque </w:t>
-      </w:r>
-      <w:proofErr w:type="spellStart"/>
-      <w:r>
-        <w:rPr>
-          <w:lang w:val="es-ES"/>
-        </w:rPr>
-        <w:t>program</w:t>
-      </w:r>
-      <w:proofErr w:type="spellEnd"/>
-      <w:r>
-        <w:rPr>
-          <w:lang w:val="es-ES"/>
-        </w:rPr>
-        <w:t xml:space="preserve">, o ser una </w:t>
-      </w:r>
-      <w:proofErr w:type="spellStart"/>
-      <w:r>
-        <w:rPr>
-          <w:lang w:val="es-ES"/>
-        </w:rPr>
-        <w:t>unit</w:t>
-      </w:r>
-      <w:proofErr w:type="spellEnd"/>
-      <w:r>
-        <w:rPr>
-          <w:lang w:val="es-ES"/>
-        </w:rPr>
-        <w:t xml:space="preserve"> si así lo exige el enunciado.</w:t>
+        <w:t>un directorio independiente por cada ejercicio (ex00/, ex01/, etc.); cada programa debe ser autosuficiente, con su propio bloque program, o ser una unit si así lo exige el enunciado.</w:t>
       </w:r>
     </w:p>
     <w:p>
@@ -1328,7 +1344,6 @@
           <w:lang w:val="es-ES"/>
         </w:rPr>
       </w:pPr>
-      <w:proofErr w:type="spellStart"/>
       <w:r>
         <w:rPr>
           <w:b/>
@@ -1337,18 +1352,7 @@
           <w:iCs/>
           <w:lang w:val="es-ES"/>
         </w:rPr>
-        <w:t>Linter</w:t>
-      </w:r>
-      <w:proofErr w:type="spellEnd"/>
-      <w:r>
-        <w:rPr>
-          <w:b/>
-          <w:bCs/>
-          <w:i/>
-          <w:iCs/>
-          <w:lang w:val="es-ES"/>
-        </w:rPr>
-        <w:t xml:space="preserve"> Obligatorio:</w:t>
+        <w:t>Linter Obligatorio:</w:t>
       </w:r>
       <w:r>
         <w:rPr>
@@ -1356,75 +1360,11 @@
         </w:rPr>
         <w:t xml:space="preserve"> </w:t>
       </w:r>
-      <w:proofErr w:type="spellStart"/>
-      <w:r>
-        <w:rPr>
-          <w:lang w:val="es-ES"/>
-        </w:rPr>
-        <w:t>indentación</w:t>
-      </w:r>
-      <w:proofErr w:type="spellEnd"/>
-      <w:r>
-        <w:rPr>
-          <w:lang w:val="es-ES"/>
-        </w:rPr>
-        <w:t xml:space="preserve"> estricta de 2 o 4 espacios; uso riguroso de punto y coma (;) para delimitar sentencias; omitir estrictamente el punto y coma antes de </w:t>
-      </w:r>
-      <w:proofErr w:type="spellStart"/>
-      <w:r>
-        <w:rPr>
-          <w:lang w:val="es-ES"/>
-        </w:rPr>
-        <w:t>else</w:t>
-      </w:r>
-      <w:proofErr w:type="spellEnd"/>
-      <w:r>
-        <w:rPr>
-          <w:lang w:val="es-ES"/>
-        </w:rPr>
-        <w:t xml:space="preserve">; delimitar explícitamente los bloques lógicos mediante </w:t>
-      </w:r>
-      <w:proofErr w:type="spellStart"/>
-      <w:r>
-        <w:rPr>
-          <w:lang w:val="es-ES"/>
-        </w:rPr>
-        <w:t>begin</w:t>
-      </w:r>
-      <w:proofErr w:type="spellEnd"/>
-      <w:r>
-        <w:rPr>
-          <w:lang w:val="es-ES"/>
-        </w:rPr>
-        <w:t>/</w:t>
-      </w:r>
-      <w:proofErr w:type="spellStart"/>
-      <w:r>
-        <w:rPr>
-          <w:lang w:val="es-ES"/>
-        </w:rPr>
-        <w:t>end</w:t>
-      </w:r>
-      <w:proofErr w:type="spellEnd"/>
-      <w:r>
-        <w:rPr>
-          <w:lang w:val="es-ES"/>
-        </w:rPr>
-        <w:t>; y garantizar que todos los archivos compilen sin advertencias (</w:t>
-      </w:r>
-      <w:proofErr w:type="spellStart"/>
-      <w:r>
-        <w:rPr>
-          <w:lang w:val="es-ES"/>
-        </w:rPr>
-        <w:t>warnings</w:t>
-      </w:r>
-      <w:proofErr w:type="spellEnd"/>
-      <w:r>
-        <w:rPr>
-          <w:lang w:val="es-ES"/>
-        </w:rPr>
-        <w:t>) ni errores.</w:t>
+      <w:r>
+        <w:rPr>
+          <w:lang w:val="es-ES"/>
+        </w:rPr>
+        <w:t>indentación estricta de 2 o 4 espacios; uso riguroso de punto y coma (;) para delimitar sentencias; omitir estrictamente el punto y coma antes de else; delimitar explícitamente los bloques lógicos mediante begin/end; y garantizar que todos los archivos compilen sin advertencias (warnings) ni errores.</w:t>
       </w:r>
     </w:p>
     <w:p>
@@ -1504,21 +1444,7 @@
         <w:rPr>
           <w:lang w:val="es-ES"/>
         </w:rPr>
-        <w:t xml:space="preserve">: </w:t>
-      </w:r>
-      <w:proofErr w:type="spellStart"/>
-      <w:r>
-        <w:rPr>
-          <w:lang w:val="es-ES"/>
-        </w:rPr>
-        <w:t>snake_case</w:t>
-      </w:r>
-      <w:proofErr w:type="spellEnd"/>
-      <w:r>
-        <w:rPr>
-          <w:lang w:val="es-ES"/>
-        </w:rPr>
-        <w:t>, extensión en minúsculas</w:t>
+        <w:t>: snake_case, extensión en minúsculas</w:t>
       </w:r>
       <w:r>
         <w:rPr>
@@ -1550,16 +1476,8 @@
         <w:rPr>
           <w:lang w:val="es-ES"/>
         </w:rPr>
-        <w:t xml:space="preserve">: prefijo t + </w:t>
-      </w:r>
-      <w:proofErr w:type="spellStart"/>
-      <w:r>
-        <w:rPr>
-          <w:lang w:val="es-ES"/>
-        </w:rPr>
-        <w:t>PascalCas</w:t>
-      </w:r>
-      <w:proofErr w:type="spellEnd"/>
+        <w:t>: prefijo t + PascalCas</w:t>
+      </w:r>
       <w:r>
         <w:rPr>
           <w:lang w:val="es-ES"/>
@@ -1590,35 +1508,7 @@
         <w:rPr>
           <w:lang w:val="es-ES"/>
         </w:rPr>
-        <w:t xml:space="preserve">: prefijo p (o ^t) (ej. </w:t>
-      </w:r>
-      <w:proofErr w:type="spellStart"/>
-      <w:r>
-        <w:rPr>
-          <w:lang w:val="es-ES"/>
-        </w:rPr>
-        <w:t>pNodo</w:t>
-      </w:r>
-      <w:proofErr w:type="spellEnd"/>
-      <w:r>
-        <w:rPr>
-          <w:lang w:val="es-ES"/>
-        </w:rPr>
-        <w:t xml:space="preserve"> = ^</w:t>
-      </w:r>
-      <w:proofErr w:type="spellStart"/>
-      <w:r>
-        <w:rPr>
-          <w:lang w:val="es-ES"/>
-        </w:rPr>
-        <w:t>tNodo</w:t>
-      </w:r>
-      <w:proofErr w:type="spellEnd"/>
-      <w:r>
-        <w:rPr>
-          <w:lang w:val="es-ES"/>
-        </w:rPr>
-        <w:t xml:space="preserve">). </w:t>
+        <w:t xml:space="preserve">: prefijo p (o ^t) (ej. pNodo = ^tNodo). </w:t>
       </w:r>
     </w:p>
     <w:p>
@@ -1666,40 +1556,11 @@
           <w:b/>
           <w:bCs/>
         </w:rPr>
-        <w:t xml:space="preserve">Variables y </w:t>
-      </w:r>
-      <w:proofErr w:type="spellStart"/>
-      <w:r>
-        <w:rPr>
-          <w:b/>
-          <w:bCs/>
-        </w:rPr>
-        <w:t>subprogramas</w:t>
-      </w:r>
-      <w:proofErr w:type="spellEnd"/>
-      <w:r>
-        <w:rPr>
-          <w:b/>
-          <w:bCs/>
-        </w:rPr>
-        <w:t>:</w:t>
-      </w:r>
-      <w:r>
-        <w:t xml:space="preserve"> </w:t>
-      </w:r>
-      <w:proofErr w:type="spellStart"/>
-      <w:r>
-        <w:t>snake_case</w:t>
-      </w:r>
-      <w:proofErr w:type="spellEnd"/>
-      <w:r>
-        <w:t xml:space="preserve"> </w:t>
-      </w:r>
-      <w:proofErr w:type="spellStart"/>
-      <w:r>
-        <w:t>consistente</w:t>
-      </w:r>
-      <w:proofErr w:type="spellEnd"/>
+        <w:t>Variables y subprogramas:</w:t>
+      </w:r>
+      <w:r>
+        <w:t xml:space="preserve"> snake_case consistente</w:t>
+      </w:r>
       <w:r>
         <w:t>.</w:t>
       </w:r>
@@ -1807,7 +1668,6 @@
         </w:rPr>
         <w:t xml:space="preserve"> </w:t>
       </w:r>
-      <w:proofErr w:type="spellStart"/>
       <w:r>
         <w:rPr>
           <w:b/>
@@ -1816,9 +1676,8 @@
           <w:iCs/>
           <w:lang w:val="es-ES"/>
         </w:rPr>
-        <w:t>fpc</w:t>
-      </w:r>
-      <w:proofErr w:type="spellEnd"/>
+        <w:t>fpc -iV</w:t>
+      </w:r>
       <w:r>
         <w:rPr>
           <w:b/>
@@ -1827,9 +1686,22 @@
           <w:iCs/>
           <w:lang w:val="es-ES"/>
         </w:rPr>
-        <w:t xml:space="preserve"> -</w:t>
-      </w:r>
-      <w:proofErr w:type="spellStart"/>
+        <w:t xml:space="preserve"> </w:t>
+      </w:r>
+      <w:r>
+        <w:rPr>
+          <w:lang w:val="es-ES"/>
+        </w:rPr>
+        <w:t>(debe devolver 3.2.x o superior).</w:t>
+      </w:r>
+    </w:p>
+    <w:p>
+      <w:pPr>
+        <w:pStyle w:val="Sinespaciado"/>
+        <w:rPr>
+          <w:lang w:val="es-ES"/>
+        </w:rPr>
+      </w:pPr>
       <w:r>
         <w:rPr>
           <w:b/>
@@ -1838,15 +1710,10 @@
           <w:iCs/>
           <w:lang w:val="es-ES"/>
         </w:rPr>
-        <w:t>iV</w:t>
-      </w:r>
-      <w:proofErr w:type="spellEnd"/>
-      <w:r>
-        <w:rPr>
-          <w:b/>
-          <w:bCs/>
-          <w:i/>
-          <w:iCs/>
+        <w:t>Compilación estándar:</w:t>
+      </w:r>
+      <w:r>
+        <w:rPr>
           <w:lang w:val="es-ES"/>
         </w:rPr>
         <w:t xml:space="preserve"> </w:t>
@@ -1855,68 +1722,8 @@
         <w:rPr>
           <w:lang w:val="es-ES"/>
         </w:rPr>
-        <w:t>(debe devolver 3.2.x o superior).</w:t>
-      </w:r>
-    </w:p>
-    <w:p>
-      <w:pPr>
-        <w:pStyle w:val="Sinespaciado"/>
-        <w:rPr>
-          <w:lang w:val="es-ES"/>
-        </w:rPr>
-      </w:pPr>
-      <w:r>
-        <w:rPr>
-          <w:b/>
-          <w:bCs/>
-          <w:i/>
-          <w:iCs/>
-          <w:lang w:val="es-ES"/>
-        </w:rPr>
-        <w:t>Compilación estándar:</w:t>
-      </w:r>
-      <w:r>
-        <w:rPr>
-          <w:lang w:val="es-ES"/>
-        </w:rPr>
-        <w:t xml:space="preserve"> </w:t>
-      </w:r>
-      <w:proofErr w:type="spellStart"/>
-      <w:r>
-        <w:rPr>
-          <w:lang w:val="es-ES"/>
-        </w:rPr>
-        <w:t>fpc</w:t>
-      </w:r>
-      <w:proofErr w:type="spellEnd"/>
-      <w:r>
-        <w:rPr>
-          <w:lang w:val="es-ES"/>
-        </w:rPr>
-        <w:t xml:space="preserve"> -Co -Cr -</w:t>
-      </w:r>
-      <w:proofErr w:type="spellStart"/>
-      <w:r>
-        <w:rPr>
-          <w:lang w:val="es-ES"/>
-        </w:rPr>
-        <w:t>Mobjfpc</w:t>
-      </w:r>
-      <w:proofErr w:type="spellEnd"/>
-      <w:r>
-        <w:rPr>
-          <w:lang w:val="es-ES"/>
-        </w:rPr>
-        <w:t xml:space="preserve"> </w:t>
-      </w:r>
-      <w:proofErr w:type="spellStart"/>
-      <w:r>
-        <w:rPr>
-          <w:lang w:val="es-ES"/>
-        </w:rPr>
-        <w:t>nombre_archivo.pas</w:t>
-      </w:r>
-      <w:proofErr w:type="spellEnd"/>
+        <w:t>fpc -Co -Cr -Mobjfpc nombre_archivo.pas</w:t>
+      </w:r>
     </w:p>
     <w:p>
       <w:pPr>
@@ -1967,21 +1774,7 @@
         <w:rPr>
           <w:lang w:val="es-ES"/>
         </w:rPr>
-        <w:t xml:space="preserve"> comprobación de límites de </w:t>
-      </w:r>
-      <w:proofErr w:type="spellStart"/>
-      <w:r>
-        <w:rPr>
-          <w:lang w:val="es-ES"/>
-        </w:rPr>
-        <w:t>arrays</w:t>
-      </w:r>
-      <w:proofErr w:type="spellEnd"/>
-      <w:r>
-        <w:rPr>
-          <w:lang w:val="es-ES"/>
-        </w:rPr>
-        <w:t xml:space="preserve"> y rangos.</w:t>
+        <w:t xml:space="preserve"> comprobación de límites de arrays y rangos.</w:t>
       </w:r>
     </w:p>
     <w:p>
@@ -2001,25 +1794,7 @@
           <w:bCs/>
           <w:lang w:val="es-ES"/>
         </w:rPr>
-        <w:t>-</w:t>
-      </w:r>
-      <w:proofErr w:type="spellStart"/>
-      <w:r>
-        <w:rPr>
-          <w:b/>
-          <w:bCs/>
-          <w:lang w:val="es-ES"/>
-        </w:rPr>
-        <w:t>Mobjfpc</w:t>
-      </w:r>
-      <w:proofErr w:type="spellEnd"/>
-      <w:r>
-        <w:rPr>
-          <w:b/>
-          <w:bCs/>
-          <w:lang w:val="es-ES"/>
-        </w:rPr>
-        <w:t>:</w:t>
+        <w:t>-Mobjfpc:</w:t>
       </w:r>
       <w:r>
         <w:rPr>
@@ -2097,21 +1872,7 @@
         <w:rPr>
           <w:lang w:val="es-ES"/>
         </w:rPr>
-        <w:t xml:space="preserve"> — comprobación de límites de rangos y </w:t>
-      </w:r>
-      <w:proofErr w:type="spellStart"/>
-      <w:r>
-        <w:rPr>
-          <w:lang w:val="es-ES"/>
-        </w:rPr>
-        <w:t>arrays</w:t>
-      </w:r>
-      <w:proofErr w:type="spellEnd"/>
-      <w:r>
-        <w:rPr>
-          <w:lang w:val="es-ES"/>
-        </w:rPr>
-        <w:t>.</w:t>
+        <w:t xml:space="preserve"> — comprobación de límites de rangos y arrays.</w:t>
       </w:r>
     </w:p>
     <w:p>
@@ -2179,7 +1940,6 @@
         </w:rPr>
         <w:t xml:space="preserve"> </w:t>
       </w:r>
-      <w:proofErr w:type="spellStart"/>
       <w:r>
         <w:rPr>
           <w:b/>
@@ -2188,94 +1948,21 @@
           <w:iCs/>
           <w:lang w:val="es-ES"/>
         </w:rPr>
-        <w:t>fpc</w:t>
-      </w:r>
-      <w:proofErr w:type="spellEnd"/>
-      <w:r>
-        <w:rPr>
-          <w:b/>
-          <w:bCs/>
-          <w:i/>
-          <w:iCs/>
-          <w:lang w:val="es-ES"/>
-        </w:rPr>
-        <w:t xml:space="preserve"> -</w:t>
-      </w:r>
-      <w:proofErr w:type="spellStart"/>
-      <w:r>
-        <w:rPr>
-          <w:b/>
-          <w:bCs/>
-          <w:i/>
-          <w:iCs/>
-          <w:lang w:val="es-ES"/>
-        </w:rPr>
-        <w:t>gh</w:t>
-      </w:r>
-      <w:proofErr w:type="spellEnd"/>
-      <w:r>
-        <w:rPr>
-          <w:b/>
-          <w:bCs/>
-          <w:i/>
-          <w:iCs/>
-          <w:lang w:val="es-ES"/>
-        </w:rPr>
-        <w:t xml:space="preserve"> </w:t>
-      </w:r>
-      <w:proofErr w:type="spellStart"/>
-      <w:r>
-        <w:rPr>
-          <w:b/>
-          <w:bCs/>
-          <w:i/>
-          <w:iCs/>
-          <w:lang w:val="es-ES"/>
-        </w:rPr>
-        <w:t>nombre_archivo.pas</w:t>
-      </w:r>
-      <w:proofErr w:type="spellEnd"/>
-    </w:p>
-    <w:p>
-      <w:pPr>
-        <w:pStyle w:val="Sinespaciado"/>
-        <w:rPr>
-          <w:lang w:val="es-ES"/>
-        </w:rPr>
-      </w:pPr>
-      <w:r>
-        <w:rPr>
-          <w:lang w:val="es-ES"/>
-        </w:rPr>
-        <w:t>(-</w:t>
-      </w:r>
-      <w:proofErr w:type="spellStart"/>
-      <w:r>
-        <w:rPr>
-          <w:lang w:val="es-ES"/>
-        </w:rPr>
-        <w:t>gh</w:t>
-      </w:r>
-      <w:proofErr w:type="spellEnd"/>
-      <w:r>
-        <w:rPr>
-          <w:lang w:val="es-ES"/>
-        </w:rPr>
-        <w:t xml:space="preserve"> vincula la unidad </w:t>
-      </w:r>
-      <w:proofErr w:type="spellStart"/>
-      <w:r>
-        <w:rPr>
-          <w:lang w:val="es-ES"/>
-        </w:rPr>
-        <w:t>heaptrc</w:t>
-      </w:r>
-      <w:proofErr w:type="spellEnd"/>
-      <w:r>
-        <w:rPr>
-          <w:lang w:val="es-ES"/>
-        </w:rPr>
-        <w:t>, que reporta en consola cualquier bloque de memoria no liberado al finalizar la ejecución).</w:t>
+        <w:t>fpc -gh nombre_archivo.pas</w:t>
+      </w:r>
+    </w:p>
+    <w:p>
+      <w:pPr>
+        <w:pStyle w:val="Sinespaciado"/>
+        <w:rPr>
+          <w:lang w:val="es-ES"/>
+        </w:rPr>
+      </w:pPr>
+      <w:r>
+        <w:rPr>
+          <w:lang w:val="es-ES"/>
+        </w:rPr>
+        <w:t>(-gh vincula la unidad heaptrc, que reporta en consola cualquier bloque de memoria no liberado al finalizar la ejecución).</w:t>
       </w:r>
     </w:p>
     <w:p>
@@ -2321,41 +2008,13 @@
         </w:rPr>
         <w:t xml:space="preserve">Verificar la versión del compilador con </w:t>
       </w:r>
-      <w:proofErr w:type="spellStart"/>
-      <w:r>
-        <w:rPr>
-          <w:b/>
-          <w:bCs/>
-          <w:lang w:val="es-ES"/>
-        </w:rPr>
-        <w:t>fpc</w:t>
-      </w:r>
-      <w:proofErr w:type="spellEnd"/>
-      <w:r>
-        <w:rPr>
-          <w:b/>
-          <w:bCs/>
-          <w:lang w:val="es-ES"/>
-        </w:rPr>
-        <w:t xml:space="preserve"> -</w:t>
-      </w:r>
-      <w:proofErr w:type="spellStart"/>
-      <w:r>
-        <w:rPr>
-          <w:b/>
-          <w:bCs/>
-          <w:lang w:val="es-ES"/>
-        </w:rPr>
-        <w:t>iV</w:t>
-      </w:r>
-      <w:proofErr w:type="spellEnd"/>
-      <w:r>
-        <w:rPr>
-          <w:b/>
-          <w:bCs/>
-          <w:lang w:val="es-ES"/>
-        </w:rPr>
-        <w:t>.</w:t>
+      <w:r>
+        <w:rPr>
+          <w:b/>
+          <w:bCs/>
+          <w:lang w:val="es-ES"/>
+        </w:rPr>
+        <w:t>fpc -iV.</w:t>
       </w:r>
       <w:r>
         <w:rPr>
@@ -2387,25 +2046,7 @@
           <w:bCs/>
           <w:lang w:val="es-ES"/>
         </w:rPr>
-        <w:t>(-Co -Cr -</w:t>
-      </w:r>
-      <w:proofErr w:type="spellStart"/>
-      <w:r>
-        <w:rPr>
-          <w:b/>
-          <w:bCs/>
-          <w:lang w:val="es-ES"/>
-        </w:rPr>
-        <w:t>Mobjfpc</w:t>
-      </w:r>
-      <w:proofErr w:type="spellEnd"/>
-      <w:r>
-        <w:rPr>
-          <w:b/>
-          <w:bCs/>
-          <w:lang w:val="es-ES"/>
-        </w:rPr>
-        <w:t>).</w:t>
+        <w:t>(-Co -Cr -Mobjfpc).</w:t>
       </w:r>
       <w:r>
         <w:rPr>
@@ -2469,25 +2110,14 @@
           <w:bCs/>
           <w:lang w:val="es-ES"/>
         </w:rPr>
-        <w:t>-</w:t>
-      </w:r>
-      <w:proofErr w:type="spellStart"/>
-      <w:r>
-        <w:rPr>
-          <w:b/>
-          <w:bCs/>
-          <w:lang w:val="es-ES"/>
-        </w:rPr>
-        <w:t>gh</w:t>
-      </w:r>
-      <w:proofErr w:type="spellEnd"/>
+        <w:t>-gh</w:t>
+      </w:r>
       <w:r>
         <w:rPr>
           <w:lang w:val="es-ES"/>
         </w:rPr>
         <w:t xml:space="preserve"> para verificar ausencia de fugas de memoria mediante </w:t>
       </w:r>
-      <w:proofErr w:type="spellStart"/>
       <w:r>
         <w:rPr>
           <w:b/>
@@ -2496,7 +2126,6 @@
         </w:rPr>
         <w:t>heaptrc</w:t>
       </w:r>
-      <w:proofErr w:type="spellEnd"/>
       <w:r>
         <w:rPr>
           <w:lang w:val="es-ES"/>
@@ -2525,17 +2154,8 @@
           <w:b/>
           <w:bCs/>
         </w:rPr>
-        <w:t xml:space="preserve">Entrega y </w:t>
-      </w:r>
-      <w:proofErr w:type="spellStart"/>
-      <w:r>
-        <w:rPr>
-          <w:b/>
-          <w:bCs/>
-        </w:rPr>
-        <w:t>Evaluación</w:t>
-      </w:r>
-      <w:proofErr w:type="spellEnd"/>
+        <w:t>Entrega y Evaluación</w:t>
+      </w:r>
     </w:p>
     <w:p>
       <w:pPr>
@@ -2546,28 +2166,18 @@
         </w:numPr>
       </w:pPr>
       <w:r>
-        <w:t xml:space="preserve">Entrega </w:t>
-      </w:r>
-      <w:proofErr w:type="spellStart"/>
-      <w:r>
-        <w:t>en</w:t>
-      </w:r>
-      <w:proofErr w:type="spellEnd"/>
-      <w:r>
-        <w:t xml:space="preserve"> </w:t>
-      </w:r>
-      <w:proofErr w:type="spellStart"/>
-      <w:r>
-        <w:t>repositorio</w:t>
-      </w:r>
-      <w:proofErr w:type="spellEnd"/>
-      <w:r>
-        <w:t xml:space="preserve"> Git.</w:t>
-      </w:r>
-    </w:p>
-    <w:p>
-      <w:pPr>
-        <w:pStyle w:val="Sinespaciado"/>
+        <w:t>Entrega en repositorio Git.</w:t>
+      </w:r>
+    </w:p>
+    <w:p>
+      <w:pPr>
+        <w:pStyle w:val="Sinespaciado"/>
+      </w:pPr>
+    </w:p>
+    <w:p>
+      <w:pPr>
+        <w:pStyle w:val="Sinespaciado"/>
+        <w:jc w:val="center"/>
       </w:pPr>
     </w:p>
     <w:p>
@@ -2592,16 +2202,16 @@
           <w:lang w:val="es-ES"/>
         </w:rPr>
       </w:pPr>
-      <w:bookmarkStart w:id="0" w:name="_Toc233887147"/>
-      <w:bookmarkStart w:id="1" w:name="_Toc239881644"/>
+      <w:bookmarkStart w:id="1" w:name="_Toc233887147"/>
+      <w:bookmarkStart w:id="2" w:name="_Toc240544417"/>
       <w:r>
         <w:rPr>
           <w:lang w:val="es-ES"/>
         </w:rPr>
         <w:t>Prólogo</w:t>
       </w:r>
-      <w:bookmarkEnd w:id="0"/>
       <w:bookmarkEnd w:id="1"/>
+      <w:bookmarkEnd w:id="2"/>
       <w:r>
         <w:rPr>
           <w:lang w:val="es-ES"/>
@@ -2625,21 +2235,7 @@
         <w:rPr>
           <w:lang w:val="es-ES"/>
         </w:rPr>
-        <w:t xml:space="preserve">A diferencia de los </w:t>
-      </w:r>
-      <w:proofErr w:type="spellStart"/>
-      <w:r>
-        <w:rPr>
-          <w:lang w:val="es-ES"/>
-        </w:rPr>
-        <w:t>saiyans</w:t>
-      </w:r>
-      <w:proofErr w:type="spellEnd"/>
-      <w:r>
-        <w:rPr>
-          <w:lang w:val="es-ES"/>
-        </w:rPr>
-        <w:t xml:space="preserve"> de pura raza como Goku o Vegeta, que viven por y para el combate constante, Son Gohan alberga un dilema perpetuo: su naturaleza pacífica rechaza la violencia, pero sus venas transportan la sangre de los guerreros más formidables del universo. A lo largo de los años, su potencial jamás se manifestó de forma lineal ni progresiva; siempre dependió de una chispa, un punto de ruptura emocional provocado por el sufrimiento de sus seres queridos o la crueldad desmedida de sus adversarios.</w:t>
+        <w:t>A diferencia de los saiyans de pura raza como Goku o Vegeta, que viven por y para el combate constante, Son Gohan alberga un dilema perpetuo: su naturaleza pacífica rechaza la violencia, pero sus venas transportan la sangre de los guerreros más formidables del universo. A lo largo de los años, su potencial jamás se manifestó de forma lineal ni progresiva; siempre dependió de una chispa, un punto de ruptura emocional provocado por el sufrimiento de sus seres queridos o la crueldad desmedida de sus adversarios.</w:t>
       </w:r>
     </w:p>
     <w:p>
@@ -2671,14 +2267,200 @@
           <w:lang w:val="es-ES"/>
         </w:rPr>
       </w:pPr>
-    </w:p>
-    <w:p>
-      <w:pPr>
-        <w:pStyle w:val="Sinespaciado"/>
-        <w:rPr>
-          <w:lang w:val="es-ES"/>
-        </w:rPr>
-      </w:pPr>
+      <w:r>
+        <w:rPr>
+          <w:noProof/>
+        </w:rPr>
+        <w:drawing>
+          <wp:anchor distT="0" distB="0" distL="114300" distR="114300" simplePos="0" relativeHeight="251691008" behindDoc="0" locked="0" layoutInCell="1" allowOverlap="1" wp14:anchorId="0408D333" wp14:editId="6031C41D">
+            <wp:simplePos x="0" y="0"/>
+            <wp:positionH relativeFrom="margin">
+              <wp:posOffset>3221355</wp:posOffset>
+            </wp:positionH>
+            <wp:positionV relativeFrom="paragraph">
+              <wp:posOffset>516255</wp:posOffset>
+            </wp:positionV>
+            <wp:extent cx="2184400" cy="2918460"/>
+            <wp:effectExtent l="133350" t="114300" r="120650" b="167640"/>
+            <wp:wrapSquare wrapText="bothSides"/>
+            <wp:docPr id="129057841" name="Imagen 18" descr="⚡ ¡El momento en que Gohan superó todos sus límites! Revive la  transformación que cambió el destino de la Tierra contra Cel"/>
+            <wp:cNvGraphicFramePr>
+              <a:graphicFrameLocks xmlns:a="http://schemas.openxmlformats.org/drawingml/2006/main" noChangeAspect="1"/>
+            </wp:cNvGraphicFramePr>
+            <a:graphic xmlns:a="http://schemas.openxmlformats.org/drawingml/2006/main">
+              <a:graphicData uri="http://schemas.openxmlformats.org/drawingml/2006/picture">
+                <pic:pic xmlns:pic="http://schemas.openxmlformats.org/drawingml/2006/picture">
+                  <pic:nvPicPr>
+                    <pic:cNvPr id="0" name="Picture 26" descr="⚡ ¡El momento en que Gohan superó todos sus límites! Revive la  transformación que cambió el destino de la Tierra contra Cel"/>
+                    <pic:cNvPicPr>
+                      <a:picLocks noChangeAspect="1" noChangeArrowheads="1"/>
+                    </pic:cNvPicPr>
+                  </pic:nvPicPr>
+                  <pic:blipFill>
+                    <a:blip r:embed="rId9">
+                      <a:extLst>
+                        <a:ext uri="{28A0092B-C50C-407E-A947-70E740481C1C}">
+                          <a14:useLocalDpi xmlns:a14="http://schemas.microsoft.com/office/drawing/2010/main" val="0"/>
+                        </a:ext>
+                      </a:extLst>
+                    </a:blip>
+                    <a:srcRect/>
+                    <a:stretch>
+                      <a:fillRect/>
+                    </a:stretch>
+                  </pic:blipFill>
+                  <pic:spPr bwMode="auto">
+                    <a:xfrm>
+                      <a:off x="0" y="0"/>
+                      <a:ext cx="2184400" cy="2918460"/>
+                    </a:xfrm>
+                    <a:prstGeom prst="rect">
+                      <a:avLst/>
+                    </a:prstGeom>
+                    <a:solidFill>
+                      <a:srgbClr val="FFFFFF">
+                        <a:shade val="85000"/>
+                      </a:srgbClr>
+                    </a:solidFill>
+                    <a:ln w="88900" cap="sq">
+                      <a:solidFill>
+                        <a:srgbClr val="FFFFFF"/>
+                      </a:solidFill>
+                      <a:miter lim="800000"/>
+                    </a:ln>
+                    <a:effectLst>
+                      <a:outerShdw blurRad="55000" dist="18000" dir="5400000" algn="tl" rotWithShape="0">
+                        <a:srgbClr val="000000">
+                          <a:alpha val="40000"/>
+                        </a:srgbClr>
+                      </a:outerShdw>
+                    </a:effectLst>
+                    <a:scene3d>
+                      <a:camera prst="orthographicFront"/>
+                      <a:lightRig rig="twoPt" dir="t">
+                        <a:rot lat="0" lon="0" rev="7200000"/>
+                      </a:lightRig>
+                    </a:scene3d>
+                    <a:sp3d>
+                      <a:bevelT w="25400" h="19050"/>
+                      <a:contourClr>
+                        <a:srgbClr val="FFFFFF"/>
+                      </a:contourClr>
+                    </a:sp3d>
+                  </pic:spPr>
+                </pic:pic>
+              </a:graphicData>
+            </a:graphic>
+            <wp14:sizeRelH relativeFrom="page">
+              <wp14:pctWidth>0</wp14:pctWidth>
+            </wp14:sizeRelH>
+            <wp14:sizeRelV relativeFrom="page">
+              <wp14:pctHeight>0</wp14:pctHeight>
+            </wp14:sizeRelV>
+          </wp:anchor>
+        </w:drawing>
+      </w:r>
+    </w:p>
+    <w:p>
+      <w:pPr>
+        <w:pStyle w:val="Sinespaciado"/>
+        <w:rPr>
+          <w:lang w:val="es-ES"/>
+        </w:rPr>
+      </w:pPr>
+      <w:r>
+        <w:rPr>
+          <w:noProof/>
+        </w:rPr>
+        <w:drawing>
+          <wp:anchor distT="0" distB="0" distL="114300" distR="114300" simplePos="0" relativeHeight="251686912" behindDoc="0" locked="0" layoutInCell="1" allowOverlap="1" wp14:anchorId="53A79598" wp14:editId="4FE6EAA6">
+            <wp:simplePos x="0" y="0"/>
+            <wp:positionH relativeFrom="margin">
+              <wp:posOffset>276225</wp:posOffset>
+            </wp:positionH>
+            <wp:positionV relativeFrom="paragraph">
+              <wp:posOffset>333375</wp:posOffset>
+            </wp:positionV>
+            <wp:extent cx="2446020" cy="2846070"/>
+            <wp:effectExtent l="114300" t="114300" r="106680" b="144780"/>
+            <wp:wrapSquare wrapText="bothSides"/>
+            <wp:docPr id="1858649360" name="Imagen 16" descr="Goku EOZ contra Gohan definitivo : r/DragonBallPowerScale"/>
+            <wp:cNvGraphicFramePr>
+              <a:graphicFrameLocks xmlns:a="http://schemas.openxmlformats.org/drawingml/2006/main" noChangeAspect="1"/>
+            </wp:cNvGraphicFramePr>
+            <a:graphic xmlns:a="http://schemas.openxmlformats.org/drawingml/2006/main">
+              <a:graphicData uri="http://schemas.openxmlformats.org/drawingml/2006/picture">
+                <pic:pic xmlns:pic="http://schemas.openxmlformats.org/drawingml/2006/picture">
+                  <pic:nvPicPr>
+                    <pic:cNvPr id="0" name="Picture 17" descr="Goku EOZ contra Gohan definitivo : r/DragonBallPowerScale"/>
+                    <pic:cNvPicPr>
+                      <a:picLocks noChangeAspect="1" noChangeArrowheads="1"/>
+                    </pic:cNvPicPr>
+                  </pic:nvPicPr>
+                  <pic:blipFill>
+                    <a:blip r:embed="rId10" cstate="print">
+                      <a:extLst>
+                        <a:ext uri="{28A0092B-C50C-407E-A947-70E740481C1C}">
+                          <a14:useLocalDpi xmlns:a14="http://schemas.microsoft.com/office/drawing/2010/main" val="0"/>
+                        </a:ext>
+                      </a:extLst>
+                    </a:blip>
+                    <a:srcRect/>
+                    <a:stretch>
+                      <a:fillRect/>
+                    </a:stretch>
+                  </pic:blipFill>
+                  <pic:spPr bwMode="auto">
+                    <a:xfrm>
+                      <a:off x="0" y="0"/>
+                      <a:ext cx="2446020" cy="2846070"/>
+                    </a:xfrm>
+                    <a:prstGeom prst="rect">
+                      <a:avLst/>
+                    </a:prstGeom>
+                    <a:solidFill>
+                      <a:srgbClr val="FFFFFF">
+                        <a:shade val="85000"/>
+                      </a:srgbClr>
+                    </a:solidFill>
+                    <a:ln w="88900" cap="sq">
+                      <a:solidFill>
+                        <a:srgbClr val="FFFFFF"/>
+                      </a:solidFill>
+                      <a:miter lim="800000"/>
+                    </a:ln>
+                    <a:effectLst>
+                      <a:outerShdw blurRad="55000" dist="18000" dir="5400000" algn="tl" rotWithShape="0">
+                        <a:srgbClr val="000000">
+                          <a:alpha val="40000"/>
+                        </a:srgbClr>
+                      </a:outerShdw>
+                    </a:effectLst>
+                    <a:scene3d>
+                      <a:camera prst="orthographicFront"/>
+                      <a:lightRig rig="twoPt" dir="t">
+                        <a:rot lat="0" lon="0" rev="7200000"/>
+                      </a:lightRig>
+                    </a:scene3d>
+                    <a:sp3d>
+                      <a:bevelT w="25400" h="19050"/>
+                      <a:contourClr>
+                        <a:srgbClr val="FFFFFF"/>
+                      </a:contourClr>
+                    </a:sp3d>
+                  </pic:spPr>
+                </pic:pic>
+              </a:graphicData>
+            </a:graphic>
+            <wp14:sizeRelH relativeFrom="page">
+              <wp14:pctWidth>0</wp14:pctWidth>
+            </wp14:sizeRelH>
+            <wp14:sizeRelV relativeFrom="page">
+              <wp14:pctHeight>0</wp14:pctHeight>
+            </wp14:sizeRelV>
+          </wp:anchor>
+        </w:drawing>
+      </w:r>
     </w:p>
     <w:p>
       <w:pPr>
@@ -2702,7 +2484,7 @@
           <w:lang w:val="es-ES"/>
         </w:rPr>
       </w:pPr>
-      <w:bookmarkStart w:id="2" w:name="_Toc239881645"/>
+      <w:bookmarkStart w:id="3" w:name="_Toc240544418"/>
       <w:r>
         <w:rPr>
           <w:lang w:val="es-ES"/>
@@ -2710,15 +2492,108 @@
         <w:lastRenderedPageBreak/>
         <w:t>Introducción</w:t>
       </w:r>
-      <w:bookmarkEnd w:id="2"/>
-    </w:p>
-    <w:p>
-      <w:pPr>
-        <w:pStyle w:val="Sinespaciado"/>
-        <w:rPr>
-          <w:lang w:val="es-ES"/>
-        </w:rPr>
-      </w:pPr>
+      <w:bookmarkEnd w:id="3"/>
+    </w:p>
+    <w:p>
+      <w:pPr>
+        <w:pStyle w:val="Sinespaciado"/>
+        <w:rPr>
+          <w:lang w:val="es-ES"/>
+        </w:rPr>
+      </w:pPr>
+      <w:r>
+        <w:rPr>
+          <w:noProof/>
+        </w:rPr>
+        <w:drawing>
+          <wp:anchor distT="0" distB="0" distL="114300" distR="114300" simplePos="0" relativeHeight="251688960" behindDoc="0" locked="0" layoutInCell="1" allowOverlap="1" wp14:anchorId="5267499B" wp14:editId="436A13CF">
+            <wp:simplePos x="0" y="0"/>
+            <wp:positionH relativeFrom="column">
+              <wp:posOffset>3915930</wp:posOffset>
+            </wp:positionH>
+            <wp:positionV relativeFrom="paragraph">
+              <wp:posOffset>925195</wp:posOffset>
+            </wp:positionV>
+            <wp:extent cx="2332355" cy="3390900"/>
+            <wp:effectExtent l="133350" t="114300" r="125095" b="171450"/>
+            <wp:wrapSquare wrapText="bothSides"/>
+            <wp:docPr id="182409627" name="Imagen 19" descr="La Evolución de Gohan : r/dbz"/>
+            <wp:cNvGraphicFramePr>
+              <a:graphicFrameLocks xmlns:a="http://schemas.openxmlformats.org/drawingml/2006/main" noChangeAspect="1"/>
+            </wp:cNvGraphicFramePr>
+            <a:graphic xmlns:a="http://schemas.openxmlformats.org/drawingml/2006/main">
+              <a:graphicData uri="http://schemas.openxmlformats.org/drawingml/2006/picture">
+                <pic:pic xmlns:pic="http://schemas.openxmlformats.org/drawingml/2006/picture">
+                  <pic:nvPicPr>
+                    <pic:cNvPr id="0" name="Picture 30" descr="La Evolución de Gohan : r/dbz"/>
+                    <pic:cNvPicPr>
+                      <a:picLocks noChangeAspect="1" noChangeArrowheads="1"/>
+                    </pic:cNvPicPr>
+                  </pic:nvPicPr>
+                  <pic:blipFill>
+                    <a:blip r:embed="rId11" cstate="print">
+                      <a:extLst>
+                        <a:ext uri="{28A0092B-C50C-407E-A947-70E740481C1C}">
+                          <a14:useLocalDpi xmlns:a14="http://schemas.microsoft.com/office/drawing/2010/main" val="0"/>
+                        </a:ext>
+                      </a:extLst>
+                    </a:blip>
+                    <a:srcRect/>
+                    <a:stretch>
+                      <a:fillRect/>
+                    </a:stretch>
+                  </pic:blipFill>
+                  <pic:spPr bwMode="auto">
+                    <a:xfrm>
+                      <a:off x="0" y="0"/>
+                      <a:ext cx="2332355" cy="3390900"/>
+                    </a:xfrm>
+                    <a:prstGeom prst="rect">
+                      <a:avLst/>
+                    </a:prstGeom>
+                    <a:solidFill>
+                      <a:srgbClr val="FFFFFF">
+                        <a:shade val="85000"/>
+                      </a:srgbClr>
+                    </a:solidFill>
+                    <a:ln w="88900" cap="sq">
+                      <a:solidFill>
+                        <a:srgbClr val="FFFFFF"/>
+                      </a:solidFill>
+                      <a:miter lim="800000"/>
+                    </a:ln>
+                    <a:effectLst>
+                      <a:outerShdw blurRad="55000" dist="18000" dir="5400000" algn="tl" rotWithShape="0">
+                        <a:srgbClr val="000000">
+                          <a:alpha val="40000"/>
+                        </a:srgbClr>
+                      </a:outerShdw>
+                    </a:effectLst>
+                    <a:scene3d>
+                      <a:camera prst="orthographicFront"/>
+                      <a:lightRig rig="twoPt" dir="t">
+                        <a:rot lat="0" lon="0" rev="7200000"/>
+                      </a:lightRig>
+                    </a:scene3d>
+                    <a:sp3d>
+                      <a:bevelT w="25400" h="19050"/>
+                      <a:contourClr>
+                        <a:srgbClr val="FFFFFF"/>
+                      </a:contourClr>
+                    </a:sp3d>
+                  </pic:spPr>
+                </pic:pic>
+              </a:graphicData>
+            </a:graphic>
+            <wp14:sizeRelH relativeFrom="page">
+              <wp14:pctWidth>0</wp14:pctWidth>
+            </wp14:sizeRelH>
+            <wp14:sizeRelV relativeFrom="page">
+              <wp14:pctHeight>0</wp14:pctHeight>
+            </wp14:sizeRelV>
+          </wp:anchor>
+        </w:drawing>
+      </w:r>
       <w:r>
         <w:rPr>
           <w:lang w:val="es-ES"/>
@@ -2765,45 +2640,13 @@
           <w:bCs/>
           <w:lang w:val="es-ES"/>
         </w:rPr>
-        <w:t xml:space="preserve">La bifurcación </w:t>
-      </w:r>
-      <w:proofErr w:type="spellStart"/>
-      <w:r>
-        <w:rPr>
-          <w:b/>
-          <w:bCs/>
-          <w:lang w:val="es-ES"/>
-        </w:rPr>
-        <w:t>if-then-else</w:t>
-      </w:r>
-      <w:proofErr w:type="spellEnd"/>
-      <w:r>
-        <w:rPr>
-          <w:b/>
-          <w:bCs/>
-          <w:lang w:val="es-ES"/>
-        </w:rPr>
-        <w:t xml:space="preserve"> y la regla sagrada del separador:</w:t>
-      </w:r>
-      <w:r>
-        <w:rPr>
-          <w:lang w:val="es-ES"/>
-        </w:rPr>
-        <w:t xml:space="preserve"> Pascal no utiliza el punto y coma (;) como un terminador de sentencias al estilo de C o Java, sino como un separador estricto entre instrucciones independientes. Por ello, la sentencia inmediatamente anterior a la palabra reservada </w:t>
-      </w:r>
-      <w:proofErr w:type="spellStart"/>
-      <w:r>
-        <w:rPr>
-          <w:lang w:val="es-ES"/>
-        </w:rPr>
-        <w:t>else</w:t>
-      </w:r>
-      <w:proofErr w:type="spellEnd"/>
-      <w:r>
-        <w:rPr>
-          <w:lang w:val="es-ES"/>
-        </w:rPr>
-        <w:t xml:space="preserve"> </w:t>
+        <w:t>La bifurcación if-then-else y la regla sagrada del separador:</w:t>
+      </w:r>
+      <w:r>
+        <w:rPr>
+          <w:lang w:val="es-ES"/>
+        </w:rPr>
+        <w:t xml:space="preserve"> Pascal no utiliza el punto y coma (;) como un terminador de sentencias al estilo de C o Java, sino como un separador estricto entre instrucciones independientes. Por ello, la sentencia inmediatamente anterior a la palabra reservada else </w:t>
       </w:r>
       <w:r>
         <w:rPr>
@@ -2817,103 +2660,7 @@
         <w:rPr>
           <w:lang w:val="es-ES"/>
         </w:rPr>
-        <w:t xml:space="preserve">. Si se coloca </w:t>
-      </w:r>
-      <w:r>
-        <w:rPr>
-          <w:lang w:val="es-ES"/>
-        </w:rPr>
-        <w:t>un;</w:t>
-      </w:r>
-      <w:r>
-        <w:rPr>
-          <w:lang w:val="es-ES"/>
-        </w:rPr>
-        <w:t xml:space="preserve"> tras el bloque </w:t>
-      </w:r>
-      <w:proofErr w:type="spellStart"/>
-      <w:r>
-        <w:rPr>
-          <w:lang w:val="es-ES"/>
-        </w:rPr>
-        <w:t>then</w:t>
-      </w:r>
-      <w:proofErr w:type="spellEnd"/>
-      <w:r>
-        <w:rPr>
-          <w:lang w:val="es-ES"/>
-        </w:rPr>
-        <w:t xml:space="preserve">, el compilador asume que la estructura condicional ha concluido de forma definitiva, provocando un fallo de sintaxis fatal al encontrarse un </w:t>
-      </w:r>
-      <w:proofErr w:type="spellStart"/>
-      <w:r>
-        <w:rPr>
-          <w:lang w:val="es-ES"/>
-        </w:rPr>
-        <w:t>else</w:t>
-      </w:r>
-      <w:proofErr w:type="spellEnd"/>
-      <w:r>
-        <w:rPr>
-          <w:lang w:val="es-ES"/>
-        </w:rPr>
-        <w:t xml:space="preserve"> huérfano. En bloques multilínea delimitados por </w:t>
-      </w:r>
-      <w:proofErr w:type="spellStart"/>
-      <w:r>
-        <w:rPr>
-          <w:lang w:val="es-ES"/>
-        </w:rPr>
-        <w:t>begin</w:t>
-      </w:r>
-      <w:proofErr w:type="spellEnd"/>
-      <w:r>
-        <w:rPr>
-          <w:lang w:val="es-ES"/>
-        </w:rPr>
-        <w:t xml:space="preserve"> ... </w:t>
-      </w:r>
-      <w:proofErr w:type="spellStart"/>
-      <w:r>
-        <w:rPr>
-          <w:lang w:val="es-ES"/>
-        </w:rPr>
-        <w:t>end</w:t>
-      </w:r>
-      <w:proofErr w:type="spellEnd"/>
-      <w:r>
-        <w:rPr>
-          <w:lang w:val="es-ES"/>
-        </w:rPr>
-        <w:t xml:space="preserve">, la regla se mantiene: se escribe estrictamente </w:t>
-      </w:r>
-      <w:proofErr w:type="spellStart"/>
-      <w:r>
-        <w:rPr>
-          <w:lang w:val="es-ES"/>
-        </w:rPr>
-        <w:t>end</w:t>
-      </w:r>
-      <w:proofErr w:type="spellEnd"/>
-      <w:r>
-        <w:rPr>
-          <w:lang w:val="es-ES"/>
-        </w:rPr>
-        <w:t xml:space="preserve"> </w:t>
-      </w:r>
-      <w:proofErr w:type="spellStart"/>
-      <w:r>
-        <w:rPr>
-          <w:lang w:val="es-ES"/>
-        </w:rPr>
-        <w:t>else</w:t>
-      </w:r>
-      <w:proofErr w:type="spellEnd"/>
-      <w:r>
-        <w:rPr>
-          <w:lang w:val="es-ES"/>
-        </w:rPr>
-        <w:t>.</w:t>
+        <w:t>. Si se coloca un; tras el bloque then, el compilador asume que la estructura condicional ha concluido de forma definitiva, provocando un fallo de sintaxis fatal al encontrarse un else huérfano. En bloques multilínea delimitados por begin ... end, la regla se mantiene: se escribe estrictamente end else.</w:t>
       </w:r>
     </w:p>
     <w:p>
@@ -2933,67 +2680,13 @@
           <w:bCs/>
           <w:lang w:val="es-ES"/>
         </w:rPr>
-        <w:t>Estructura ordinal y rangos continuos con case-</w:t>
-      </w:r>
-      <w:proofErr w:type="spellStart"/>
-      <w:r>
-        <w:rPr>
-          <w:b/>
-          <w:bCs/>
-          <w:lang w:val="es-ES"/>
-        </w:rPr>
-        <w:t>of</w:t>
-      </w:r>
-      <w:proofErr w:type="spellEnd"/>
-      <w:r>
-        <w:rPr>
-          <w:b/>
-          <w:bCs/>
-          <w:lang w:val="es-ES"/>
-        </w:rPr>
-        <w:t>:</w:t>
-      </w:r>
-      <w:r>
-        <w:rPr>
-          <w:lang w:val="es-ES"/>
-        </w:rPr>
-        <w:t xml:space="preserve"> Cuando un análisis de combate requiere evaluar múltiples escenarios (como las etapas de edad de un guerrero o una escala de unidades de daño), anidar decenas de condicionales resulta ineficiente y desordenado. El constructor case-</w:t>
-      </w:r>
-      <w:proofErr w:type="spellStart"/>
-      <w:r>
-        <w:rPr>
-          <w:lang w:val="es-ES"/>
-        </w:rPr>
-        <w:t>of</w:t>
-      </w:r>
-      <w:proofErr w:type="spellEnd"/>
-      <w:r>
-        <w:rPr>
-          <w:lang w:val="es-ES"/>
-        </w:rPr>
-        <w:t xml:space="preserve"> inspecciona tipos ordinales discretos (enteros, caracteres, enumerados) y permite agrupar tanto listas directas (1, 2:) como rangos cerrados continuos (</w:t>
-      </w:r>
-      <w:proofErr w:type="gramStart"/>
-      <w:r>
-        <w:rPr>
-          <w:lang w:val="es-ES"/>
-        </w:rPr>
-        <w:t>min..</w:t>
-      </w:r>
-      <w:proofErr w:type="spellStart"/>
-      <w:proofErr w:type="gramEnd"/>
-      <w:r>
-        <w:rPr>
-          <w:lang w:val="es-ES"/>
-        </w:rPr>
-        <w:t>max</w:t>
-      </w:r>
-      <w:proofErr w:type="spellEnd"/>
-      <w:r>
-        <w:rPr>
-          <w:lang w:val="es-ES"/>
-        </w:rPr>
-        <w:t>:), canalizando la ejecución de forma limpia y directa.</w:t>
+        <w:t>Estructura ordinal y rangos continuos con case-of:</w:t>
+      </w:r>
+      <w:r>
+        <w:rPr>
+          <w:lang w:val="es-ES"/>
+        </w:rPr>
+        <w:t xml:space="preserve"> Cuando un análisis de combate requiere evaluar múltiples escenarios (como las etapas de edad de un guerrero o una escala de unidades de daño), anidar decenas de condicionales resulta ineficiente y desordenado. El constructor case-of inspecciona tipos ordinales discretos (enteros, caracteres, enumerados) y permite agrupar tanto listas directas (1, 2:) como rangos cerrados continuos (min..max:), canalizando la ejecución de forma limpia y directa.</w:t>
       </w:r>
     </w:p>
     <w:p>
@@ -3021,125 +2714,6 @@
         </w:rPr>
         <w:t xml:space="preserve"> En batalla, evaluar un golpe cuando la guardia enemiga ya es impenetrable supone un gasto inútil de energía y un peligro latente. En programación ocurre lo mismo: mediante la directiva de compilación {$B-} (evaluación en cortocircuito), Pascal detiene la comprobación de una expresión booleana en cuanto se conoce el resultado final. En un operador and, si la primera premisa es falsa, el programa no procesa la segunda, permitiendo blindar operaciones peligrosas (como divisiones por variables que podrían ser cero o accesos a punteros nulos) sin riesgo de colapso en tiempo de ejecución.</w:t>
       </w:r>
-    </w:p>
-    <w:p>
-      <w:pPr>
-        <w:pStyle w:val="Sinespaciado"/>
-        <w:rPr>
-          <w:lang w:val="es-ES"/>
-        </w:rPr>
-      </w:pPr>
-    </w:p>
-    <w:p>
-      <w:pPr>
-        <w:jc w:val="center"/>
-        <w:rPr>
-          <w:b/>
-          <w:bCs/>
-          <w:i/>
-          <w:iCs/>
-          <w:lang w:val="es-ES"/>
-        </w:rPr>
-      </w:pPr>
-      <w:r>
-        <w:rPr>
-          <w:b/>
-          <w:bCs/>
-          <w:i/>
-          <w:iCs/>
-          <w:lang w:val="es-ES"/>
-        </w:rPr>
-        <w:t xml:space="preserve"> </w:t>
-      </w:r>
-      <w:r>
-        <w:rPr>
-          <w:b/>
-          <w:bCs/>
-          <w:i/>
-          <w:iCs/>
-          <w:noProof/>
-        </w:rPr>
-        <mc:AlternateContent>
-          <mc:Choice Requires="wps">
-            <w:drawing>
-              <wp:inline distT="0" distB="0" distL="0" distR="0" wp14:anchorId="53993F5F" wp14:editId="76865293">
-                <wp:extent cx="304800" cy="304800"/>
-                <wp:effectExtent l="0" t="0" r="0" b="0"/>
-                <wp:docPr id="73702885" name="Rectángulo 3" descr="Aquaman | Character Profile Wikia | Fandom"/>
-                <wp:cNvGraphicFramePr>
-                  <a:graphicFrameLocks xmlns:a="http://schemas.openxmlformats.org/drawingml/2006/main" noChangeAspect="1"/>
-                </wp:cNvGraphicFramePr>
-                <a:graphic xmlns:a="http://schemas.openxmlformats.org/drawingml/2006/main">
-                  <a:graphicData uri="http://schemas.microsoft.com/office/word/2010/wordprocessingShape">
-                    <wps:wsp>
-                      <wps:cNvSpPr>
-                        <a:spLocks noChangeAspect="1" noChangeArrowheads="1"/>
-                      </wps:cNvSpPr>
-                      <wps:spPr bwMode="auto">
-                        <a:xfrm>
-                          <a:off x="0" y="0"/>
-                          <a:ext cx="304800" cy="304800"/>
-                        </a:xfrm>
-                        <a:prstGeom prst="rect">
-                          <a:avLst/>
-                        </a:prstGeom>
-                        <a:noFill/>
-                        <a:ln>
-                          <a:noFill/>
-                        </a:ln>
-                        <a:extLst>
-                          <a:ext uri="{909E8E84-426E-40DD-AFC4-6F175D3DCCD1}">
-                            <a14:hiddenFill xmlns:a14="http://schemas.microsoft.com/office/drawing/2010/main">
-                              <a:solidFill>
-                                <a:srgbClr val="FFFFFF"/>
-                              </a:solidFill>
-                            </a14:hiddenFill>
-                          </a:ext>
-                          <a:ext uri="{91240B29-F687-4F45-9708-019B960494DF}">
-                            <a14:hiddenLine xmlns:a14="http://schemas.microsoft.com/office/drawing/2010/main" w="9525">
-                              <a:solidFill>
-                                <a:srgbClr val="000000"/>
-                              </a:solidFill>
-                              <a:miter lim="800000"/>
-                              <a:headEnd/>
-                              <a:tailEnd/>
-                            </a14:hiddenLine>
-                          </a:ext>
-                        </a:extLst>
-                      </wps:spPr>
-                      <wps:bodyPr rot="0" vert="horz" wrap="square" lIns="91440" tIns="45720" rIns="91440" bIns="45720" anchor="t" anchorCtr="0" upright="1">
-                        <a:noAutofit/>
-                      </wps:bodyPr>
-                    </wps:wsp>
-                  </a:graphicData>
-                </a:graphic>
-              </wp:inline>
-            </w:drawing>
-          </mc:Choice>
-          <mc:Fallback xmlns:w16cei="http://schemas.microsoft.com/office/word/2026/wordml/cei">
-            <w:pict>
-              <v:rect w14:anchorId="57FCD2AB" id="Rectángulo 3" o:spid="_x0000_s1026" alt="Aquaman | Character Profile Wikia | Fandom" style="width:24pt;height:24pt;visibility:visible;mso-wrap-style:square;mso-left-percent:-10001;mso-top-percent:-10001;mso-position-horizontal:absolute;mso-position-horizontal-relative:char;mso-position-vertical:absolute;mso-position-vertical-relative:line;mso-left-percent:-10001;mso-top-percent:-10001;v-text-anchor:top" o:gfxdata="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" filled="f" stroked="f">
-                <o:lock v:ext="edit" aspectratio="t"/>
-                <w10:anchorlock/>
-              </v:rect>
-            </w:pict>
-          </mc:Fallback>
-        </mc:AlternateContent>
-      </w:r>
-    </w:p>
-    <w:p>
-      <w:pPr>
-        <w:rPr>
-          <w:lang w:val="es-ES"/>
-        </w:rPr>
-      </w:pPr>
-    </w:p>
-    <w:p>
-      <w:pPr>
-        <w:rPr>
-          <w:lang w:val="es-ES"/>
-        </w:rPr>
-      </w:pPr>
     </w:p>
     <w:p>
       <w:pPr>
@@ -3155,8 +2729,8 @@
           <w:lang w:val="es-ES"/>
         </w:rPr>
       </w:pPr>
-      <w:bookmarkStart w:id="3" w:name="_Toc233887149"/>
-      <w:bookmarkStart w:id="4" w:name="_Toc239881646"/>
+      <w:bookmarkStart w:id="4" w:name="_Toc233887149"/>
+      <w:bookmarkStart w:id="5" w:name="_Toc240544419"/>
       <w:r>
         <w:rPr>
           <w:lang w:val="es-ES"/>
@@ -3177,14 +2751,14 @@
         </w:rPr>
         <w:t xml:space="preserve">0: </w:t>
       </w:r>
-      <w:bookmarkEnd w:id="3"/>
       <w:bookmarkEnd w:id="4"/>
-      <w:r>
-        <w:rPr>
-          <w:bCs/>
-          <w:lang w:val="es-ES"/>
-        </w:rPr>
-        <w:t>El Despertar del Príncipe</w:t>
+      <w:bookmarkEnd w:id="5"/>
+      <w:r>
+        <w:rPr>
+          <w:bCs/>
+          <w:lang w:val="es-ES"/>
+        </w:rPr>
+        <w:t>El radar del Scouter de Raditz</w:t>
       </w:r>
     </w:p>
     <w:p>
@@ -3221,7 +2795,6 @@
           <w:numId w:val="3"/>
         </w:numPr>
       </w:pPr>
-      <w:proofErr w:type="spellStart"/>
       <w:r>
         <w:rPr>
           <w:b/>
@@ -3229,15 +2802,12 @@
         </w:rPr>
         <w:t>Archivo</w:t>
       </w:r>
-      <w:proofErr w:type="spellEnd"/>
       <w:r>
         <w:t xml:space="preserve">: </w:t>
       </w:r>
-      <w:proofErr w:type="spellStart"/>
-      <w:r>
-        <w:t>saiyan_power.pas</w:t>
-      </w:r>
-      <w:proofErr w:type="spellEnd"/>
+      <w:r>
+        <w:t>raditz.pas</w:t>
+      </w:r>
     </w:p>
     <w:p>
       <w:pPr>
@@ -3266,25 +2836,62 @@
         </w:rPr>
         <w:t xml:space="preserve">: </w:t>
       </w:r>
-      <w:proofErr w:type="spellStart"/>
-      <w:r>
-        <w:t>writeln</w:t>
-      </w:r>
-      <w:proofErr w:type="spellEnd"/>
-    </w:p>
-    <w:p>
-      <w:pPr>
-        <w:pStyle w:val="Sinespaciado"/>
-        <w:ind w:left="360"/>
-        <w:rPr>
-          <w:lang w:val="es-ES"/>
-        </w:rPr>
-      </w:pPr>
-    </w:p>
-    <w:p>
-      <w:pPr>
-        <w:pStyle w:val="Sinespaciado"/>
-        <w:rPr>
+      <w:r>
+        <w:rPr>
+          <w:lang w:val="es-ES"/>
+        </w:rPr>
+        <w:t>readln</w:t>
+      </w:r>
+      <w:r>
+        <w:rPr>
+          <w:lang w:val="es-ES"/>
+        </w:rPr>
+        <w:t>, read, w</w:t>
+      </w:r>
+      <w:r>
+        <w:rPr>
+          <w:lang w:val="es-ES"/>
+        </w:rPr>
+        <w:t>riteln, write</w:t>
+      </w:r>
+    </w:p>
+    <w:p>
+      <w:pPr>
+        <w:pStyle w:val="Sinespaciado"/>
+        <w:numPr>
+          <w:ilvl w:val="0"/>
+          <w:numId w:val="4"/>
+        </w:numPr>
+        <w:rPr>
+          <w:lang w:val="es-ES"/>
+        </w:rPr>
+      </w:pPr>
+      <w:r>
+        <w:rPr>
+          <w:b/>
+          <w:bCs/>
+          <w:lang w:val="es-ES"/>
+        </w:rPr>
+        <w:t>Operadores de asignación y control:</w:t>
+      </w:r>
+      <w:r>
+        <w:rPr>
+          <w:lang w:val="es-ES"/>
+        </w:rPr>
+        <w:t xml:space="preserve"> Operadores estándar (:=, +, -, *, div, mod, and, or, not, =, &lt;&gt;, &lt;, &gt;, &lt;=, &gt;=).</w:t>
+      </w:r>
+    </w:p>
+    <w:p>
+      <w:pPr>
+        <w:pStyle w:val="Sinespaciado"/>
+      </w:pPr>
+    </w:p>
+    <w:p>
+      <w:pPr>
+        <w:pStyle w:val="Sinespaciado"/>
+        <w:rPr>
+          <w:b/>
+          <w:bCs/>
           <w:lang w:val="es-ES"/>
         </w:rPr>
       </w:pPr>
@@ -3306,21 +2913,215 @@
         <w:rPr>
           <w:lang w:val="es-ES"/>
         </w:rPr>
-        <w:t xml:space="preserve">Escribir tu primer programa en Pascal. El príncipe Vegeta ha activado su </w:t>
-      </w:r>
-      <w:proofErr w:type="spellStart"/>
-      <w:r>
-        <w:rPr>
-          <w:lang w:val="es-ES"/>
-        </w:rPr>
-        <w:t>scouter</w:t>
-      </w:r>
-      <w:proofErr w:type="spellEnd"/>
-      <w:r>
-        <w:rPr>
-          <w:lang w:val="es-ES"/>
-        </w:rPr>
-        <w:t xml:space="preserve"> y necesita mostrar el mensaje que anuncia el inicio de su entrenamiento. Tu misión es imprimir exactamente el texto solicitado en la terminal.</w:t>
+        <w:t>Raditz utiliza su scouter para medir el Ki del pequeño Gohan encerrado en la cápsula espacial. Dependiendo de la cantidad detectada, el scouter debe clasificar el nivel de amenaza.</w:t>
+      </w:r>
+      <w:r>
+        <w:rPr>
+          <w:lang w:val="es-ES"/>
+        </w:rPr>
+        <w:t xml:space="preserve"> La misión es </w:t>
+      </w:r>
+      <w:r>
+        <w:rPr>
+          <w:lang w:val="es-ES"/>
+        </w:rPr>
+        <w:t>l</w:t>
+      </w:r>
+      <w:r>
+        <w:rPr>
+          <w:lang w:val="es-ES"/>
+        </w:rPr>
+        <w:t>ee por teclado un valor entero:</w:t>
+      </w:r>
+      <w:r>
+        <w:rPr>
+          <w:lang w:val="es-ES"/>
+        </w:rPr>
+        <w:t xml:space="preserve"> </w:t>
+      </w:r>
+      <w:r>
+        <w:rPr>
+          <w:b/>
+          <w:bCs/>
+          <w:lang w:val="es-ES"/>
+        </w:rPr>
+        <w:t>ki</w:t>
+      </w:r>
+      <w:r>
+        <w:rPr>
+          <w:b/>
+          <w:bCs/>
+          <w:lang w:val="es-ES"/>
+        </w:rPr>
+        <w:t xml:space="preserve">. </w:t>
+      </w:r>
+      <w:r>
+        <w:rPr>
+          <w:lang w:val="es-ES"/>
+        </w:rPr>
+        <w:t>Utiliza exclusivamente una estructura if-then-else encadenada. No utilices case. El else debe pertenecer directamente al if correspondiente. No debe existir un punto y coma inmediatamente antes de ningún else. No es necesario validar que el Ki sea positivo.</w:t>
+      </w:r>
+    </w:p>
+    <w:p>
+      <w:pPr>
+        <w:pStyle w:val="Sinespaciado"/>
+        <w:rPr>
+          <w:b/>
+          <w:bCs/>
+          <w:lang w:val="es-ES"/>
+        </w:rPr>
+      </w:pPr>
+    </w:p>
+    <w:p>
+      <w:pPr>
+        <w:pStyle w:val="Sinespaciado"/>
+        <w:rPr>
+          <w:b/>
+          <w:bCs/>
+          <w:lang w:val="es-ES"/>
+        </w:rPr>
+      </w:pPr>
+      <w:r>
+        <w:rPr>
+          <w:b/>
+          <w:bCs/>
+          <w:lang w:val="es-ES"/>
+        </w:rPr>
+        <w:t>Clasifica el valor siguiendo estas reglas</w:t>
+      </w:r>
+    </w:p>
+    <w:p>
+      <w:pPr>
+        <w:pStyle w:val="Sinespaciado"/>
+        <w:rPr>
+          <w:lang w:val="es-ES"/>
+        </w:rPr>
+      </w:pPr>
+      <w:r>
+        <w:rPr>
+          <w:lang w:val="es-ES"/>
+        </w:rPr>
+        <w:t>Ki &lt;= 5</w:t>
+      </w:r>
+      <w:r>
+        <w:rPr>
+          <w:lang w:val="es-ES"/>
+        </w:rPr>
+        <w:tab/>
+      </w:r>
+      <w:r>
+        <w:rPr>
+          <w:lang w:val="es-ES"/>
+        </w:rPr>
+        <w:tab/>
+      </w:r>
+      <w:r>
+        <w:rPr>
+          <w:lang w:val="es-ES"/>
+        </w:rPr>
+        <w:tab/>
+      </w:r>
+      <w:r>
+        <w:rPr>
+          <w:b/>
+          <w:bCs/>
+          <w:i/>
+          <w:iCs/>
+          <w:lang w:val="es-ES"/>
+        </w:rPr>
+        <w:t>Nivel civil</w:t>
+      </w:r>
+      <w:r>
+        <w:rPr>
+          <w:lang w:val="es-ES"/>
+        </w:rPr>
+        <w:t>: inofensivo</w:t>
+      </w:r>
+    </w:p>
+    <w:p>
+      <w:pPr>
+        <w:pStyle w:val="Sinespaciado"/>
+        <w:rPr>
+          <w:lang w:val="es-ES"/>
+        </w:rPr>
+      </w:pPr>
+      <w:r>
+        <w:rPr>
+          <w:lang w:val="es-ES"/>
+        </w:rPr>
+        <w:t>6 &lt;= Ki &lt;= 710</w:t>
+      </w:r>
+      <w:r>
+        <w:rPr>
+          <w:lang w:val="es-ES"/>
+        </w:rPr>
+        <w:tab/>
+      </w:r>
+      <w:r>
+        <w:rPr>
+          <w:lang w:val="es-ES"/>
+        </w:rPr>
+        <w:tab/>
+      </w:r>
+      <w:r>
+        <w:rPr>
+          <w:lang w:val="es-ES"/>
+        </w:rPr>
+        <w:t xml:space="preserve">Nivel </w:t>
+      </w:r>
+      <w:r>
+        <w:rPr>
+          <w:lang w:val="es-ES"/>
+        </w:rPr>
+        <w:t>estándar</w:t>
+      </w:r>
+      <w:r>
+        <w:rPr>
+          <w:lang w:val="es-ES"/>
+        </w:rPr>
+        <w:t xml:space="preserve"> Saiyan</w:t>
+      </w:r>
+    </w:p>
+    <w:p>
+      <w:pPr>
+        <w:pStyle w:val="Sinespaciado"/>
+        <w:rPr>
+          <w:lang w:val="es-ES"/>
+        </w:rPr>
+      </w:pPr>
+      <w:r>
+        <w:rPr>
+          <w:lang w:val="es-ES"/>
+        </w:rPr>
+        <w:t>Ki &gt; 710</w:t>
+      </w:r>
+      <w:r>
+        <w:rPr>
+          <w:lang w:val="es-ES"/>
+        </w:rPr>
+        <w:tab/>
+      </w:r>
+      <w:r>
+        <w:rPr>
+          <w:lang w:val="es-ES"/>
+        </w:rPr>
+        <w:tab/>
+      </w:r>
+      <w:r>
+        <w:rPr>
+          <w:b/>
+          <w:bCs/>
+          <w:i/>
+          <w:iCs/>
+          <w:lang w:val="es-ES"/>
+        </w:rPr>
+        <w:t>Alerta</w:t>
+      </w:r>
+      <w:r>
+        <w:rPr>
+          <w:lang w:val="es-ES"/>
+        </w:rPr>
+        <w:t>: el scouter detecta una anomalía peligrosa</w:t>
       </w:r>
     </w:p>
     <w:p>
@@ -3347,30 +3148,6 @@
           <w:lang w:val="es-ES"/>
         </w:rPr>
         <w:t>Salida Esperada</w:t>
-      </w:r>
-    </w:p>
-    <w:p>
-      <w:pPr>
-        <w:pStyle w:val="Sinespaciado"/>
-        <w:rPr>
-          <w:b/>
-          <w:bCs/>
-          <w:lang w:val="es-ES"/>
-        </w:rPr>
-      </w:pPr>
-    </w:p>
-    <w:p>
-      <w:pPr>
-        <w:pStyle w:val="Sinespaciado"/>
-        <w:rPr>
-          <w:lang w:val="es-ES"/>
-        </w:rPr>
-      </w:pPr>
-      <w:r>
-        <w:rPr>
-          <w:lang w:val="es-ES"/>
-        </w:rPr>
-        <w:t>El programa debe mostrar el siguiente mensaje:</w:t>
       </w:r>
     </w:p>
     <w:p>
@@ -3388,7 +3165,7 @@
         <mc:AlternateContent>
           <mc:Choice Requires="wps">
             <w:drawing>
-              <wp:anchor distT="0" distB="0" distL="114300" distR="114300" simplePos="0" relativeHeight="251661312" behindDoc="0" locked="0" layoutInCell="1" allowOverlap="1" wp14:anchorId="764A07CC" wp14:editId="1F26445E">
+              <wp:anchor distT="0" distB="0" distL="114300" distR="114300" simplePos="0" relativeHeight="251661312" behindDoc="0" locked="0" layoutInCell="1" allowOverlap="1" wp14:anchorId="764A07CC" wp14:editId="2B4288F7">
                 <wp:simplePos x="0" y="0"/>
                 <wp:positionH relativeFrom="margin">
                   <wp:align>left</wp:align>
@@ -3396,8 +3173,8 @@
                 <wp:positionV relativeFrom="paragraph">
                   <wp:posOffset>111125</wp:posOffset>
                 </wp:positionV>
-                <wp:extent cx="6124575" cy="412750"/>
-                <wp:effectExtent l="0" t="0" r="28575" b="25400"/>
+                <wp:extent cx="6124575" cy="1582616"/>
+                <wp:effectExtent l="0" t="0" r="28575" b="17780"/>
                 <wp:wrapNone/>
                 <wp:docPr id="1351592068" name="Rectángulo 2"/>
                 <wp:cNvGraphicFramePr/>
@@ -3408,7 +3185,7 @@
                       <wps:spPr>
                         <a:xfrm>
                           <a:off x="0" y="0"/>
-                          <a:ext cx="6124575" cy="412750"/>
+                          <a:ext cx="6124575" cy="1582616"/>
                         </a:xfrm>
                         <a:prstGeom prst="rect">
                           <a:avLst/>
@@ -3451,39 +3228,10 @@
                             <w:r>
                               <w:rPr>
                                 <w:rFonts w:ascii="Cascadia Mono SemiBold" w:hAnsi="Cascadia Mono SemiBold" w:cs="Cascadia Mono SemiBold"/>
-                              </w:rPr>
-                              <w:t xml:space="preserve">I am the Prince of all </w:t>
-                            </w:r>
-                            <w:proofErr w:type="spellStart"/>
-                            <w:r>
-                              <w:rPr>
-                                <w:rFonts w:ascii="Cascadia Mono SemiBold" w:hAnsi="Cascadia Mono SemiBold" w:cs="Cascadia Mono SemiBold"/>
-                              </w:rPr>
-                              <w:t>Saiyans</w:t>
-                            </w:r>
-                            <w:proofErr w:type="spellEnd"/>
-                            <w:r>
-                              <w:rPr>
-                                <w:rFonts w:ascii="Cascadia Mono SemiBold" w:hAnsi="Cascadia Mono SemiBold" w:cs="Cascadia Mono SemiBold"/>
-                              </w:rPr>
-                              <w:t xml:space="preserve">! </w:t>
-                            </w:r>
-                            <w:r>
-                              <w:rPr>
-                                <w:rFonts w:ascii="Cascadia Mono SemiBold" w:hAnsi="Cascadia Mono SemiBold" w:cs="Cascadia Mono SemiBold"/>
                                 <w:lang w:val="es-ES"/>
                               </w:rPr>
-                              <w:t xml:space="preserve">Training </w:t>
+                              <w:t>Entrada:</w:t>
                             </w:r>
-                            <w:proofErr w:type="spellStart"/>
-                            <w:r>
-                              <w:rPr>
-                                <w:rFonts w:ascii="Cascadia Mono SemiBold" w:hAnsi="Cascadia Mono SemiBold" w:cs="Cascadia Mono SemiBold"/>
-                                <w:lang w:val="es-ES"/>
-                              </w:rPr>
-                              <w:t>starts</w:t>
-                            </w:r>
-                            <w:proofErr w:type="spellEnd"/>
                             <w:r>
                               <w:rPr>
                                 <w:rFonts w:ascii="Cascadia Mono SemiBold" w:hAnsi="Cascadia Mono SemiBold" w:cs="Cascadia Mono SemiBold"/>
@@ -3491,22 +3239,204 @@
                               </w:rPr>
                               <w:t xml:space="preserve"> </w:t>
                             </w:r>
-                            <w:proofErr w:type="spellStart"/>
                             <w:r>
                               <w:rPr>
                                 <w:rFonts w:ascii="Cascadia Mono SemiBold" w:hAnsi="Cascadia Mono SemiBold" w:cs="Cascadia Mono SemiBold"/>
                                 <w:lang w:val="es-ES"/>
                               </w:rPr>
-                              <w:t>now</w:t>
+                              <w:t>4</w:t>
                             </w:r>
-                            <w:proofErr w:type="spellEnd"/>
+                          </w:p>
+                          <w:p>
+                            <w:pPr>
+                              <w:pStyle w:val="Sinespaciado"/>
+                              <w:rPr>
+                                <w:rFonts w:ascii="Cascadia Mono SemiBold" w:hAnsi="Cascadia Mono SemiBold" w:cs="Cascadia Mono SemiBold"/>
+                                <w:lang w:val="es-ES"/>
+                              </w:rPr>
+                            </w:pPr>
                             <w:r>
                               <w:rPr>
                                 <w:rFonts w:ascii="Cascadia Mono SemiBold" w:hAnsi="Cascadia Mono SemiBold" w:cs="Cascadia Mono SemiBold"/>
                                 <w:lang w:val="es-ES"/>
                               </w:rPr>
-                              <w:t>.</w:t>
+                              <w:t>Salida:</w:t>
                             </w:r>
+                            <w:r>
+                              <w:rPr>
+                                <w:rFonts w:ascii="Cascadia Mono SemiBold" w:hAnsi="Cascadia Mono SemiBold" w:cs="Cascadia Mono SemiBold"/>
+                                <w:lang w:val="es-ES"/>
+                              </w:rPr>
+                              <w:t xml:space="preserve"> </w:t>
+                            </w:r>
+                            <w:r>
+                              <w:rPr>
+                                <w:rFonts w:ascii="Cascadia Mono SemiBold" w:hAnsi="Cascadia Mono SemiBold" w:cs="Cascadia Mono SemiBold"/>
+                                <w:lang w:val="es-ES"/>
+                              </w:rPr>
+                              <w:t>Nivel civil: inofensivo</w:t>
+                            </w:r>
+                          </w:p>
+                          <w:p>
+                            <w:pPr>
+                              <w:pStyle w:val="Sinespaciado"/>
+                              <w:rPr>
+                                <w:rFonts w:ascii="Cascadia Mono SemiBold" w:hAnsi="Cascadia Mono SemiBold" w:cs="Cascadia Mono SemiBold"/>
+                                <w:lang w:val="es-ES"/>
+                              </w:rPr>
+                            </w:pPr>
+                          </w:p>
+                          <w:p>
+                            <w:pPr>
+                              <w:pStyle w:val="Sinespaciado"/>
+                              <w:rPr>
+                                <w:rFonts w:ascii="Cascadia Mono SemiBold" w:hAnsi="Cascadia Mono SemiBold" w:cs="Cascadia Mono SemiBold"/>
+                                <w:lang w:val="es-ES"/>
+                              </w:rPr>
+                            </w:pPr>
+                            <w:r>
+                              <w:rPr>
+                                <w:rFonts w:ascii="Cascadia Mono SemiBold" w:hAnsi="Cascadia Mono SemiBold" w:cs="Cascadia Mono SemiBold"/>
+                                <w:lang w:val="es-ES"/>
+                              </w:rPr>
+                              <w:t>Entrada:</w:t>
+                            </w:r>
+                            <w:r>
+                              <w:rPr>
+                                <w:rFonts w:ascii="Cascadia Mono SemiBold" w:hAnsi="Cascadia Mono SemiBold" w:cs="Cascadia Mono SemiBold"/>
+                                <w:lang w:val="es-ES"/>
+                              </w:rPr>
+                              <w:t xml:space="preserve"> </w:t>
+                            </w:r>
+                            <w:r>
+                              <w:rPr>
+                                <w:rFonts w:ascii="Cascadia Mono SemiBold" w:hAnsi="Cascadia Mono SemiBold" w:cs="Cascadia Mono SemiBold"/>
+                                <w:lang w:val="es-ES"/>
+                              </w:rPr>
+                              <w:t>350</w:t>
+                            </w:r>
+                          </w:p>
+                          <w:p>
+                            <w:pPr>
+                              <w:pStyle w:val="Sinespaciado"/>
+                              <w:rPr>
+                                <w:rFonts w:ascii="Cascadia Mono SemiBold" w:hAnsi="Cascadia Mono SemiBold" w:cs="Cascadia Mono SemiBold"/>
+                                <w:lang w:val="es-ES"/>
+                              </w:rPr>
+                            </w:pPr>
+                            <w:r>
+                              <w:rPr>
+                                <w:rFonts w:ascii="Cascadia Mono SemiBold" w:hAnsi="Cascadia Mono SemiBold" w:cs="Cascadia Mono SemiBold"/>
+                                <w:lang w:val="es-ES"/>
+                              </w:rPr>
+                              <w:t>Salida:</w:t>
+                            </w:r>
+                            <w:r>
+                              <w:rPr>
+                                <w:rFonts w:ascii="Cascadia Mono SemiBold" w:hAnsi="Cascadia Mono SemiBold" w:cs="Cascadia Mono SemiBold"/>
+                                <w:lang w:val="es-ES"/>
+                              </w:rPr>
+                              <w:t xml:space="preserve"> </w:t>
+                            </w:r>
+                            <w:r>
+                              <w:rPr>
+                                <w:rFonts w:ascii="Cascadia Mono SemiBold" w:hAnsi="Cascadia Mono SemiBold" w:cs="Cascadia Mono SemiBold"/>
+                                <w:lang w:val="es-ES"/>
+                              </w:rPr>
+                              <w:t xml:space="preserve">Nivel </w:t>
+                            </w:r>
+                            <w:r>
+                              <w:rPr>
+                                <w:rFonts w:ascii="Cascadia Mono SemiBold" w:hAnsi="Cascadia Mono SemiBold" w:cs="Cascadia Mono SemiBold"/>
+                                <w:lang w:val="es-ES"/>
+                              </w:rPr>
+                              <w:t>estándar</w:t>
+                            </w:r>
+                            <w:r>
+                              <w:rPr>
+                                <w:rFonts w:ascii="Cascadia Mono SemiBold" w:hAnsi="Cascadia Mono SemiBold" w:cs="Cascadia Mono SemiBold"/>
+                                <w:lang w:val="es-ES"/>
+                              </w:rPr>
+                              <w:t xml:space="preserve"> Saiyan</w:t>
+                            </w:r>
+                          </w:p>
+                          <w:p>
+                            <w:pPr>
+                              <w:pStyle w:val="Sinespaciado"/>
+                              <w:rPr>
+                                <w:rFonts w:ascii="Cascadia Mono SemiBold" w:hAnsi="Cascadia Mono SemiBold" w:cs="Cascadia Mono SemiBold"/>
+                                <w:lang w:val="es-ES"/>
+                              </w:rPr>
+                            </w:pPr>
+                          </w:p>
+                          <w:p>
+                            <w:pPr>
+                              <w:pStyle w:val="Sinespaciado"/>
+                              <w:rPr>
+                                <w:rFonts w:ascii="Cascadia Mono SemiBold" w:hAnsi="Cascadia Mono SemiBold" w:cs="Cascadia Mono SemiBold"/>
+                                <w:lang w:val="es-ES"/>
+                              </w:rPr>
+                            </w:pPr>
+                            <w:r>
+                              <w:rPr>
+                                <w:rFonts w:ascii="Cascadia Mono SemiBold" w:hAnsi="Cascadia Mono SemiBold" w:cs="Cascadia Mono SemiBold"/>
+                                <w:lang w:val="es-ES"/>
+                              </w:rPr>
+                              <w:t>Entrada:</w:t>
+                            </w:r>
+                            <w:r>
+                              <w:rPr>
+                                <w:rFonts w:ascii="Cascadia Mono SemiBold" w:hAnsi="Cascadia Mono SemiBold" w:cs="Cascadia Mono SemiBold"/>
+                                <w:lang w:val="es-ES"/>
+                              </w:rPr>
+                              <w:t xml:space="preserve"> </w:t>
+                            </w:r>
+                            <w:r>
+                              <w:rPr>
+                                <w:rFonts w:ascii="Cascadia Mono SemiBold" w:hAnsi="Cascadia Mono SemiBold" w:cs="Cascadia Mono SemiBold"/>
+                                <w:lang w:val="es-ES"/>
+                              </w:rPr>
+                              <w:t>1200</w:t>
+                            </w:r>
+                          </w:p>
+                          <w:p>
+                            <w:pPr>
+                              <w:pStyle w:val="Sinespaciado"/>
+                              <w:rPr>
+                                <w:rFonts w:ascii="Cascadia Mono SemiBold" w:hAnsi="Cascadia Mono SemiBold" w:cs="Cascadia Mono SemiBold"/>
+                                <w:lang w:val="es-ES"/>
+                              </w:rPr>
+                            </w:pPr>
+                            <w:r>
+                              <w:rPr>
+                                <w:rFonts w:ascii="Cascadia Mono SemiBold" w:hAnsi="Cascadia Mono SemiBold" w:cs="Cascadia Mono SemiBold"/>
+                                <w:lang w:val="es-ES"/>
+                              </w:rPr>
+                              <w:t>Salida:</w:t>
+                            </w:r>
+                            <w:r>
+                              <w:rPr>
+                                <w:rFonts w:ascii="Cascadia Mono SemiBold" w:hAnsi="Cascadia Mono SemiBold" w:cs="Cascadia Mono SemiBold"/>
+                                <w:lang w:val="es-ES"/>
+                              </w:rPr>
+                              <w:t xml:space="preserve"> </w:t>
+                            </w:r>
+                            <w:r>
+                              <w:rPr>
+                                <w:rFonts w:ascii="Cascadia Mono SemiBold" w:hAnsi="Cascadia Mono SemiBold" w:cs="Cascadia Mono SemiBold"/>
+                                <w:lang w:val="es-ES"/>
+                              </w:rPr>
+                              <w:t>Alerta: el scouter detecta una anomalía peligrosa</w:t>
+                            </w:r>
+                          </w:p>
+                          <w:p>
+                            <w:pPr>
+                              <w:pStyle w:val="Sinespaciado"/>
+                              <w:rPr>
+                                <w:rFonts w:ascii="Cascadia Mono SemiBold" w:hAnsi="Cascadia Mono SemiBold" w:cs="Cascadia Mono SemiBold"/>
+                                <w:lang w:val="es-ES"/>
+                              </w:rPr>
+                            </w:pPr>
                           </w:p>
                         </w:txbxContent>
                       </wps:txbx>
@@ -3530,7 +3460,7 @@
           </mc:Choice>
           <mc:Fallback>
             <w:pict>
-              <v:rect w14:anchorId="764A07CC" id="Rectángulo 2" o:spid="_x0000_s1026" style="position:absolute;margin-left:0;margin-top:8.75pt;width:482.25pt;height:32.5pt;z-index:251661312;visibility:visible;mso-wrap-style:square;mso-width-percent:0;mso-height-percent:0;mso-wrap-distance-left:9pt;mso-wrap-distance-top:0;mso-wrap-distance-right:9pt;mso-wrap-distance-bottom:0;mso-position-horizontal:left;mso-position-horizontal-relative:margin;mso-position-vertical:absolute;mso-position-vertical-relative:text;mso-width-percent:0;mso-height-percent:0;mso-width-relative:margin;mso-height-relative:margin;v-text-anchor:middle" o:gfxdata="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" fillcolor="black [3213]" strokecolor="black [3213]" strokeweight="1pt">
+              <v:rect w14:anchorId="764A07CC" id="Rectángulo 2" o:spid="_x0000_s1026" style="position:absolute;margin-left:0;margin-top:8.75pt;width:482.25pt;height:124.6pt;z-index:251661312;visibility:visible;mso-wrap-style:square;mso-width-percent:0;mso-height-percent:0;mso-wrap-distance-left:9pt;mso-wrap-distance-top:0;mso-wrap-distance-right:9pt;mso-wrap-distance-bottom:0;mso-position-horizontal:left;mso-position-horizontal-relative:margin;mso-position-vertical:absolute;mso-position-vertical-relative:text;mso-width-percent:0;mso-height-percent:0;mso-width-relative:margin;mso-height-relative:margin;v-text-anchor:middle" o:gfxdata="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" fillcolor="black [3213]" strokecolor="black [3213]" strokeweight="1pt">
                 <v:textbox>
                   <w:txbxContent>
                     <w:p>
@@ -3544,39 +3474,10 @@
                       <w:r>
                         <w:rPr>
                           <w:rFonts w:ascii="Cascadia Mono SemiBold" w:hAnsi="Cascadia Mono SemiBold" w:cs="Cascadia Mono SemiBold"/>
-                        </w:rPr>
-                        <w:t xml:space="preserve">I am the Prince of all </w:t>
-                      </w:r>
-                      <w:proofErr w:type="spellStart"/>
-                      <w:r>
-                        <w:rPr>
-                          <w:rFonts w:ascii="Cascadia Mono SemiBold" w:hAnsi="Cascadia Mono SemiBold" w:cs="Cascadia Mono SemiBold"/>
-                        </w:rPr>
-                        <w:t>Saiyans</w:t>
-                      </w:r>
-                      <w:proofErr w:type="spellEnd"/>
-                      <w:r>
-                        <w:rPr>
-                          <w:rFonts w:ascii="Cascadia Mono SemiBold" w:hAnsi="Cascadia Mono SemiBold" w:cs="Cascadia Mono SemiBold"/>
-                        </w:rPr>
-                        <w:t xml:space="preserve">! </w:t>
-                      </w:r>
-                      <w:r>
-                        <w:rPr>
-                          <w:rFonts w:ascii="Cascadia Mono SemiBold" w:hAnsi="Cascadia Mono SemiBold" w:cs="Cascadia Mono SemiBold"/>
                           <w:lang w:val="es-ES"/>
                         </w:rPr>
-                        <w:t xml:space="preserve">Training </w:t>
+                        <w:t>Entrada:</w:t>
                       </w:r>
-                      <w:proofErr w:type="spellStart"/>
-                      <w:r>
-                        <w:rPr>
-                          <w:rFonts w:ascii="Cascadia Mono SemiBold" w:hAnsi="Cascadia Mono SemiBold" w:cs="Cascadia Mono SemiBold"/>
-                          <w:lang w:val="es-ES"/>
-                        </w:rPr>
-                        <w:t>starts</w:t>
-                      </w:r>
-                      <w:proofErr w:type="spellEnd"/>
                       <w:r>
                         <w:rPr>
                           <w:rFonts w:ascii="Cascadia Mono SemiBold" w:hAnsi="Cascadia Mono SemiBold" w:cs="Cascadia Mono SemiBold"/>
@@ -3584,22 +3485,204 @@
                         </w:rPr>
                         <w:t xml:space="preserve"> </w:t>
                       </w:r>
-                      <w:proofErr w:type="spellStart"/>
                       <w:r>
                         <w:rPr>
                           <w:rFonts w:ascii="Cascadia Mono SemiBold" w:hAnsi="Cascadia Mono SemiBold" w:cs="Cascadia Mono SemiBold"/>
                           <w:lang w:val="es-ES"/>
                         </w:rPr>
-                        <w:t>now</w:t>
+                        <w:t>4</w:t>
                       </w:r>
-                      <w:proofErr w:type="spellEnd"/>
+                    </w:p>
+                    <w:p>
+                      <w:pPr>
+                        <w:pStyle w:val="Sinespaciado"/>
+                        <w:rPr>
+                          <w:rFonts w:ascii="Cascadia Mono SemiBold" w:hAnsi="Cascadia Mono SemiBold" w:cs="Cascadia Mono SemiBold"/>
+                          <w:lang w:val="es-ES"/>
+                        </w:rPr>
+                      </w:pPr>
                       <w:r>
                         <w:rPr>
                           <w:rFonts w:ascii="Cascadia Mono SemiBold" w:hAnsi="Cascadia Mono SemiBold" w:cs="Cascadia Mono SemiBold"/>
                           <w:lang w:val="es-ES"/>
                         </w:rPr>
-                        <w:t>.</w:t>
+                        <w:t>Salida:</w:t>
                       </w:r>
+                      <w:r>
+                        <w:rPr>
+                          <w:rFonts w:ascii="Cascadia Mono SemiBold" w:hAnsi="Cascadia Mono SemiBold" w:cs="Cascadia Mono SemiBold"/>
+                          <w:lang w:val="es-ES"/>
+                        </w:rPr>
+                        <w:t xml:space="preserve"> </w:t>
+                      </w:r>
+                      <w:r>
+                        <w:rPr>
+                          <w:rFonts w:ascii="Cascadia Mono SemiBold" w:hAnsi="Cascadia Mono SemiBold" w:cs="Cascadia Mono SemiBold"/>
+                          <w:lang w:val="es-ES"/>
+                        </w:rPr>
+                        <w:t>Nivel civil: inofensivo</w:t>
+                      </w:r>
+                    </w:p>
+                    <w:p>
+                      <w:pPr>
+                        <w:pStyle w:val="Sinespaciado"/>
+                        <w:rPr>
+                          <w:rFonts w:ascii="Cascadia Mono SemiBold" w:hAnsi="Cascadia Mono SemiBold" w:cs="Cascadia Mono SemiBold"/>
+                          <w:lang w:val="es-ES"/>
+                        </w:rPr>
+                      </w:pPr>
+                    </w:p>
+                    <w:p>
+                      <w:pPr>
+                        <w:pStyle w:val="Sinespaciado"/>
+                        <w:rPr>
+                          <w:rFonts w:ascii="Cascadia Mono SemiBold" w:hAnsi="Cascadia Mono SemiBold" w:cs="Cascadia Mono SemiBold"/>
+                          <w:lang w:val="es-ES"/>
+                        </w:rPr>
+                      </w:pPr>
+                      <w:r>
+                        <w:rPr>
+                          <w:rFonts w:ascii="Cascadia Mono SemiBold" w:hAnsi="Cascadia Mono SemiBold" w:cs="Cascadia Mono SemiBold"/>
+                          <w:lang w:val="es-ES"/>
+                        </w:rPr>
+                        <w:t>Entrada:</w:t>
+                      </w:r>
+                      <w:r>
+                        <w:rPr>
+                          <w:rFonts w:ascii="Cascadia Mono SemiBold" w:hAnsi="Cascadia Mono SemiBold" w:cs="Cascadia Mono SemiBold"/>
+                          <w:lang w:val="es-ES"/>
+                        </w:rPr>
+                        <w:t xml:space="preserve"> </w:t>
+                      </w:r>
+                      <w:r>
+                        <w:rPr>
+                          <w:rFonts w:ascii="Cascadia Mono SemiBold" w:hAnsi="Cascadia Mono SemiBold" w:cs="Cascadia Mono SemiBold"/>
+                          <w:lang w:val="es-ES"/>
+                        </w:rPr>
+                        <w:t>350</w:t>
+                      </w:r>
+                    </w:p>
+                    <w:p>
+                      <w:pPr>
+                        <w:pStyle w:val="Sinespaciado"/>
+                        <w:rPr>
+                          <w:rFonts w:ascii="Cascadia Mono SemiBold" w:hAnsi="Cascadia Mono SemiBold" w:cs="Cascadia Mono SemiBold"/>
+                          <w:lang w:val="es-ES"/>
+                        </w:rPr>
+                      </w:pPr>
+                      <w:r>
+                        <w:rPr>
+                          <w:rFonts w:ascii="Cascadia Mono SemiBold" w:hAnsi="Cascadia Mono SemiBold" w:cs="Cascadia Mono SemiBold"/>
+                          <w:lang w:val="es-ES"/>
+                        </w:rPr>
+                        <w:t>Salida:</w:t>
+                      </w:r>
+                      <w:r>
+                        <w:rPr>
+                          <w:rFonts w:ascii="Cascadia Mono SemiBold" w:hAnsi="Cascadia Mono SemiBold" w:cs="Cascadia Mono SemiBold"/>
+                          <w:lang w:val="es-ES"/>
+                        </w:rPr>
+                        <w:t xml:space="preserve"> </w:t>
+                      </w:r>
+                      <w:r>
+                        <w:rPr>
+                          <w:rFonts w:ascii="Cascadia Mono SemiBold" w:hAnsi="Cascadia Mono SemiBold" w:cs="Cascadia Mono SemiBold"/>
+                          <w:lang w:val="es-ES"/>
+                        </w:rPr>
+                        <w:t xml:space="preserve">Nivel </w:t>
+                      </w:r>
+                      <w:r>
+                        <w:rPr>
+                          <w:rFonts w:ascii="Cascadia Mono SemiBold" w:hAnsi="Cascadia Mono SemiBold" w:cs="Cascadia Mono SemiBold"/>
+                          <w:lang w:val="es-ES"/>
+                        </w:rPr>
+                        <w:t>estándar</w:t>
+                      </w:r>
+                      <w:r>
+                        <w:rPr>
+                          <w:rFonts w:ascii="Cascadia Mono SemiBold" w:hAnsi="Cascadia Mono SemiBold" w:cs="Cascadia Mono SemiBold"/>
+                          <w:lang w:val="es-ES"/>
+                        </w:rPr>
+                        <w:t xml:space="preserve"> Saiyan</w:t>
+                      </w:r>
+                    </w:p>
+                    <w:p>
+                      <w:pPr>
+                        <w:pStyle w:val="Sinespaciado"/>
+                        <w:rPr>
+                          <w:rFonts w:ascii="Cascadia Mono SemiBold" w:hAnsi="Cascadia Mono SemiBold" w:cs="Cascadia Mono SemiBold"/>
+                          <w:lang w:val="es-ES"/>
+                        </w:rPr>
+                      </w:pPr>
+                    </w:p>
+                    <w:p>
+                      <w:pPr>
+                        <w:pStyle w:val="Sinespaciado"/>
+                        <w:rPr>
+                          <w:rFonts w:ascii="Cascadia Mono SemiBold" w:hAnsi="Cascadia Mono SemiBold" w:cs="Cascadia Mono SemiBold"/>
+                          <w:lang w:val="es-ES"/>
+                        </w:rPr>
+                      </w:pPr>
+                      <w:r>
+                        <w:rPr>
+                          <w:rFonts w:ascii="Cascadia Mono SemiBold" w:hAnsi="Cascadia Mono SemiBold" w:cs="Cascadia Mono SemiBold"/>
+                          <w:lang w:val="es-ES"/>
+                        </w:rPr>
+                        <w:t>Entrada:</w:t>
+                      </w:r>
+                      <w:r>
+                        <w:rPr>
+                          <w:rFonts w:ascii="Cascadia Mono SemiBold" w:hAnsi="Cascadia Mono SemiBold" w:cs="Cascadia Mono SemiBold"/>
+                          <w:lang w:val="es-ES"/>
+                        </w:rPr>
+                        <w:t xml:space="preserve"> </w:t>
+                      </w:r>
+                      <w:r>
+                        <w:rPr>
+                          <w:rFonts w:ascii="Cascadia Mono SemiBold" w:hAnsi="Cascadia Mono SemiBold" w:cs="Cascadia Mono SemiBold"/>
+                          <w:lang w:val="es-ES"/>
+                        </w:rPr>
+                        <w:t>1200</w:t>
+                      </w:r>
+                    </w:p>
+                    <w:p>
+                      <w:pPr>
+                        <w:pStyle w:val="Sinespaciado"/>
+                        <w:rPr>
+                          <w:rFonts w:ascii="Cascadia Mono SemiBold" w:hAnsi="Cascadia Mono SemiBold" w:cs="Cascadia Mono SemiBold"/>
+                          <w:lang w:val="es-ES"/>
+                        </w:rPr>
+                      </w:pPr>
+                      <w:r>
+                        <w:rPr>
+                          <w:rFonts w:ascii="Cascadia Mono SemiBold" w:hAnsi="Cascadia Mono SemiBold" w:cs="Cascadia Mono SemiBold"/>
+                          <w:lang w:val="es-ES"/>
+                        </w:rPr>
+                        <w:t>Salida:</w:t>
+                      </w:r>
+                      <w:r>
+                        <w:rPr>
+                          <w:rFonts w:ascii="Cascadia Mono SemiBold" w:hAnsi="Cascadia Mono SemiBold" w:cs="Cascadia Mono SemiBold"/>
+                          <w:lang w:val="es-ES"/>
+                        </w:rPr>
+                        <w:t xml:space="preserve"> </w:t>
+                      </w:r>
+                      <w:r>
+                        <w:rPr>
+                          <w:rFonts w:ascii="Cascadia Mono SemiBold" w:hAnsi="Cascadia Mono SemiBold" w:cs="Cascadia Mono SemiBold"/>
+                          <w:lang w:val="es-ES"/>
+                        </w:rPr>
+                        <w:t>Alerta: el scouter detecta una anomalía peligrosa</w:t>
+                      </w:r>
+                    </w:p>
+                    <w:p>
+                      <w:pPr>
+                        <w:pStyle w:val="Sinespaciado"/>
+                        <w:rPr>
+                          <w:rFonts w:ascii="Cascadia Mono SemiBold" w:hAnsi="Cascadia Mono SemiBold" w:cs="Cascadia Mono SemiBold"/>
+                          <w:lang w:val="es-ES"/>
+                        </w:rPr>
+                      </w:pPr>
                     </w:p>
                   </w:txbxContent>
                 </v:textbox>
@@ -3641,96 +3724,6 @@
           <w:lang w:val="es-ES"/>
         </w:rPr>
       </w:pPr>
-      <w:r>
-        <w:rPr>
-          <w:lang w:val="es-ES"/>
-        </w:rPr>
-        <w:t xml:space="preserve">No debes solicitar datos al usuario ni realizar cálculos. Solo necesitas utilizar la instrucción </w:t>
-      </w:r>
-      <w:proofErr w:type="spellStart"/>
-      <w:r>
-        <w:rPr>
-          <w:lang w:val="es-ES"/>
-        </w:rPr>
-        <w:t>writeln</w:t>
-      </w:r>
-      <w:proofErr w:type="spellEnd"/>
-      <w:r>
-        <w:rPr>
-          <w:lang w:val="es-ES"/>
-        </w:rPr>
-        <w:t>.</w:t>
-      </w:r>
-      <w:r>
-        <w:rPr>
-          <w:lang w:val="es-ES"/>
-        </w:rPr>
-        <w:t xml:space="preserve"> </w:t>
-      </w:r>
-      <w:r>
-        <w:t xml:space="preserve">El </w:t>
-      </w:r>
-      <w:proofErr w:type="spellStart"/>
-      <w:r>
-        <w:t>programa</w:t>
-      </w:r>
-      <w:proofErr w:type="spellEnd"/>
-      <w:r>
-        <w:t xml:space="preserve"> </w:t>
-      </w:r>
-      <w:proofErr w:type="spellStart"/>
-      <w:r>
-        <w:t>debe</w:t>
-      </w:r>
-      <w:proofErr w:type="spellEnd"/>
-      <w:r>
-        <w:t xml:space="preserve"> </w:t>
-      </w:r>
-      <w:proofErr w:type="spellStart"/>
-      <w:r>
-        <w:t>compilar</w:t>
-      </w:r>
-      <w:proofErr w:type="spellEnd"/>
-      <w:r>
-        <w:t xml:space="preserve"> </w:t>
-      </w:r>
-      <w:proofErr w:type="spellStart"/>
-      <w:r>
-        <w:t>correctamente</w:t>
-      </w:r>
-      <w:proofErr w:type="spellEnd"/>
-      <w:r>
-        <w:t xml:space="preserve"> </w:t>
-      </w:r>
-      <w:proofErr w:type="spellStart"/>
-      <w:r>
-        <w:t>como</w:t>
-      </w:r>
-      <w:proofErr w:type="spellEnd"/>
-      <w:r>
-        <w:t xml:space="preserve"> un </w:t>
-      </w:r>
-      <w:proofErr w:type="spellStart"/>
-      <w:proofErr w:type="gramStart"/>
-      <w:r>
-        <w:t>archivo</w:t>
-      </w:r>
-      <w:proofErr w:type="spellEnd"/>
-      <w:r>
-        <w:t xml:space="preserve"> .pas</w:t>
-      </w:r>
-      <w:proofErr w:type="gramEnd"/>
-      <w:r>
-        <w:t>.</w:t>
-      </w:r>
-    </w:p>
-    <w:p>
-      <w:pPr>
-        <w:pStyle w:val="Sinespaciado"/>
-        <w:rPr>
-          <w:lang w:val="es-ES"/>
-        </w:rPr>
-      </w:pPr>
     </w:p>
     <w:p>
       <w:pPr>
@@ -3785,7 +3778,7 @@
           <w:lang w:val="es-ES"/>
         </w:rPr>
       </w:pPr>
-      <w:bookmarkStart w:id="5" w:name="_Toc239881647"/>
+      <w:bookmarkStart w:id="6" w:name="_Toc240544420"/>
       <w:r>
         <w:rPr>
           <w:lang w:val="es-ES"/>
@@ -3806,29 +3799,14 @@
         </w:rPr>
         <w:t xml:space="preserve">1: </w:t>
       </w:r>
-      <w:bookmarkEnd w:id="5"/>
-      <w:proofErr w:type="spellStart"/>
-      <w:r>
-        <w:rPr>
-          <w:bCs/>
-        </w:rPr>
-        <w:t>Calibrador</w:t>
-      </w:r>
-      <w:proofErr w:type="spellEnd"/>
-      <w:r>
-        <w:rPr>
-          <w:bCs/>
-        </w:rPr>
-        <w:t xml:space="preserve"> de </w:t>
-      </w:r>
-      <w:proofErr w:type="spellStart"/>
-      <w:r>
-        <w:rPr>
-          <w:bCs/>
-        </w:rPr>
-        <w:t>Gravedad</w:t>
-      </w:r>
-      <w:proofErr w:type="spellEnd"/>
+      <w:bookmarkEnd w:id="6"/>
+      <w:r>
+        <w:rPr>
+          <w:bCs/>
+          <w:lang w:val="es-ES"/>
+        </w:rPr>
+        <w:t>El Masenko en Namek</w:t>
+      </w:r>
     </w:p>
     <w:p>
       <w:pPr>
@@ -3879,7 +3857,6 @@
           <w:lang w:val="es-ES"/>
         </w:rPr>
       </w:pPr>
-      <w:proofErr w:type="spellStart"/>
       <w:r>
         <w:rPr>
           <w:b/>
@@ -3887,15 +3864,15 @@
         </w:rPr>
         <w:t>Archivo</w:t>
       </w:r>
-      <w:proofErr w:type="spellEnd"/>
       <w:r>
         <w:t xml:space="preserve">: </w:t>
       </w:r>
-      <w:proofErr w:type="spellStart"/>
-      <w:r>
-        <w:t>gravity_level.pas</w:t>
-      </w:r>
-      <w:proofErr w:type="spellEnd"/>
+      <w:r>
+        <w:t>masenko</w:t>
+      </w:r>
+      <w:r>
+        <w:t>.pas</w:t>
+      </w:r>
     </w:p>
     <w:p>
       <w:pPr>
@@ -3922,137 +3899,11 @@
         </w:rPr>
         <w:t xml:space="preserve">: </w:t>
       </w:r>
-      <w:proofErr w:type="spellStart"/>
-      <w:r>
-        <w:t>readln</w:t>
-      </w:r>
-      <w:proofErr w:type="spellEnd"/>
-      <w:r>
-        <w:t xml:space="preserve">, </w:t>
-      </w:r>
-      <w:proofErr w:type="spellStart"/>
       <w:r>
         <w:t>writeln</w:t>
       </w:r>
-      <w:proofErr w:type="spellEnd"/>
-    </w:p>
-    <w:p>
-      <w:pPr>
-        <w:pStyle w:val="Sinespaciado"/>
-        <w:ind w:left="360"/>
-        <w:rPr>
-          <w:lang w:val="es-ES"/>
-        </w:rPr>
-      </w:pPr>
-    </w:p>
-    <w:p>
-      <w:pPr>
-        <w:pStyle w:val="Sinespaciado"/>
-        <w:rPr>
-          <w:lang w:val="es-ES"/>
-        </w:rPr>
-      </w:pPr>
-      <w:r>
-        <w:rPr>
-          <w:b/>
-          <w:bCs/>
-          <w:lang w:val="es-ES"/>
-        </w:rPr>
-        <w:t>Objetivo</w:t>
-      </w:r>
-      <w:r>
-        <w:rPr>
-          <w:lang w:val="es-ES"/>
-        </w:rPr>
-        <w:t xml:space="preserve">: </w:t>
-      </w:r>
-      <w:r>
-        <w:rPr>
-          <w:lang w:val="es-ES"/>
-        </w:rPr>
-        <w:t xml:space="preserve">La cámara de gravedad comienza en un nivel introducido por el usuario, expresado en </w:t>
-      </w:r>
-      <w:r>
-        <w:rPr>
-          <w:b/>
-          <w:bCs/>
-          <w:lang w:val="es-ES"/>
-        </w:rPr>
-        <w:t>G</w:t>
-      </w:r>
-      <w:r>
-        <w:rPr>
-          <w:lang w:val="es-ES"/>
-        </w:rPr>
-        <w:t xml:space="preserve"> como un número entero.</w:t>
-      </w:r>
-    </w:p>
-    <w:p>
-      <w:pPr>
-        <w:pStyle w:val="Sinespaciado"/>
-        <w:rPr>
-          <w:lang w:val="es-ES"/>
-        </w:rPr>
-      </w:pPr>
-    </w:p>
-    <w:p>
-      <w:pPr>
-        <w:pStyle w:val="Sinespaciado"/>
-        <w:rPr>
-          <w:lang w:val="es-ES"/>
-        </w:rPr>
-      </w:pPr>
-      <w:r>
-        <w:rPr>
-          <w:lang w:val="es-ES"/>
-        </w:rPr>
-        <w:t xml:space="preserve">El nivel máximo de entrenamiento es de </w:t>
-      </w:r>
-      <w:r>
-        <w:rPr>
-          <w:b/>
-          <w:bCs/>
-          <w:lang w:val="es-ES"/>
-        </w:rPr>
-        <w:t>400G</w:t>
-      </w:r>
-      <w:r>
-        <w:rPr>
-          <w:lang w:val="es-ES"/>
-        </w:rPr>
-        <w:t xml:space="preserve">. </w:t>
-      </w:r>
-    </w:p>
-    <w:p>
-      <w:pPr>
-        <w:pStyle w:val="Sinespaciado"/>
-        <w:rPr>
-          <w:lang w:val="es-ES"/>
-        </w:rPr>
-      </w:pPr>
-    </w:p>
-    <w:p>
-      <w:pPr>
-        <w:pStyle w:val="Sinespaciado"/>
-      </w:pPr>
-      <w:r>
-        <w:t xml:space="preserve">El </w:t>
-      </w:r>
-      <w:proofErr w:type="spellStart"/>
-      <w:r>
-        <w:t>programa</w:t>
-      </w:r>
-      <w:proofErr w:type="spellEnd"/>
-      <w:r>
-        <w:t xml:space="preserve"> </w:t>
-      </w:r>
-      <w:proofErr w:type="spellStart"/>
-      <w:r>
-        <w:t>debe</w:t>
-      </w:r>
-      <w:proofErr w:type="spellEnd"/>
-      <w:r>
-        <w:t>:</w:t>
+      <w:r>
+        <w:t>, write</w:t>
       </w:r>
     </w:p>
     <w:p>
@@ -4060,7 +3911,7 @@
         <w:pStyle w:val="Sinespaciado"/>
         <w:numPr>
           <w:ilvl w:val="0"/>
-          <w:numId w:val="17"/>
+          <w:numId w:val="4"/>
         </w:numPr>
         <w:rPr>
           <w:lang w:val="es-ES"/>
@@ -4068,27 +3919,156 @@
       </w:pPr>
       <w:r>
         <w:rPr>
-          <w:lang w:val="es-ES"/>
-        </w:rPr>
-        <w:t xml:space="preserve">Leer el nivel actual de gravedad. </w:t>
-      </w:r>
+          <w:b/>
+          <w:bCs/>
+          <w:lang w:val="es-ES"/>
+        </w:rPr>
+        <w:t>Operadores de asignación y control:</w:t>
+      </w:r>
+      <w:r>
+        <w:rPr>
+          <w:lang w:val="es-ES"/>
+        </w:rPr>
+        <w:t xml:space="preserve"> Operadores estándar (:=, +, -, *, div, mod, and, or, not, =, &lt;&gt;, &lt;, &gt;, &lt;=, &gt;=).</w:t>
+      </w:r>
+    </w:p>
+    <w:p>
+      <w:pPr>
+        <w:pStyle w:val="Sinespaciado"/>
+        <w:ind w:left="360"/>
+        <w:rPr>
+          <w:lang w:val="es-ES"/>
+        </w:rPr>
+      </w:pPr>
+    </w:p>
+    <w:p>
+      <w:pPr>
+        <w:pStyle w:val="Sinespaciado"/>
+        <w:rPr>
+          <w:lang w:val="es-ES"/>
+        </w:rPr>
+      </w:pPr>
+      <w:r>
+        <w:rPr>
+          <w:b/>
+          <w:bCs/>
+          <w:lang w:val="es-ES"/>
+        </w:rPr>
+        <w:t>Objetivo</w:t>
+      </w:r>
+      <w:r>
+        <w:rPr>
+          <w:lang w:val="es-ES"/>
+        </w:rPr>
+        <w:t xml:space="preserve">: </w:t>
+      </w:r>
+      <w:r>
+        <w:rPr>
+          <w:lang w:val="es-ES"/>
+        </w:rPr>
+        <w:t>Gohan se enfrenta a las Fuerzas Especiales Ginyu. Antes de lanzar un Masenko debe comprobar si tiene suficiente resistencia y si el enemigo se encuentra suficientemente cerca.</w:t>
+      </w:r>
+      <w:r>
+        <w:rPr>
+          <w:lang w:val="es-ES"/>
+        </w:rPr>
+        <w:t xml:space="preserve"> </w:t>
+      </w:r>
+      <w:r>
+        <w:rPr>
+          <w:lang w:val="es-ES"/>
+        </w:rPr>
+        <w:t xml:space="preserve">El Masenko solamente puede dispararse cuando se cumplen </w:t>
+      </w:r>
+      <w:r>
+        <w:rPr>
+          <w:b/>
+          <w:bCs/>
+          <w:lang w:val="es-ES"/>
+        </w:rPr>
+        <w:t>simultáneamente</w:t>
+      </w:r>
+      <w:r>
+        <w:rPr>
+          <w:lang w:val="es-ES"/>
+        </w:rPr>
+        <w:t xml:space="preserve"> estas dos condiciones</w:t>
+      </w:r>
+      <w:r>
+        <w:rPr>
+          <w:lang w:val="es-ES"/>
+        </w:rPr>
+        <w:t xml:space="preserve"> </w:t>
+      </w:r>
+      <w:r>
+        <w:rPr>
+          <w:lang w:val="es-ES"/>
+        </w:rPr>
+        <w:t>Stamina</w:t>
+      </w:r>
+      <w:r>
+        <w:rPr>
+          <w:lang w:val="es-ES"/>
+        </w:rPr>
+        <w:t xml:space="preserve"> mayor o igual a 40 y </w:t>
+      </w:r>
+      <w:r>
+        <w:rPr>
+          <w:lang w:val="es-ES"/>
+        </w:rPr>
+        <w:t>DistanceToEnemy</w:t>
+      </w:r>
+      <w:r>
+        <w:rPr>
+          <w:lang w:val="es-ES"/>
+        </w:rPr>
+        <w:t xml:space="preserve"> menor o igual a 15.</w:t>
+      </w:r>
+    </w:p>
+    <w:p>
+      <w:pPr>
+        <w:pStyle w:val="Sinespaciado"/>
+        <w:rPr>
+          <w:lang w:val="es-ES"/>
+        </w:rPr>
+      </w:pPr>
     </w:p>
     <w:p>
       <w:pPr>
         <w:pStyle w:val="Sinespaciado"/>
         <w:numPr>
           <w:ilvl w:val="0"/>
-          <w:numId w:val="17"/>
+          <w:numId w:val="29"/>
         </w:numPr>
         <w:rPr>
-          <w:lang w:val="es-ES"/>
-        </w:rPr>
-      </w:pPr>
-      <w:r>
-        <w:rPr>
-          <w:lang w:val="es-ES"/>
-        </w:rPr>
-        <w:t xml:space="preserve">Calcular cuántos G faltan para alcanzar los 400G. </w:t>
+          <w:b/>
+          <w:bCs/>
+          <w:i/>
+          <w:iCs/>
+          <w:lang w:val="es-ES"/>
+        </w:rPr>
+      </w:pPr>
+      <w:r>
+        <w:rPr>
+          <w:lang w:val="es-ES"/>
+        </w:rPr>
+        <w:t>Si ambas son verdaderas:</w:t>
+      </w:r>
+      <w:r>
+        <w:rPr>
+          <w:lang w:val="es-ES"/>
+        </w:rPr>
+        <w:t xml:space="preserve"> </w:t>
+      </w:r>
+      <w:r>
+        <w:rPr>
+          <w:b/>
+          <w:bCs/>
+          <w:i/>
+          <w:iCs/>
+          <w:lang w:val="es-ES"/>
+        </w:rPr>
+        <w:t>¡Masenko disparado con exito!</w:t>
       </w:r>
     </w:p>
     <w:p>
@@ -4096,24 +4076,55 @@
         <w:pStyle w:val="Sinespaciado"/>
         <w:numPr>
           <w:ilvl w:val="0"/>
-          <w:numId w:val="17"/>
+          <w:numId w:val="29"/>
         </w:numPr>
-      </w:pPr>
-      <w:proofErr w:type="spellStart"/>
-      <w:r>
-        <w:t>Mostrar</w:t>
-      </w:r>
-      <w:proofErr w:type="spellEnd"/>
-      <w:r>
-        <w:t xml:space="preserve"> el </w:t>
-      </w:r>
-      <w:proofErr w:type="spellStart"/>
-      <w:r>
-        <w:t>nivel</w:t>
-      </w:r>
-      <w:proofErr w:type="spellEnd"/>
-      <w:r>
-        <w:t xml:space="preserve"> actual. </w:t>
+        <w:rPr>
+          <w:lang w:val="es-ES"/>
+        </w:rPr>
+      </w:pPr>
+      <w:r>
+        <w:rPr>
+          <w:lang w:val="es-ES"/>
+        </w:rPr>
+        <w:t>En cualquier otro caso:</w:t>
+      </w:r>
+      <w:r>
+        <w:rPr>
+          <w:lang w:val="es-ES"/>
+        </w:rPr>
+        <w:t xml:space="preserve"> </w:t>
+      </w:r>
+      <w:r>
+        <w:rPr>
+          <w:b/>
+          <w:bCs/>
+          <w:i/>
+          <w:iCs/>
+          <w:lang w:val="es-ES"/>
+        </w:rPr>
+        <w:t>Esquiva y busca apoyo de Krilin</w:t>
+      </w:r>
+    </w:p>
+    <w:p>
+      <w:pPr>
+        <w:pStyle w:val="Sinespaciado"/>
+        <w:rPr>
+          <w:lang w:val="es-ES"/>
+        </w:rPr>
+      </w:pPr>
+    </w:p>
+    <w:p>
+      <w:pPr>
+        <w:pStyle w:val="Sinespaciado"/>
+        <w:rPr>
+          <w:lang w:val="es-ES"/>
+        </w:rPr>
+      </w:pPr>
+      <w:r>
+        <w:rPr>
+          <w:lang w:val="es-ES"/>
+        </w:rPr>
+        <w:t>Tener en cuenta que:</w:t>
       </w:r>
     </w:p>
     <w:p>
@@ -4121,7 +4132,7 @@
         <w:pStyle w:val="Sinespaciado"/>
         <w:numPr>
           <w:ilvl w:val="0"/>
-          <w:numId w:val="17"/>
+          <w:numId w:val="30"/>
         </w:numPr>
         <w:rPr>
           <w:lang w:val="es-ES"/>
@@ -4131,7 +4142,63 @@
         <w:rPr>
           <w:lang w:val="es-ES"/>
         </w:rPr>
-        <w:t>Mostrar cuántos G faltan para alcanzar el nivel máximo.</w:t>
+        <w:t xml:space="preserve">La decisión debe realizarse mediante </w:t>
+      </w:r>
+      <w:r>
+        <w:rPr>
+          <w:b/>
+          <w:bCs/>
+          <w:lang w:val="es-ES"/>
+        </w:rPr>
+        <w:t>un único if-then-else</w:t>
+      </w:r>
+      <w:r>
+        <w:rPr>
+          <w:lang w:val="es-ES"/>
+        </w:rPr>
+        <w:t>.</w:t>
+      </w:r>
+    </w:p>
+    <w:p>
+      <w:pPr>
+        <w:pStyle w:val="Sinespaciado"/>
+        <w:numPr>
+          <w:ilvl w:val="0"/>
+          <w:numId w:val="30"/>
+        </w:numPr>
+        <w:rPr>
+          <w:lang w:val="es-ES"/>
+        </w:rPr>
+      </w:pPr>
+      <w:r>
+        <w:rPr>
+          <w:lang w:val="es-ES"/>
+        </w:rPr>
+        <w:t>La condición debe escribirse utilizando exactamente una estructura lógica</w:t>
+      </w:r>
+      <w:r>
+        <w:rPr>
+          <w:lang w:val="es-ES"/>
+        </w:rPr>
+        <w:t>.</w:t>
+      </w:r>
+    </w:p>
+    <w:p>
+      <w:pPr>
+        <w:pStyle w:val="Sinespaciado"/>
+        <w:numPr>
+          <w:ilvl w:val="0"/>
+          <w:numId w:val="30"/>
+        </w:numPr>
+        <w:rPr>
+          <w:lang w:val="es-ES"/>
+        </w:rPr>
+      </w:pPr>
+      <w:r>
+        <w:rPr>
+          <w:lang w:val="es-ES"/>
+        </w:rPr>
+        <w:t>No se permite resolver el problema mediante dos if independientes.</w:t>
       </w:r>
     </w:p>
     <w:p>
@@ -4175,7 +4242,7 @@
         <mc:AlternateContent>
           <mc:Choice Requires="wps">
             <w:drawing>
-              <wp:anchor distT="0" distB="0" distL="114300" distR="114300" simplePos="0" relativeHeight="251663360" behindDoc="0" locked="0" layoutInCell="1" allowOverlap="1" wp14:anchorId="08EDEE3F" wp14:editId="5E6AE413">
+              <wp:anchor distT="0" distB="0" distL="114300" distR="114300" simplePos="0" relativeHeight="251663360" behindDoc="0" locked="0" layoutInCell="1" allowOverlap="1" wp14:anchorId="08EDEE3F" wp14:editId="79B7A53E">
                 <wp:simplePos x="0" y="0"/>
                 <wp:positionH relativeFrom="margin">
                   <wp:align>left</wp:align>
@@ -4183,8 +4250,8 @@
                 <wp:positionV relativeFrom="paragraph">
                   <wp:posOffset>111125</wp:posOffset>
                 </wp:positionV>
-                <wp:extent cx="6124575" cy="1570008"/>
-                <wp:effectExtent l="0" t="0" r="28575" b="11430"/>
+                <wp:extent cx="6124575" cy="1611923"/>
+                <wp:effectExtent l="0" t="0" r="28575" b="26670"/>
                 <wp:wrapNone/>
                 <wp:docPr id="1893361091" name="Rectángulo 2"/>
                 <wp:cNvGraphicFramePr/>
@@ -4195,7 +4262,7 @@
                       <wps:spPr>
                         <a:xfrm>
                           <a:off x="0" y="0"/>
-                          <a:ext cx="6124575" cy="1570008"/>
+                          <a:ext cx="6124575" cy="1611923"/>
                         </a:xfrm>
                         <a:prstGeom prst="rect">
                           <a:avLst/>
@@ -4232,13 +4299,43 @@
                               <w:pStyle w:val="Sinespaciado"/>
                               <w:rPr>
                                 <w:rFonts w:ascii="Cascadia Mono SemiBold" w:hAnsi="Cascadia Mono SemiBold" w:cs="Cascadia Mono SemiBold"/>
+                                <w:lang w:val="es-ES"/>
                               </w:rPr>
                             </w:pPr>
                             <w:r>
                               <w:rPr>
                                 <w:rFonts w:ascii="Cascadia Mono SemiBold" w:hAnsi="Cascadia Mono SemiBold" w:cs="Cascadia Mono SemiBold"/>
+                                <w:lang w:val="es-ES"/>
                               </w:rPr>
-                              <w:t>Current gravity (G): 150</w:t>
+                              <w:t>Entrada:</w:t>
+                            </w:r>
+                            <w:r>
+                              <w:rPr>
+                                <w:rFonts w:ascii="Cascadia Mono SemiBold" w:hAnsi="Cascadia Mono SemiBold" w:cs="Cascadia Mono SemiBold"/>
+                                <w:lang w:val="es-ES"/>
+                              </w:rPr>
+                              <w:t xml:space="preserve"> </w:t>
+                            </w:r>
+                            <w:r>
+                              <w:rPr>
+                                <w:rFonts w:ascii="Cascadia Mono SemiBold" w:hAnsi="Cascadia Mono SemiBold" w:cs="Cascadia Mono SemiBold"/>
+                                <w:lang w:val="es-ES"/>
+                              </w:rPr>
+                              <w:t>80</w:t>
+                            </w:r>
+                            <w:r>
+                              <w:rPr>
+                                <w:rFonts w:ascii="Cascadia Mono SemiBold" w:hAnsi="Cascadia Mono SemiBold" w:cs="Cascadia Mono SemiBold"/>
+                                <w:lang w:val="es-ES"/>
+                              </w:rPr>
+                              <w:t xml:space="preserve"> </w:t>
+                            </w:r>
+                            <w:r>
+                              <w:rPr>
+                                <w:rFonts w:ascii="Cascadia Mono SemiBold" w:hAnsi="Cascadia Mono SemiBold" w:cs="Cascadia Mono SemiBold"/>
+                                <w:lang w:val="es-ES"/>
+                              </w:rPr>
+                              <w:t>10</w:t>
                             </w:r>
                           </w:p>
                           <w:p>
@@ -4246,13 +4343,15 @@
                               <w:pStyle w:val="Sinespaciado"/>
                               <w:rPr>
                                 <w:rFonts w:ascii="Cascadia Mono SemiBold" w:hAnsi="Cascadia Mono SemiBold" w:cs="Cascadia Mono SemiBold"/>
+                                <w:lang w:val="es-ES"/>
                               </w:rPr>
                             </w:pPr>
                             <w:r>
                               <w:rPr>
                                 <w:rFonts w:ascii="Cascadia Mono SemiBold" w:hAnsi="Cascadia Mono SemiBold" w:cs="Cascadia Mono SemiBold"/>
+                                <w:lang w:val="es-ES"/>
                               </w:rPr>
-                              <w:t>System: You need 250G more to reach maximum training level!</w:t>
+                              <w:t>Salida:¡Masenko disparado con exito!</w:t>
                             </w:r>
                           </w:p>
                           <w:p>
@@ -4260,6 +4359,7 @@
                               <w:pStyle w:val="Sinespaciado"/>
                               <w:rPr>
                                 <w:rFonts w:ascii="Cascadia Mono SemiBold" w:hAnsi="Cascadia Mono SemiBold" w:cs="Cascadia Mono SemiBold"/>
+                                <w:lang w:val="es-ES"/>
                               </w:rPr>
                             </w:pPr>
                           </w:p>
@@ -4268,13 +4368,43 @@
                               <w:pStyle w:val="Sinespaciado"/>
                               <w:rPr>
                                 <w:rFonts w:ascii="Cascadia Mono SemiBold" w:hAnsi="Cascadia Mono SemiBold" w:cs="Cascadia Mono SemiBold"/>
+                                <w:lang w:val="es-ES"/>
                               </w:rPr>
                             </w:pPr>
                             <w:r>
                               <w:rPr>
                                 <w:rFonts w:ascii="Cascadia Mono SemiBold" w:hAnsi="Cascadia Mono SemiBold" w:cs="Cascadia Mono SemiBold"/>
+                                <w:lang w:val="es-ES"/>
                               </w:rPr>
-                              <w:t>Current gravity (G): 100</w:t>
+                              <w:t>Entrada:</w:t>
+                            </w:r>
+                            <w:r>
+                              <w:rPr>
+                                <w:rFonts w:ascii="Cascadia Mono SemiBold" w:hAnsi="Cascadia Mono SemiBold" w:cs="Cascadia Mono SemiBold"/>
+                                <w:lang w:val="es-ES"/>
+                              </w:rPr>
+                              <w:t xml:space="preserve"> </w:t>
+                            </w:r>
+                            <w:r>
+                              <w:rPr>
+                                <w:rFonts w:ascii="Cascadia Mono SemiBold" w:hAnsi="Cascadia Mono SemiBold" w:cs="Cascadia Mono SemiBold"/>
+                                <w:lang w:val="es-ES"/>
+                              </w:rPr>
+                              <w:t>35</w:t>
+                            </w:r>
+                            <w:r>
+                              <w:rPr>
+                                <w:rFonts w:ascii="Cascadia Mono SemiBold" w:hAnsi="Cascadia Mono SemiBold" w:cs="Cascadia Mono SemiBold"/>
+                                <w:lang w:val="es-ES"/>
+                              </w:rPr>
+                              <w:t xml:space="preserve"> </w:t>
+                            </w:r>
+                            <w:r>
+                              <w:rPr>
+                                <w:rFonts w:ascii="Cascadia Mono SemiBold" w:hAnsi="Cascadia Mono SemiBold" w:cs="Cascadia Mono SemiBold"/>
+                                <w:lang w:val="es-ES"/>
+                              </w:rPr>
+                              <w:t>10</w:t>
                             </w:r>
                           </w:p>
                           <w:p>
@@ -4282,13 +4412,29 @@
                               <w:pStyle w:val="Sinespaciado"/>
                               <w:rPr>
                                 <w:rFonts w:ascii="Cascadia Mono SemiBold" w:hAnsi="Cascadia Mono SemiBold" w:cs="Cascadia Mono SemiBold"/>
+                                <w:lang w:val="es-ES"/>
                               </w:rPr>
                             </w:pPr>
                             <w:r>
                               <w:rPr>
                                 <w:rFonts w:ascii="Cascadia Mono SemiBold" w:hAnsi="Cascadia Mono SemiBold" w:cs="Cascadia Mono SemiBold"/>
+                                <w:lang w:val="es-ES"/>
                               </w:rPr>
-                              <w:t>System: You need 300G more to reach maximum training level!</w:t>
+                              <w:t>Salida:</w:t>
+                            </w:r>
+                            <w:r>
+                              <w:rPr>
+                                <w:rFonts w:ascii="Cascadia Mono SemiBold" w:hAnsi="Cascadia Mono SemiBold" w:cs="Cascadia Mono SemiBold"/>
+                                <w:lang w:val="es-ES"/>
+                              </w:rPr>
+                              <w:t xml:space="preserve"> </w:t>
+                            </w:r>
+                            <w:r>
+                              <w:rPr>
+                                <w:rFonts w:ascii="Cascadia Mono SemiBold" w:hAnsi="Cascadia Mono SemiBold" w:cs="Cascadia Mono SemiBold"/>
+                                <w:lang w:val="es-ES"/>
+                              </w:rPr>
+                              <w:t>Esquiva y busca apoyo de Krilin</w:t>
                             </w:r>
                           </w:p>
                           <w:p>
@@ -4296,6 +4442,7 @@
                               <w:pStyle w:val="Sinespaciado"/>
                               <w:rPr>
                                 <w:rFonts w:ascii="Cascadia Mono SemiBold" w:hAnsi="Cascadia Mono SemiBold" w:cs="Cascadia Mono SemiBold"/>
+                                <w:lang w:val="es-ES"/>
                               </w:rPr>
                             </w:pPr>
                           </w:p>
@@ -4304,13 +4451,43 @@
                               <w:pStyle w:val="Sinespaciado"/>
                               <w:rPr>
                                 <w:rFonts w:ascii="Cascadia Mono SemiBold" w:hAnsi="Cascadia Mono SemiBold" w:cs="Cascadia Mono SemiBold"/>
+                                <w:lang w:val="es-ES"/>
                               </w:rPr>
                             </w:pPr>
                             <w:r>
                               <w:rPr>
                                 <w:rFonts w:ascii="Cascadia Mono SemiBold" w:hAnsi="Cascadia Mono SemiBold" w:cs="Cascadia Mono SemiBold"/>
+                                <w:lang w:val="es-ES"/>
                               </w:rPr>
-                              <w:t>Current gravity (G): 400</w:t>
+                              <w:t>Entrada:</w:t>
+                            </w:r>
+                            <w:r>
+                              <w:rPr>
+                                <w:rFonts w:ascii="Cascadia Mono SemiBold" w:hAnsi="Cascadia Mono SemiBold" w:cs="Cascadia Mono SemiBold"/>
+                                <w:lang w:val="es-ES"/>
+                              </w:rPr>
+                              <w:t xml:space="preserve"> </w:t>
+                            </w:r>
+                            <w:r>
+                              <w:rPr>
+                                <w:rFonts w:ascii="Cascadia Mono SemiBold" w:hAnsi="Cascadia Mono SemiBold" w:cs="Cascadia Mono SemiBold"/>
+                                <w:lang w:val="es-ES"/>
+                              </w:rPr>
+                              <w:t>80</w:t>
+                            </w:r>
+                            <w:r>
+                              <w:rPr>
+                                <w:rFonts w:ascii="Cascadia Mono SemiBold" w:hAnsi="Cascadia Mono SemiBold" w:cs="Cascadia Mono SemiBold"/>
+                                <w:lang w:val="es-ES"/>
+                              </w:rPr>
+                              <w:t xml:space="preserve"> </w:t>
+                            </w:r>
+                            <w:r>
+                              <w:rPr>
+                                <w:rFonts w:ascii="Cascadia Mono SemiBold" w:hAnsi="Cascadia Mono SemiBold" w:cs="Cascadia Mono SemiBold"/>
+                                <w:lang w:val="es-ES"/>
+                              </w:rPr>
+                              <w:t>20</w:t>
                             </w:r>
                           </w:p>
                           <w:p>
@@ -4318,28 +4495,39 @@
                               <w:pStyle w:val="Sinespaciado"/>
                               <w:rPr>
                                 <w:rFonts w:ascii="Cascadia Mono SemiBold" w:hAnsi="Cascadia Mono SemiBold" w:cs="Cascadia Mono SemiBold"/>
+                                <w:lang w:val="es-ES"/>
                               </w:rPr>
                             </w:pPr>
                             <w:r>
                               <w:rPr>
                                 <w:rFonts w:ascii="Cascadia Mono SemiBold" w:hAnsi="Cascadia Mono SemiBold" w:cs="Cascadia Mono SemiBold"/>
+                                <w:lang w:val="es-ES"/>
                               </w:rPr>
-                              <w:t xml:space="preserve">System: You need </w:t>
+                              <w:t>Salida:</w:t>
                             </w:r>
-                            <w:proofErr w:type="gramStart"/>
                             <w:r>
                               <w:rPr>
                                 <w:rFonts w:ascii="Cascadia Mono SemiBold" w:hAnsi="Cascadia Mono SemiBold" w:cs="Cascadia Mono SemiBold"/>
+                                <w:lang w:val="es-ES"/>
                               </w:rPr>
-                              <w:t>0G more</w:t>
+                              <w:t xml:space="preserve"> </w:t>
                             </w:r>
-                            <w:proofErr w:type="gramEnd"/>
                             <w:r>
                               <w:rPr>
                                 <w:rFonts w:ascii="Cascadia Mono SemiBold" w:hAnsi="Cascadia Mono SemiBold" w:cs="Cascadia Mono SemiBold"/>
+                                <w:lang w:val="es-ES"/>
                               </w:rPr>
-                              <w:t xml:space="preserve"> to reach maximum training level!</w:t>
+                              <w:t>Esquiva y busca apoyo de Krilin</w:t>
                             </w:r>
+                          </w:p>
+                          <w:p>
+                            <w:pPr>
+                              <w:pStyle w:val="Sinespaciado"/>
+                              <w:rPr>
+                                <w:rFonts w:ascii="Cascadia Mono SemiBold" w:hAnsi="Cascadia Mono SemiBold" w:cs="Cascadia Mono SemiBold"/>
+                                <w:lang w:val="es-ES"/>
+                              </w:rPr>
+                            </w:pPr>
                           </w:p>
                         </w:txbxContent>
                       </wps:txbx>
@@ -4363,7 +4551,7 @@
           </mc:Choice>
           <mc:Fallback>
             <w:pict>
-              <v:rect w14:anchorId="08EDEE3F" id="_x0000_s1027" style="position:absolute;margin-left:0;margin-top:8.75pt;width:482.25pt;height:123.6pt;z-index:251663360;visibility:visible;mso-wrap-style:square;mso-width-percent:0;mso-height-percent:0;mso-wrap-distance-left:9pt;mso-wrap-distance-top:0;mso-wrap-distance-right:9pt;mso-wrap-distance-bottom:0;mso-position-horizontal:left;mso-position-horizontal-relative:margin;mso-position-vertical:absolute;mso-position-vertical-relative:text;mso-width-percent:0;mso-height-percent:0;mso-width-relative:margin;mso-height-relative:margin;v-text-anchor:middle" o:gfxdata="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" fillcolor="black [3213]" strokecolor="black [3213]" strokeweight="1pt">
+              <v:rect w14:anchorId="08EDEE3F" id="_x0000_s1027" style="position:absolute;margin-left:0;margin-top:8.75pt;width:482.25pt;height:126.9pt;z-index:251663360;visibility:visible;mso-wrap-style:square;mso-width-percent:0;mso-height-percent:0;mso-wrap-distance-left:9pt;mso-wrap-distance-top:0;mso-wrap-distance-right:9pt;mso-wrap-distance-bottom:0;mso-position-horizontal:left;mso-position-horizontal-relative:margin;mso-position-vertical:absolute;mso-position-vertical-relative:text;mso-width-percent:0;mso-height-percent:0;mso-width-relative:margin;mso-height-relative:margin;v-text-anchor:middle" o:gfxdata="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" fillcolor="black [3213]" strokecolor="black [3213]" strokeweight="1pt">
                 <v:textbox>
                   <w:txbxContent>
                     <w:p>
@@ -4371,13 +4559,43 @@
                         <w:pStyle w:val="Sinespaciado"/>
                         <w:rPr>
                           <w:rFonts w:ascii="Cascadia Mono SemiBold" w:hAnsi="Cascadia Mono SemiBold" w:cs="Cascadia Mono SemiBold"/>
+                          <w:lang w:val="es-ES"/>
                         </w:rPr>
                       </w:pPr>
                       <w:r>
                         <w:rPr>
                           <w:rFonts w:ascii="Cascadia Mono SemiBold" w:hAnsi="Cascadia Mono SemiBold" w:cs="Cascadia Mono SemiBold"/>
+                          <w:lang w:val="es-ES"/>
                         </w:rPr>
-                        <w:t>Current gravity (G): 150</w:t>
+                        <w:t>Entrada:</w:t>
+                      </w:r>
+                      <w:r>
+                        <w:rPr>
+                          <w:rFonts w:ascii="Cascadia Mono SemiBold" w:hAnsi="Cascadia Mono SemiBold" w:cs="Cascadia Mono SemiBold"/>
+                          <w:lang w:val="es-ES"/>
+                        </w:rPr>
+                        <w:t xml:space="preserve"> </w:t>
+                      </w:r>
+                      <w:r>
+                        <w:rPr>
+                          <w:rFonts w:ascii="Cascadia Mono SemiBold" w:hAnsi="Cascadia Mono SemiBold" w:cs="Cascadia Mono SemiBold"/>
+                          <w:lang w:val="es-ES"/>
+                        </w:rPr>
+                        <w:t>80</w:t>
+                      </w:r>
+                      <w:r>
+                        <w:rPr>
+                          <w:rFonts w:ascii="Cascadia Mono SemiBold" w:hAnsi="Cascadia Mono SemiBold" w:cs="Cascadia Mono SemiBold"/>
+                          <w:lang w:val="es-ES"/>
+                        </w:rPr>
+                        <w:t xml:space="preserve"> </w:t>
+                      </w:r>
+                      <w:r>
+                        <w:rPr>
+                          <w:rFonts w:ascii="Cascadia Mono SemiBold" w:hAnsi="Cascadia Mono SemiBold" w:cs="Cascadia Mono SemiBold"/>
+                          <w:lang w:val="es-ES"/>
+                        </w:rPr>
+                        <w:t>10</w:t>
                       </w:r>
                     </w:p>
                     <w:p>
@@ -4385,13 +4603,15 @@
                         <w:pStyle w:val="Sinespaciado"/>
                         <w:rPr>
                           <w:rFonts w:ascii="Cascadia Mono SemiBold" w:hAnsi="Cascadia Mono SemiBold" w:cs="Cascadia Mono SemiBold"/>
+                          <w:lang w:val="es-ES"/>
                         </w:rPr>
                       </w:pPr>
                       <w:r>
                         <w:rPr>
                           <w:rFonts w:ascii="Cascadia Mono SemiBold" w:hAnsi="Cascadia Mono SemiBold" w:cs="Cascadia Mono SemiBold"/>
+                          <w:lang w:val="es-ES"/>
                         </w:rPr>
-                        <w:t>System: You need 250G more to reach maximum training level!</w:t>
+                        <w:t>Salida:¡Masenko disparado con exito!</w:t>
                       </w:r>
                     </w:p>
                     <w:p>
@@ -4399,6 +4619,7 @@
                         <w:pStyle w:val="Sinespaciado"/>
                         <w:rPr>
                           <w:rFonts w:ascii="Cascadia Mono SemiBold" w:hAnsi="Cascadia Mono SemiBold" w:cs="Cascadia Mono SemiBold"/>
+                          <w:lang w:val="es-ES"/>
                         </w:rPr>
                       </w:pPr>
                     </w:p>
@@ -4407,13 +4628,43 @@
                         <w:pStyle w:val="Sinespaciado"/>
                         <w:rPr>
                           <w:rFonts w:ascii="Cascadia Mono SemiBold" w:hAnsi="Cascadia Mono SemiBold" w:cs="Cascadia Mono SemiBold"/>
+                          <w:lang w:val="es-ES"/>
                         </w:rPr>
                       </w:pPr>
                       <w:r>
                         <w:rPr>
                           <w:rFonts w:ascii="Cascadia Mono SemiBold" w:hAnsi="Cascadia Mono SemiBold" w:cs="Cascadia Mono SemiBold"/>
+                          <w:lang w:val="es-ES"/>
                         </w:rPr>
-                        <w:t>Current gravity (G): 100</w:t>
+                        <w:t>Entrada:</w:t>
+                      </w:r>
+                      <w:r>
+                        <w:rPr>
+                          <w:rFonts w:ascii="Cascadia Mono SemiBold" w:hAnsi="Cascadia Mono SemiBold" w:cs="Cascadia Mono SemiBold"/>
+                          <w:lang w:val="es-ES"/>
+                        </w:rPr>
+                        <w:t xml:space="preserve"> </w:t>
+                      </w:r>
+                      <w:r>
+                        <w:rPr>
+                          <w:rFonts w:ascii="Cascadia Mono SemiBold" w:hAnsi="Cascadia Mono SemiBold" w:cs="Cascadia Mono SemiBold"/>
+                          <w:lang w:val="es-ES"/>
+                        </w:rPr>
+                        <w:t>35</w:t>
+                      </w:r>
+                      <w:r>
+                        <w:rPr>
+                          <w:rFonts w:ascii="Cascadia Mono SemiBold" w:hAnsi="Cascadia Mono SemiBold" w:cs="Cascadia Mono SemiBold"/>
+                          <w:lang w:val="es-ES"/>
+                        </w:rPr>
+                        <w:t xml:space="preserve"> </w:t>
+                      </w:r>
+                      <w:r>
+                        <w:rPr>
+                          <w:rFonts w:ascii="Cascadia Mono SemiBold" w:hAnsi="Cascadia Mono SemiBold" w:cs="Cascadia Mono SemiBold"/>
+                          <w:lang w:val="es-ES"/>
+                        </w:rPr>
+                        <w:t>10</w:t>
                       </w:r>
                     </w:p>
                     <w:p>
@@ -4421,13 +4672,29 @@
                         <w:pStyle w:val="Sinespaciado"/>
                         <w:rPr>
                           <w:rFonts w:ascii="Cascadia Mono SemiBold" w:hAnsi="Cascadia Mono SemiBold" w:cs="Cascadia Mono SemiBold"/>
+                          <w:lang w:val="es-ES"/>
                         </w:rPr>
                       </w:pPr>
                       <w:r>
                         <w:rPr>
                           <w:rFonts w:ascii="Cascadia Mono SemiBold" w:hAnsi="Cascadia Mono SemiBold" w:cs="Cascadia Mono SemiBold"/>
+                          <w:lang w:val="es-ES"/>
                         </w:rPr>
-                        <w:t>System: You need 300G more to reach maximum training level!</w:t>
+                        <w:t>Salida:</w:t>
+                      </w:r>
+                      <w:r>
+                        <w:rPr>
+                          <w:rFonts w:ascii="Cascadia Mono SemiBold" w:hAnsi="Cascadia Mono SemiBold" w:cs="Cascadia Mono SemiBold"/>
+                          <w:lang w:val="es-ES"/>
+                        </w:rPr>
+                        <w:t xml:space="preserve"> </w:t>
+                      </w:r>
+                      <w:r>
+                        <w:rPr>
+                          <w:rFonts w:ascii="Cascadia Mono SemiBold" w:hAnsi="Cascadia Mono SemiBold" w:cs="Cascadia Mono SemiBold"/>
+                          <w:lang w:val="es-ES"/>
+                        </w:rPr>
+                        <w:t>Esquiva y busca apoyo de Krilin</w:t>
                       </w:r>
                     </w:p>
                     <w:p>
@@ -4435,6 +4702,7 @@
                         <w:pStyle w:val="Sinespaciado"/>
                         <w:rPr>
                           <w:rFonts w:ascii="Cascadia Mono SemiBold" w:hAnsi="Cascadia Mono SemiBold" w:cs="Cascadia Mono SemiBold"/>
+                          <w:lang w:val="es-ES"/>
                         </w:rPr>
                       </w:pPr>
                     </w:p>
@@ -4443,13 +4711,43 @@
                         <w:pStyle w:val="Sinespaciado"/>
                         <w:rPr>
                           <w:rFonts w:ascii="Cascadia Mono SemiBold" w:hAnsi="Cascadia Mono SemiBold" w:cs="Cascadia Mono SemiBold"/>
+                          <w:lang w:val="es-ES"/>
                         </w:rPr>
                       </w:pPr>
                       <w:r>
                         <w:rPr>
                           <w:rFonts w:ascii="Cascadia Mono SemiBold" w:hAnsi="Cascadia Mono SemiBold" w:cs="Cascadia Mono SemiBold"/>
+                          <w:lang w:val="es-ES"/>
                         </w:rPr>
-                        <w:t>Current gravity (G): 400</w:t>
+                        <w:t>Entrada:</w:t>
+                      </w:r>
+                      <w:r>
+                        <w:rPr>
+                          <w:rFonts w:ascii="Cascadia Mono SemiBold" w:hAnsi="Cascadia Mono SemiBold" w:cs="Cascadia Mono SemiBold"/>
+                          <w:lang w:val="es-ES"/>
+                        </w:rPr>
+                        <w:t xml:space="preserve"> </w:t>
+                      </w:r>
+                      <w:r>
+                        <w:rPr>
+                          <w:rFonts w:ascii="Cascadia Mono SemiBold" w:hAnsi="Cascadia Mono SemiBold" w:cs="Cascadia Mono SemiBold"/>
+                          <w:lang w:val="es-ES"/>
+                        </w:rPr>
+                        <w:t>80</w:t>
+                      </w:r>
+                      <w:r>
+                        <w:rPr>
+                          <w:rFonts w:ascii="Cascadia Mono SemiBold" w:hAnsi="Cascadia Mono SemiBold" w:cs="Cascadia Mono SemiBold"/>
+                          <w:lang w:val="es-ES"/>
+                        </w:rPr>
+                        <w:t xml:space="preserve"> </w:t>
+                      </w:r>
+                      <w:r>
+                        <w:rPr>
+                          <w:rFonts w:ascii="Cascadia Mono SemiBold" w:hAnsi="Cascadia Mono SemiBold" w:cs="Cascadia Mono SemiBold"/>
+                          <w:lang w:val="es-ES"/>
+                        </w:rPr>
+                        <w:t>20</w:t>
                       </w:r>
                     </w:p>
                     <w:p>
@@ -4457,28 +4755,39 @@
                         <w:pStyle w:val="Sinespaciado"/>
                         <w:rPr>
                           <w:rFonts w:ascii="Cascadia Mono SemiBold" w:hAnsi="Cascadia Mono SemiBold" w:cs="Cascadia Mono SemiBold"/>
+                          <w:lang w:val="es-ES"/>
                         </w:rPr>
                       </w:pPr>
                       <w:r>
                         <w:rPr>
                           <w:rFonts w:ascii="Cascadia Mono SemiBold" w:hAnsi="Cascadia Mono SemiBold" w:cs="Cascadia Mono SemiBold"/>
+                          <w:lang w:val="es-ES"/>
                         </w:rPr>
-                        <w:t xml:space="preserve">System: You need </w:t>
+                        <w:t>Salida:</w:t>
                       </w:r>
-                      <w:proofErr w:type="gramStart"/>
                       <w:r>
                         <w:rPr>
                           <w:rFonts w:ascii="Cascadia Mono SemiBold" w:hAnsi="Cascadia Mono SemiBold" w:cs="Cascadia Mono SemiBold"/>
+                          <w:lang w:val="es-ES"/>
                         </w:rPr>
-                        <w:t>0G more</w:t>
+                        <w:t xml:space="preserve"> </w:t>
                       </w:r>
-                      <w:proofErr w:type="gramEnd"/>
                       <w:r>
                         <w:rPr>
                           <w:rFonts w:ascii="Cascadia Mono SemiBold" w:hAnsi="Cascadia Mono SemiBold" w:cs="Cascadia Mono SemiBold"/>
+                          <w:lang w:val="es-ES"/>
                         </w:rPr>
-                        <w:t xml:space="preserve"> to reach maximum training level!</w:t>
+                        <w:t>Esquiva y busca apoyo de Krilin</w:t>
                       </w:r>
+                    </w:p>
+                    <w:p>
+                      <w:pPr>
+                        <w:pStyle w:val="Sinespaciado"/>
+                        <w:rPr>
+                          <w:rFonts w:ascii="Cascadia Mono SemiBold" w:hAnsi="Cascadia Mono SemiBold" w:cs="Cascadia Mono SemiBold"/>
+                          <w:lang w:val="es-ES"/>
+                        </w:rPr>
+                      </w:pPr>
                     </w:p>
                   </w:txbxContent>
                 </v:textbox>
@@ -4552,7 +4861,7 @@
           <w:lang w:val="es-ES"/>
         </w:rPr>
       </w:pPr>
-      <w:bookmarkStart w:id="6" w:name="_Toc239881648"/>
+      <w:bookmarkStart w:id="7" w:name="_Toc240544421"/>
       <w:r>
         <w:rPr>
           <w:lang w:val="es-ES"/>
@@ -4567,23 +4876,14 @@
         </w:rPr>
         <w:t xml:space="preserve">2: </w:t>
       </w:r>
-      <w:bookmarkEnd w:id="6"/>
-      <w:r>
-        <w:rPr>
-          <w:bCs/>
-          <w:lang w:val="es-ES"/>
-        </w:rPr>
-        <w:t xml:space="preserve">Detección de Ki con </w:t>
-      </w:r>
-      <w:proofErr w:type="spellStart"/>
-      <w:r>
-        <w:rPr>
-          <w:bCs/>
-          <w:lang w:val="es-ES"/>
-        </w:rPr>
-        <w:t>Scouter</w:t>
-      </w:r>
-      <w:proofErr w:type="spellEnd"/>
+      <w:bookmarkEnd w:id="7"/>
+      <w:r>
+        <w:rPr>
+          <w:bCs/>
+          <w:lang w:val="es-ES"/>
+        </w:rPr>
+        <w:t>Clasificación de las fases de Gohan</w:t>
+      </w:r>
     </w:p>
     <w:p>
       <w:pPr>
@@ -4628,7 +4928,6 @@
           <w:numId w:val="4"/>
         </w:numPr>
       </w:pPr>
-      <w:proofErr w:type="spellStart"/>
       <w:r>
         <w:rPr>
           <w:b/>
@@ -4636,15 +4935,15 @@
         </w:rPr>
         <w:t>Archivo</w:t>
       </w:r>
-      <w:proofErr w:type="spellEnd"/>
       <w:r>
         <w:t xml:space="preserve">: </w:t>
       </w:r>
-      <w:proofErr w:type="spellStart"/>
-      <w:r>
-        <w:t>scouter_calc.pas</w:t>
-      </w:r>
-      <w:proofErr w:type="spellEnd"/>
+      <w:r>
+        <w:t>phases</w:t>
+      </w:r>
+      <w:r>
+        <w:t>.pas</w:t>
+      </w:r>
     </w:p>
     <w:p>
       <w:pPr>
@@ -4671,19 +4970,9 @@
         </w:rPr>
         <w:t xml:space="preserve">: </w:t>
       </w:r>
-      <w:proofErr w:type="spellStart"/>
-      <w:r>
-        <w:t>readln</w:t>
-      </w:r>
-      <w:proofErr w:type="spellEnd"/>
-      <w:r>
-        <w:t xml:space="preserve">, </w:t>
-      </w:r>
-      <w:proofErr w:type="spellStart"/>
-      <w:r>
-        <w:t>writeln</w:t>
-      </w:r>
-      <w:proofErr w:type="spellEnd"/>
+      <w:r>
+        <w:t>readln, writeln</w:t>
+      </w:r>
     </w:p>
     <w:p>
       <w:pPr>
@@ -4719,91 +5008,21 @@
         <w:rPr>
           <w:lang w:val="es-ES"/>
         </w:rPr>
-        <w:t xml:space="preserve">Leer el nivel de </w:t>
-      </w:r>
-      <w:proofErr w:type="spellStart"/>
-      <w:r>
-        <w:rPr>
-          <w:lang w:val="es-ES"/>
-        </w:rPr>
-        <w:t>ki</w:t>
-      </w:r>
-      <w:proofErr w:type="spellEnd"/>
-      <w:r>
-        <w:rPr>
-          <w:lang w:val="es-ES"/>
-        </w:rPr>
-        <w:t xml:space="preserve"> base de un adversario (tipo Real). El </w:t>
-      </w:r>
-      <w:proofErr w:type="spellStart"/>
-      <w:r>
-        <w:rPr>
-          <w:lang w:val="es-ES"/>
-        </w:rPr>
-        <w:t>scouter</w:t>
-      </w:r>
-      <w:proofErr w:type="spellEnd"/>
-      <w:r>
-        <w:rPr>
-          <w:lang w:val="es-ES"/>
-        </w:rPr>
-        <w:t xml:space="preserve"> calcula el multiplicador del </w:t>
-      </w:r>
-      <w:proofErr w:type="spellStart"/>
-      <w:r>
-        <w:rPr>
-          <w:lang w:val="es-ES"/>
-        </w:rPr>
-        <w:t>Ōzaru</w:t>
-      </w:r>
-      <w:proofErr w:type="spellEnd"/>
-      <w:r>
-        <w:rPr>
-          <w:lang w:val="es-ES"/>
-        </w:rPr>
-        <w:t xml:space="preserve"> (mono gigante), que es exactamente 10.0 veces el </w:t>
-      </w:r>
-      <w:proofErr w:type="spellStart"/>
-      <w:r>
-        <w:rPr>
-          <w:lang w:val="es-ES"/>
-        </w:rPr>
-        <w:t>ki</w:t>
-      </w:r>
-      <w:proofErr w:type="spellEnd"/>
-      <w:r>
-        <w:rPr>
-          <w:lang w:val="es-ES"/>
-        </w:rPr>
-        <w:t xml:space="preserve"> base. </w:t>
-      </w:r>
-    </w:p>
-    <w:p>
-      <w:pPr>
-        <w:pStyle w:val="Sinespaciado"/>
-        <w:rPr>
-          <w:lang w:val="es-ES"/>
-        </w:rPr>
-      </w:pPr>
-      <w:r>
-        <w:rPr>
-          <w:lang w:val="es-ES"/>
-        </w:rPr>
-        <w:t xml:space="preserve">La salida debe mostrarse estrictamente formateada con 2 decimales </w:t>
-      </w:r>
-      <w:proofErr w:type="gramStart"/>
-      <w:r>
-        <w:rPr>
-          <w:lang w:val="es-ES"/>
-        </w:rPr>
-        <w:t>(:0:2</w:t>
-      </w:r>
-      <w:proofErr w:type="gramEnd"/>
-      <w:r>
-        <w:rPr>
-          <w:lang w:val="es-ES"/>
-        </w:rPr>
-        <w:t>).</w:t>
+        <w:t xml:space="preserve">Leer el nivel de ki base de un adversario (tipo Real). El scouter calcula el multiplicador del Ōzaru (mono gigante), que es exactamente 10.0 veces el ki base. </w:t>
+      </w:r>
+    </w:p>
+    <w:p>
+      <w:pPr>
+        <w:pStyle w:val="Sinespaciado"/>
+        <w:rPr>
+          <w:lang w:val="es-ES"/>
+        </w:rPr>
+      </w:pPr>
+      <w:r>
+        <w:rPr>
+          <w:lang w:val="es-ES"/>
+        </w:rPr>
+        <w:t>La salida debe mostrarse estrictamente formateada con 2 decimales (:0:2).</w:t>
       </w:r>
     </w:p>
     <w:p>
@@ -4845,21 +5064,7 @@
         <w:rPr>
           <w:lang w:val="es-ES"/>
         </w:rPr>
-        <w:t xml:space="preserve">Declara una variable de tipo Real para el </w:t>
-      </w:r>
-      <w:proofErr w:type="spellStart"/>
-      <w:r>
-        <w:rPr>
-          <w:lang w:val="es-ES"/>
-        </w:rPr>
-        <w:t>ki</w:t>
-      </w:r>
-      <w:proofErr w:type="spellEnd"/>
-      <w:r>
-        <w:rPr>
-          <w:lang w:val="es-ES"/>
-        </w:rPr>
-        <w:t xml:space="preserve"> base. </w:t>
+        <w:t xml:space="preserve">Declara una variable de tipo Real para el ki base. </w:t>
       </w:r>
     </w:p>
     <w:p>
@@ -4877,21 +5082,7 @@
         <w:rPr>
           <w:lang w:val="es-ES"/>
         </w:rPr>
-        <w:t xml:space="preserve">Lee el valor introducido por el usuario con </w:t>
-      </w:r>
-      <w:proofErr w:type="spellStart"/>
-      <w:r>
-        <w:rPr>
-          <w:lang w:val="es-ES"/>
-        </w:rPr>
-        <w:t>ReadLn</w:t>
-      </w:r>
-      <w:proofErr w:type="spellEnd"/>
-      <w:r>
-        <w:rPr>
-          <w:lang w:val="es-ES"/>
-        </w:rPr>
-        <w:t xml:space="preserve">. </w:t>
+        <w:t xml:space="preserve">Lee el valor introducido por el usuario con ReadLn. </w:t>
       </w:r>
     </w:p>
     <w:p>
@@ -4909,35 +5100,7 @@
         <w:rPr>
           <w:lang w:val="es-ES"/>
         </w:rPr>
-        <w:t xml:space="preserve">Calcula el </w:t>
-      </w:r>
-      <w:proofErr w:type="spellStart"/>
-      <w:r>
-        <w:rPr>
-          <w:lang w:val="es-ES"/>
-        </w:rPr>
-        <w:t>ki</w:t>
-      </w:r>
-      <w:proofErr w:type="spellEnd"/>
-      <w:r>
-        <w:rPr>
-          <w:lang w:val="es-ES"/>
-        </w:rPr>
-        <w:t xml:space="preserve"> del </w:t>
-      </w:r>
-      <w:proofErr w:type="spellStart"/>
-      <w:r>
-        <w:rPr>
-          <w:lang w:val="es-ES"/>
-        </w:rPr>
-        <w:t>Ōzaru</w:t>
-      </w:r>
-      <w:proofErr w:type="spellEnd"/>
-      <w:r>
-        <w:rPr>
-          <w:lang w:val="es-ES"/>
-        </w:rPr>
-        <w:t xml:space="preserve"> multiplicando ese valor por 10.0. </w:t>
+        <w:t xml:space="preserve">Calcula el ki del Ōzaru multiplicando ese valor por 10.0. </w:t>
       </w:r>
     </w:p>
     <w:p>
@@ -5082,23 +5245,7 @@
                                 <w:rFonts w:ascii="Cascadia Mono SemiBold" w:hAnsi="Cascadia Mono SemiBold" w:cs="Cascadia Mono SemiBold"/>
                                 <w:lang w:val="es-ES"/>
                               </w:rPr>
-                              <w:t xml:space="preserve">Ozaru Ki </w:t>
-                            </w:r>
-                            <w:proofErr w:type="spellStart"/>
-                            <w:r>
-                              <w:rPr>
-                                <w:rFonts w:ascii="Cascadia Mono SemiBold" w:hAnsi="Cascadia Mono SemiBold" w:cs="Cascadia Mono SemiBold"/>
-                                <w:lang w:val="es-ES"/>
-                              </w:rPr>
-                              <w:t>multiplier</w:t>
-                            </w:r>
-                            <w:proofErr w:type="spellEnd"/>
-                            <w:r>
-                              <w:rPr>
-                                <w:rFonts w:ascii="Cascadia Mono SemiBold" w:hAnsi="Cascadia Mono SemiBold" w:cs="Cascadia Mono SemiBold"/>
-                                <w:lang w:val="es-ES"/>
-                              </w:rPr>
-                              <w:t>: 12004.50</w:t>
+                              <w:t>Ozaru Ki multiplier: 12004.50</w:t>
                             </w:r>
                           </w:p>
                         </w:txbxContent>
@@ -5155,23 +5302,7 @@
                           <w:rFonts w:ascii="Cascadia Mono SemiBold" w:hAnsi="Cascadia Mono SemiBold" w:cs="Cascadia Mono SemiBold"/>
                           <w:lang w:val="es-ES"/>
                         </w:rPr>
-                        <w:t xml:space="preserve">Ozaru Ki </w:t>
-                      </w:r>
-                      <w:proofErr w:type="spellStart"/>
-                      <w:r>
-                        <w:rPr>
-                          <w:rFonts w:ascii="Cascadia Mono SemiBold" w:hAnsi="Cascadia Mono SemiBold" w:cs="Cascadia Mono SemiBold"/>
-                          <w:lang w:val="es-ES"/>
-                        </w:rPr>
-                        <w:t>multiplier</w:t>
-                      </w:r>
-                      <w:proofErr w:type="spellEnd"/>
-                      <w:r>
-                        <w:rPr>
-                          <w:rFonts w:ascii="Cascadia Mono SemiBold" w:hAnsi="Cascadia Mono SemiBold" w:cs="Cascadia Mono SemiBold"/>
-                          <w:lang w:val="es-ES"/>
-                        </w:rPr>
-                        <w:t>: 12004.50</w:t>
+                        <w:t>Ozaru Ki multiplier: 12004.50</w:t>
                       </w:r>
                     </w:p>
                   </w:txbxContent>
@@ -5264,7 +5395,7 @@
           <w:lang w:val="es-ES"/>
         </w:rPr>
       </w:pPr>
-      <w:bookmarkStart w:id="7" w:name="_Toc239881649"/>
+      <w:bookmarkStart w:id="8" w:name="_Toc240544422"/>
       <w:r>
         <w:rPr>
           <w:lang w:val="es-ES"/>
@@ -5285,23 +5416,14 @@
         </w:rPr>
         <w:t xml:space="preserve">3: </w:t>
       </w:r>
-      <w:bookmarkEnd w:id="7"/>
-      <w:r>
-        <w:rPr>
-          <w:bCs/>
-          <w:lang w:val="es-ES"/>
-        </w:rPr>
-        <w:t xml:space="preserve">Raciones de Semillas </w:t>
-      </w:r>
-      <w:proofErr w:type="spellStart"/>
-      <w:r>
-        <w:rPr>
-          <w:bCs/>
-          <w:lang w:val="es-ES"/>
-        </w:rPr>
-        <w:t>Senzu</w:t>
-      </w:r>
-      <w:proofErr w:type="spellEnd"/>
+      <w:r>
+        <w:rPr>
+          <w:bCs/>
+          <w:lang w:val="es-ES"/>
+        </w:rPr>
+        <w:t>Raciones de Semillas Senzu</w:t>
+      </w:r>
+      <w:bookmarkEnd w:id="8"/>
     </w:p>
     <w:p>
       <w:pPr>
@@ -5349,7 +5471,6 @@
           <w:numId w:val="4"/>
         </w:numPr>
       </w:pPr>
-      <w:proofErr w:type="spellStart"/>
       <w:r>
         <w:rPr>
           <w:b/>
@@ -5357,15 +5478,12 @@
         </w:rPr>
         <w:t>Archivo</w:t>
       </w:r>
-      <w:proofErr w:type="spellEnd"/>
       <w:r>
         <w:t xml:space="preserve">: </w:t>
       </w:r>
-      <w:proofErr w:type="spellStart"/>
       <w:r>
         <w:t>senzu_distributor.pas</w:t>
       </w:r>
-      <w:proofErr w:type="spellEnd"/>
     </w:p>
     <w:p>
       <w:pPr>
@@ -5375,47 +5493,19 @@
           <w:numId w:val="4"/>
         </w:numPr>
       </w:pPr>
-      <w:proofErr w:type="spellStart"/>
-      <w:r>
-        <w:rPr>
-          <w:b/>
-          <w:bCs/>
-        </w:rPr>
-        <w:t>Funciones</w:t>
-      </w:r>
-      <w:proofErr w:type="spellEnd"/>
-      <w:r>
-        <w:rPr>
-          <w:b/>
-          <w:bCs/>
-        </w:rPr>
-        <w:t xml:space="preserve"> </w:t>
-      </w:r>
-      <w:proofErr w:type="spellStart"/>
-      <w:r>
-        <w:rPr>
-          <w:b/>
-          <w:bCs/>
-        </w:rPr>
-        <w:t>autorizadas</w:t>
-      </w:r>
-      <w:proofErr w:type="spellEnd"/>
+      <w:r>
+        <w:rPr>
+          <w:b/>
+          <w:bCs/>
+        </w:rPr>
+        <w:t>Funciones autorizadas</w:t>
+      </w:r>
       <w:r>
         <w:t xml:space="preserve">: </w:t>
       </w:r>
-      <w:proofErr w:type="spellStart"/>
-      <w:r>
-        <w:t>readln</w:t>
-      </w:r>
-      <w:proofErr w:type="spellEnd"/>
-      <w:r>
-        <w:t xml:space="preserve">, </w:t>
-      </w:r>
-      <w:proofErr w:type="spellStart"/>
-      <w:r>
-        <w:t>writeln</w:t>
-      </w:r>
-      <w:proofErr w:type="spellEnd"/>
+      <w:r>
+        <w:t>readln, writeln</w:t>
+      </w:r>
     </w:p>
     <w:p>
       <w:pPr>
@@ -5506,21 +5596,7 @@
         <w:rPr>
           <w:lang w:val="es-ES"/>
         </w:rPr>
-        <w:t xml:space="preserve">Declara una variable </w:t>
-      </w:r>
-      <w:proofErr w:type="spellStart"/>
-      <w:r>
-        <w:rPr>
-          <w:lang w:val="es-ES"/>
-        </w:rPr>
-        <w:t>Integer</w:t>
-      </w:r>
-      <w:proofErr w:type="spellEnd"/>
-      <w:r>
-        <w:rPr>
-          <w:lang w:val="es-ES"/>
-        </w:rPr>
-        <w:t xml:space="preserve"> para el total de semillas (N). </w:t>
+        <w:t xml:space="preserve">Declara una variable Integer para el total de semillas (N). </w:t>
       </w:r>
     </w:p>
     <w:p>
@@ -5538,21 +5614,7 @@
         <w:rPr>
           <w:lang w:val="es-ES"/>
         </w:rPr>
-        <w:t xml:space="preserve">Lee el valor introducido por el usuario con </w:t>
-      </w:r>
-      <w:proofErr w:type="spellStart"/>
-      <w:r>
-        <w:rPr>
-          <w:lang w:val="es-ES"/>
-        </w:rPr>
-        <w:t>ReadLn</w:t>
-      </w:r>
-      <w:proofErr w:type="spellEnd"/>
-      <w:r>
-        <w:rPr>
-          <w:lang w:val="es-ES"/>
-        </w:rPr>
-        <w:t xml:space="preserve">. </w:t>
+        <w:t xml:space="preserve">Lee el valor introducido por el usuario con ReadLn. </w:t>
       </w:r>
     </w:p>
     <w:p>
@@ -5570,21 +5632,7 @@
         <w:rPr>
           <w:lang w:val="es-ES"/>
         </w:rPr>
-        <w:t xml:space="preserve">Usa </w:t>
-      </w:r>
-      <w:proofErr w:type="spellStart"/>
-      <w:r>
-        <w:rPr>
-          <w:lang w:val="es-ES"/>
-        </w:rPr>
-        <w:t>div</w:t>
-      </w:r>
-      <w:proofErr w:type="spellEnd"/>
-      <w:r>
-        <w:rPr>
-          <w:lang w:val="es-ES"/>
-        </w:rPr>
-        <w:t xml:space="preserve"> para calcular cuántos guerreros reciben ración completa (grupos de 6). </w:t>
+        <w:t xml:space="preserve">Usa div para calcular cuántos guerreros reciben ración completa (grupos de 6). </w:t>
       </w:r>
     </w:p>
     <w:p>
@@ -5735,21 +5783,7 @@
                               <w:rPr>
                                 <w:rFonts w:ascii="Cascadia Mono SemiBold" w:hAnsi="Cascadia Mono SemiBold" w:cs="Cascadia Mono SemiBold"/>
                               </w:rPr>
-                              <w:t xml:space="preserve">Total </w:t>
-                            </w:r>
-                            <w:proofErr w:type="spellStart"/>
-                            <w:r>
-                              <w:rPr>
-                                <w:rFonts w:ascii="Cascadia Mono SemiBold" w:hAnsi="Cascadia Mono SemiBold" w:cs="Cascadia Mono SemiBold"/>
-                              </w:rPr>
-                              <w:t>Senzu</w:t>
-                            </w:r>
-                            <w:proofErr w:type="spellEnd"/>
-                            <w:r>
-                              <w:rPr>
-                                <w:rFonts w:ascii="Cascadia Mono SemiBold" w:hAnsi="Cascadia Mono SemiBold" w:cs="Cascadia Mono SemiBold"/>
-                              </w:rPr>
-                              <w:t xml:space="preserve"> Beans: 50</w:t>
+                              <w:t>Total Senzu Beans: 50</w:t>
                             </w:r>
                           </w:p>
                           <w:p>
@@ -5817,21 +5851,7 @@
                         <w:rPr>
                           <w:rFonts w:ascii="Cascadia Mono SemiBold" w:hAnsi="Cascadia Mono SemiBold" w:cs="Cascadia Mono SemiBold"/>
                         </w:rPr>
-                        <w:t xml:space="preserve">Total </w:t>
-                      </w:r>
-                      <w:proofErr w:type="spellStart"/>
-                      <w:r>
-                        <w:rPr>
-                          <w:rFonts w:ascii="Cascadia Mono SemiBold" w:hAnsi="Cascadia Mono SemiBold" w:cs="Cascadia Mono SemiBold"/>
-                        </w:rPr>
-                        <w:t>Senzu</w:t>
-                      </w:r>
-                      <w:proofErr w:type="spellEnd"/>
-                      <w:r>
-                        <w:rPr>
-                          <w:rFonts w:ascii="Cascadia Mono SemiBold" w:hAnsi="Cascadia Mono SemiBold" w:cs="Cascadia Mono SemiBold"/>
-                        </w:rPr>
-                        <w:t xml:space="preserve"> Beans: 50</w:t>
+                        <w:t>Total Senzu Beans: 50</w:t>
                       </w:r>
                     </w:p>
                     <w:p>
@@ -5927,7 +5947,7 @@
           <w:lang w:val="es-ES"/>
         </w:rPr>
       </w:pPr>
-      <w:bookmarkStart w:id="8" w:name="_Toc239881650"/>
+      <w:bookmarkStart w:id="9" w:name="_Toc240544423"/>
       <w:r>
         <w:rPr>
           <w:lang w:val="es-ES"/>
@@ -5942,30 +5962,14 @@
         </w:rPr>
         <w:t xml:space="preserve">4: </w:t>
       </w:r>
-      <w:bookmarkEnd w:id="8"/>
-      <w:r>
-        <w:rPr>
-          <w:bCs/>
-          <w:lang w:val="es-ES"/>
-        </w:rPr>
-        <w:t xml:space="preserve">Validación de </w:t>
-      </w:r>
-      <w:proofErr w:type="spellStart"/>
-      <w:r>
-        <w:rPr>
-          <w:bCs/>
-          <w:lang w:val="es-ES"/>
-        </w:rPr>
-        <w:t>Scouter</w:t>
-      </w:r>
-      <w:proofErr w:type="spellEnd"/>
-      <w:r>
-        <w:rPr>
-          <w:bCs/>
-          <w:lang w:val="es-ES"/>
-        </w:rPr>
-        <w:t xml:space="preserve"> (Lógica Booleana)</w:t>
-      </w:r>
+      <w:r>
+        <w:rPr>
+          <w:bCs/>
+          <w:lang w:val="es-ES"/>
+        </w:rPr>
+        <w:t>Validación de Scouter (Lógica Booleana)</w:t>
+      </w:r>
+      <w:bookmarkEnd w:id="9"/>
     </w:p>
     <w:p>
       <w:pPr>
@@ -6013,7 +6017,6 @@
           <w:numId w:val="4"/>
         </w:numPr>
       </w:pPr>
-      <w:proofErr w:type="spellStart"/>
       <w:r>
         <w:rPr>
           <w:b/>
@@ -6021,15 +6024,12 @@
         </w:rPr>
         <w:t>Archivo</w:t>
       </w:r>
-      <w:proofErr w:type="spellEnd"/>
       <w:r>
         <w:t xml:space="preserve">: </w:t>
       </w:r>
-      <w:proofErr w:type="spellStart"/>
       <w:r>
         <w:t>threat_check.pas</w:t>
       </w:r>
-      <w:proofErr w:type="spellEnd"/>
     </w:p>
     <w:p>
       <w:pPr>
@@ -6053,19 +6053,9 @@
         </w:rPr>
         <w:t xml:space="preserve">: </w:t>
       </w:r>
-      <w:proofErr w:type="spellStart"/>
-      <w:r>
-        <w:t>readln</w:t>
-      </w:r>
-      <w:proofErr w:type="spellEnd"/>
-      <w:r>
-        <w:t xml:space="preserve">, </w:t>
-      </w:r>
-      <w:proofErr w:type="spellStart"/>
-      <w:r>
-        <w:t>writeln</w:t>
-      </w:r>
-      <w:proofErr w:type="spellEnd"/>
+      <w:r>
+        <w:t>readln, writeln</w:t>
+      </w:r>
     </w:p>
     <w:p>
       <w:pPr>
@@ -6097,63 +6087,7 @@
         <w:rPr>
           <w:lang w:val="es-ES"/>
         </w:rPr>
-        <w:t xml:space="preserve">Leer el nivel de </w:t>
-      </w:r>
-      <w:proofErr w:type="spellStart"/>
-      <w:r>
-        <w:rPr>
-          <w:lang w:val="es-ES"/>
-        </w:rPr>
-        <w:t>ki</w:t>
-      </w:r>
-      <w:proofErr w:type="spellEnd"/>
-      <w:r>
-        <w:rPr>
-          <w:lang w:val="es-ES"/>
-        </w:rPr>
-        <w:t xml:space="preserve"> de un enemigo (</w:t>
-      </w:r>
-      <w:proofErr w:type="spellStart"/>
-      <w:r>
-        <w:rPr>
-          <w:lang w:val="es-ES"/>
-        </w:rPr>
-        <w:t>Integer</w:t>
-      </w:r>
-      <w:proofErr w:type="spellEnd"/>
-      <w:r>
-        <w:rPr>
-          <w:lang w:val="es-ES"/>
-        </w:rPr>
-        <w:t xml:space="preserve">). Si el </w:t>
-      </w:r>
-      <w:proofErr w:type="spellStart"/>
-      <w:r>
-        <w:rPr>
-          <w:lang w:val="es-ES"/>
-        </w:rPr>
-        <w:t>ki</w:t>
-      </w:r>
-      <w:proofErr w:type="spellEnd"/>
-      <w:r>
-        <w:rPr>
-          <w:lang w:val="es-ES"/>
-        </w:rPr>
-        <w:t xml:space="preserve"> es estrictamente superior a 9000, una variable de tipo </w:t>
-      </w:r>
-      <w:proofErr w:type="spellStart"/>
-      <w:r>
-        <w:rPr>
-          <w:lang w:val="es-ES"/>
-        </w:rPr>
-        <w:t>Boolean</w:t>
-      </w:r>
-      <w:proofErr w:type="spellEnd"/>
-      <w:r>
-        <w:rPr>
-          <w:lang w:val="es-ES"/>
-        </w:rPr>
-        <w:t xml:space="preserve"> debe tomar el valor TRUE, de lo contrario FALSE. </w:t>
+        <w:t xml:space="preserve">Leer el nivel de ki de un enemigo (Integer). Si el ki es estrictamente superior a 9000, una variable de tipo Boolean debe tomar el valor TRUE, de lo contrario FALSE. </w:t>
       </w:r>
       <w:r>
         <w:rPr>
@@ -6203,35 +6137,7 @@
         <w:rPr>
           <w:lang w:val="es-ES"/>
         </w:rPr>
-        <w:t xml:space="preserve">Declara una variable </w:t>
-      </w:r>
-      <w:proofErr w:type="spellStart"/>
-      <w:r>
-        <w:rPr>
-          <w:lang w:val="es-ES"/>
-        </w:rPr>
-        <w:t>Integer</w:t>
-      </w:r>
-      <w:proofErr w:type="spellEnd"/>
-      <w:r>
-        <w:rPr>
-          <w:lang w:val="es-ES"/>
-        </w:rPr>
-        <w:t xml:space="preserve"> para el </w:t>
-      </w:r>
-      <w:proofErr w:type="spellStart"/>
-      <w:r>
-        <w:rPr>
-          <w:lang w:val="es-ES"/>
-        </w:rPr>
-        <w:t>ki</w:t>
-      </w:r>
-      <w:proofErr w:type="spellEnd"/>
-      <w:r>
-        <w:rPr>
-          <w:lang w:val="es-ES"/>
-        </w:rPr>
-        <w:t xml:space="preserve"> del enemigo. </w:t>
+        <w:t xml:space="preserve">Declara una variable Integer para el ki del enemigo. </w:t>
       </w:r>
     </w:p>
     <w:p>
@@ -6249,21 +6155,7 @@
         <w:rPr>
           <w:lang w:val="es-ES"/>
         </w:rPr>
-        <w:t xml:space="preserve">Lee el valor introducido por el usuario con </w:t>
-      </w:r>
-      <w:proofErr w:type="spellStart"/>
-      <w:r>
-        <w:rPr>
-          <w:lang w:val="es-ES"/>
-        </w:rPr>
-        <w:t>ReadLn</w:t>
-      </w:r>
-      <w:proofErr w:type="spellEnd"/>
-      <w:r>
-        <w:rPr>
-          <w:lang w:val="es-ES"/>
-        </w:rPr>
-        <w:t xml:space="preserve">. </w:t>
+        <w:t xml:space="preserve">Lee el valor introducido por el usuario con ReadLn. </w:t>
       </w:r>
     </w:p>
     <w:p>
@@ -6281,35 +6173,7 @@
         <w:rPr>
           <w:lang w:val="es-ES"/>
         </w:rPr>
-        <w:t xml:space="preserve">Declara una variable </w:t>
-      </w:r>
-      <w:proofErr w:type="spellStart"/>
-      <w:r>
-        <w:rPr>
-          <w:lang w:val="es-ES"/>
-        </w:rPr>
-        <w:t>Boolean</w:t>
-      </w:r>
-      <w:proofErr w:type="spellEnd"/>
-      <w:r>
-        <w:rPr>
-          <w:lang w:val="es-ES"/>
-        </w:rPr>
-        <w:t xml:space="preserve"> y asígnale directamente el resultado de la comparación (</w:t>
-      </w:r>
-      <w:proofErr w:type="spellStart"/>
-      <w:r>
-        <w:rPr>
-          <w:lang w:val="es-ES"/>
-        </w:rPr>
-        <w:t>ki</w:t>
-      </w:r>
-      <w:proofErr w:type="spellEnd"/>
-      <w:r>
-        <w:rPr>
-          <w:lang w:val="es-ES"/>
-        </w:rPr>
-        <w:t xml:space="preserve"> &gt; 9000). </w:t>
+        <w:t xml:space="preserve">Declara una variable Boolean y asígnale directamente el resultado de la comparación (ki &gt; 9000). </w:t>
       </w:r>
     </w:p>
     <w:p>
@@ -6327,21 +6191,7 @@
         <w:rPr>
           <w:lang w:val="es-ES"/>
         </w:rPr>
-        <w:t xml:space="preserve">Imprime esa variable booleana con </w:t>
-      </w:r>
-      <w:proofErr w:type="spellStart"/>
-      <w:r>
-        <w:rPr>
-          <w:lang w:val="es-ES"/>
-        </w:rPr>
-        <w:t>WriteLn</w:t>
-      </w:r>
-      <w:proofErr w:type="spellEnd"/>
-      <w:r>
-        <w:rPr>
-          <w:lang w:val="es-ES"/>
-        </w:rPr>
-        <w:t>.</w:t>
+        <w:t>Imprime esa variable booleana con WriteLn.</w:t>
       </w:r>
     </w:p>
     <w:p>
@@ -6677,7 +6527,7 @@
           <w:lang w:val="es-ES"/>
         </w:rPr>
       </w:pPr>
-      <w:bookmarkStart w:id="9" w:name="_Toc239881651"/>
+      <w:bookmarkStart w:id="10" w:name="_Toc240544424"/>
       <w:r>
         <w:rPr>
           <w:lang w:val="es-ES"/>
@@ -6705,46 +6555,14 @@
         </w:rPr>
         <w:t xml:space="preserve">: </w:t>
       </w:r>
-      <w:bookmarkEnd w:id="9"/>
-      <w:r>
-        <w:rPr>
-          <w:bCs/>
-          <w:lang w:val="es-ES"/>
-        </w:rPr>
-        <w:t>Sobrecarga de Ki (</w:t>
-      </w:r>
-      <w:proofErr w:type="spellStart"/>
-      <w:r>
-        <w:rPr>
-          <w:bCs/>
-          <w:lang w:val="es-ES"/>
-        </w:rPr>
-        <w:t>Integer</w:t>
-      </w:r>
-      <w:proofErr w:type="spellEnd"/>
-      <w:r>
-        <w:rPr>
-          <w:bCs/>
-          <w:lang w:val="es-ES"/>
-        </w:rPr>
-        <w:t xml:space="preserve"> </w:t>
-      </w:r>
-      <w:proofErr w:type="spellStart"/>
-      <w:r>
-        <w:rPr>
-          <w:bCs/>
-          <w:lang w:val="es-ES"/>
-        </w:rPr>
-        <w:t>Overflow</w:t>
-      </w:r>
-      <w:proofErr w:type="spellEnd"/>
-      <w:r>
-        <w:rPr>
-          <w:bCs/>
-          <w:lang w:val="es-ES"/>
-        </w:rPr>
-        <w:t>)</w:t>
-      </w:r>
+      <w:r>
+        <w:rPr>
+          <w:bCs/>
+          <w:lang w:val="es-ES"/>
+        </w:rPr>
+        <w:t>Sobrecarga de Ki (Integer Overflow)</w:t>
+      </w:r>
+      <w:bookmarkEnd w:id="10"/>
     </w:p>
     <w:p>
       <w:pPr>
@@ -6792,7 +6610,6 @@
           <w:numId w:val="4"/>
         </w:numPr>
       </w:pPr>
-      <w:proofErr w:type="spellStart"/>
       <w:r>
         <w:rPr>
           <w:b/>
@@ -6800,15 +6617,12 @@
         </w:rPr>
         <w:t>Archivo</w:t>
       </w:r>
-      <w:proofErr w:type="spellEnd"/>
       <w:r>
         <w:t xml:space="preserve">: </w:t>
       </w:r>
-      <w:proofErr w:type="spellStart"/>
       <w:r>
         <w:t>ki_overflow.pas</w:t>
       </w:r>
-      <w:proofErr w:type="spellEnd"/>
     </w:p>
     <w:p>
       <w:pPr>
@@ -6835,11 +6649,9 @@
         </w:rPr>
         <w:t xml:space="preserve">: </w:t>
       </w:r>
-      <w:proofErr w:type="spellStart"/>
       <w:r>
         <w:t>writeln</w:t>
       </w:r>
-      <w:proofErr w:type="spellEnd"/>
     </w:p>
     <w:p>
       <w:pPr>
@@ -6877,21 +6689,7 @@
         <w:rPr>
           <w:lang w:val="es-ES"/>
         </w:rPr>
-        <w:t xml:space="preserve">Demostrar cómo colapsa la memoria estática por desbordamiento sin directivas de protección. Declara una variable de tipo </w:t>
-      </w:r>
-      <w:proofErr w:type="spellStart"/>
-      <w:r>
-        <w:rPr>
-          <w:lang w:val="es-ES"/>
-        </w:rPr>
-        <w:t>ShortInt</w:t>
-      </w:r>
-      <w:proofErr w:type="spellEnd"/>
-      <w:r>
-        <w:rPr>
-          <w:lang w:val="es-ES"/>
-        </w:rPr>
-        <w:t xml:space="preserve"> (rango -128 a 127). Asigna el valor 127, súmale 1 e imprime el resultado obtenido.</w:t>
+        <w:t>Demostrar cómo colapsa la memoria estática por desbordamiento sin directivas de protección. Declara una variable de tipo ShortInt (rango -128 a 127). Asigna el valor 127, súmale 1 e imprime el resultado obtenido.</w:t>
       </w:r>
     </w:p>
     <w:p>
@@ -6937,7 +6735,6 @@
         </w:rPr>
         <w:t xml:space="preserve">Declara una variable de tipo </w:t>
       </w:r>
-      <w:proofErr w:type="spellStart"/>
       <w:r>
         <w:rPr>
           <w:b/>
@@ -6946,7 +6743,6 @@
         </w:rPr>
         <w:t>ShortInt</w:t>
       </w:r>
-      <w:proofErr w:type="spellEnd"/>
       <w:r>
         <w:rPr>
           <w:lang w:val="es-ES"/>
@@ -7007,7 +6803,6 @@
         </w:rPr>
         <w:t xml:space="preserve">Imprime el resultado con </w:t>
       </w:r>
-      <w:proofErr w:type="spellStart"/>
       <w:r>
         <w:rPr>
           <w:b/>
@@ -7016,7 +6811,6 @@
         </w:rPr>
         <w:t>WriteLn</w:t>
       </w:r>
-      <w:proofErr w:type="spellEnd"/>
       <w:r>
         <w:rPr>
           <w:lang w:val="es-ES"/>
@@ -7053,7 +6847,6 @@
         </w:rPr>
         <w:t xml:space="preserve"> este ejercicio no lee nada del usuario (</w:t>
       </w:r>
-      <w:proofErr w:type="spellStart"/>
       <w:r>
         <w:rPr>
           <w:b/>
@@ -7064,7 +6857,6 @@
         </w:rPr>
         <w:t>readln</w:t>
       </w:r>
-      <w:proofErr w:type="spellEnd"/>
       <w:r>
         <w:rPr>
           <w:sz w:val="22"/>
@@ -7211,53 +7003,12 @@
                                 <w:lang w:val="es-ES"/>
                               </w:rPr>
                             </w:pPr>
-                            <w:proofErr w:type="spellStart"/>
                             <w:r>
                               <w:rPr>
                                 <w:rFonts w:ascii="Cascadia Mono SemiBold" w:hAnsi="Cascadia Mono SemiBold" w:cs="Cascadia Mono SemiBold"/>
                                 <w:lang w:val="es-ES"/>
                               </w:rPr>
-                              <w:t>Scouter</w:t>
-                            </w:r>
-                            <w:proofErr w:type="spellEnd"/>
-                            <w:r>
-                              <w:rPr>
-                                <w:rFonts w:ascii="Cascadia Mono SemiBold" w:hAnsi="Cascadia Mono SemiBold" w:cs="Cascadia Mono SemiBold"/>
-                                <w:lang w:val="es-ES"/>
-                              </w:rPr>
-                              <w:t xml:space="preserve"> </w:t>
-                            </w:r>
-                            <w:proofErr w:type="spellStart"/>
-                            <w:r>
-                              <w:rPr>
-                                <w:rFonts w:ascii="Cascadia Mono SemiBold" w:hAnsi="Cascadia Mono SemiBold" w:cs="Cascadia Mono SemiBold"/>
-                                <w:lang w:val="es-ES"/>
-                              </w:rPr>
-                              <w:t>exploded</w:t>
-                            </w:r>
-                            <w:proofErr w:type="spellEnd"/>
-                            <w:r>
-                              <w:rPr>
-                                <w:rFonts w:ascii="Cascadia Mono SemiBold" w:hAnsi="Cascadia Mono SemiBold" w:cs="Cascadia Mono SemiBold"/>
-                                <w:lang w:val="es-ES"/>
-                              </w:rPr>
-                              <w:t xml:space="preserve">! Current </w:t>
-                            </w:r>
-                            <w:proofErr w:type="spellStart"/>
-                            <w:r>
-                              <w:rPr>
-                                <w:rFonts w:ascii="Cascadia Mono SemiBold" w:hAnsi="Cascadia Mono SemiBold" w:cs="Cascadia Mono SemiBold"/>
-                                <w:lang w:val="es-ES"/>
-                              </w:rPr>
-                              <w:t>value</w:t>
-                            </w:r>
-                            <w:proofErr w:type="spellEnd"/>
-                            <w:r>
-                              <w:rPr>
-                                <w:rFonts w:ascii="Cascadia Mono SemiBold" w:hAnsi="Cascadia Mono SemiBold" w:cs="Cascadia Mono SemiBold"/>
-                                <w:lang w:val="es-ES"/>
-                              </w:rPr>
-                              <w:t>: -128</w:t>
+                              <w:t>Scouter exploded! Current value: -128</w:t>
                             </w:r>
                           </w:p>
                         </w:txbxContent>
@@ -7321,53 +7072,12 @@
                           <w:lang w:val="es-ES"/>
                         </w:rPr>
                       </w:pPr>
-                      <w:proofErr w:type="spellStart"/>
                       <w:r>
                         <w:rPr>
                           <w:rFonts w:ascii="Cascadia Mono SemiBold" w:hAnsi="Cascadia Mono SemiBold" w:cs="Cascadia Mono SemiBold"/>
                           <w:lang w:val="es-ES"/>
                         </w:rPr>
-                        <w:t>Scouter</w:t>
-                      </w:r>
-                      <w:proofErr w:type="spellEnd"/>
-                      <w:r>
-                        <w:rPr>
-                          <w:rFonts w:ascii="Cascadia Mono SemiBold" w:hAnsi="Cascadia Mono SemiBold" w:cs="Cascadia Mono SemiBold"/>
-                          <w:lang w:val="es-ES"/>
-                        </w:rPr>
-                        <w:t xml:space="preserve"> </w:t>
-                      </w:r>
-                      <w:proofErr w:type="spellStart"/>
-                      <w:r>
-                        <w:rPr>
-                          <w:rFonts w:ascii="Cascadia Mono SemiBold" w:hAnsi="Cascadia Mono SemiBold" w:cs="Cascadia Mono SemiBold"/>
-                          <w:lang w:val="es-ES"/>
-                        </w:rPr>
-                        <w:t>exploded</w:t>
-                      </w:r>
-                      <w:proofErr w:type="spellEnd"/>
-                      <w:r>
-                        <w:rPr>
-                          <w:rFonts w:ascii="Cascadia Mono SemiBold" w:hAnsi="Cascadia Mono SemiBold" w:cs="Cascadia Mono SemiBold"/>
-                          <w:lang w:val="es-ES"/>
-                        </w:rPr>
-                        <w:t xml:space="preserve">! Current </w:t>
-                      </w:r>
-                      <w:proofErr w:type="spellStart"/>
-                      <w:r>
-                        <w:rPr>
-                          <w:rFonts w:ascii="Cascadia Mono SemiBold" w:hAnsi="Cascadia Mono SemiBold" w:cs="Cascadia Mono SemiBold"/>
-                          <w:lang w:val="es-ES"/>
-                        </w:rPr>
-                        <w:t>value</w:t>
-                      </w:r>
-                      <w:proofErr w:type="spellEnd"/>
-                      <w:r>
-                        <w:rPr>
-                          <w:rFonts w:ascii="Cascadia Mono SemiBold" w:hAnsi="Cascadia Mono SemiBold" w:cs="Cascadia Mono SemiBold"/>
-                          <w:lang w:val="es-ES"/>
-                        </w:rPr>
-                        <w:t>: -128</w:t>
+                        <w:t>Scouter exploded! Current value: -128</w:t>
                       </w:r>
                     </w:p>
                   </w:txbxContent>
@@ -7445,43 +7155,7 @@
           <w:iCs/>
           <w:lang w:val="es-ES"/>
         </w:rPr>
-        <w:t xml:space="preserve">Este es el gancho hacia el ejercicio 06: una vez veas que </w:t>
-      </w:r>
-      <w:proofErr w:type="spellStart"/>
-      <w:r>
-        <w:rPr>
-          <w:i/>
-          <w:iCs/>
-          <w:lang w:val="es-ES"/>
-        </w:rPr>
-        <w:t>ki_overflow.pas</w:t>
-      </w:r>
-      <w:proofErr w:type="spellEnd"/>
-      <w:r>
-        <w:rPr>
-          <w:i/>
-          <w:iCs/>
-          <w:lang w:val="es-ES"/>
-        </w:rPr>
-        <w:t xml:space="preserve"> imprime un valor incorrecto sin avisar de nada, la pregunta que debes hacerte es ¿cómo le digo al compilador que no permita esto silenciosamente? — la respuesta son esas dos directivas que ya vimos en la teoría ({$Q+} para </w:t>
-      </w:r>
-      <w:proofErr w:type="spellStart"/>
-      <w:r>
-        <w:rPr>
-          <w:i/>
-          <w:iCs/>
-          <w:lang w:val="es-ES"/>
-        </w:rPr>
-        <w:t>overflow</w:t>
-      </w:r>
-      <w:proofErr w:type="spellEnd"/>
-      <w:r>
-        <w:rPr>
-          <w:i/>
-          <w:iCs/>
-          <w:lang w:val="es-ES"/>
-        </w:rPr>
-        <w:t xml:space="preserve"> aritmético, {$R+} para rango), que es justo lo que trabajarás en el ejercicio 06.</w:t>
+        <w:t>Este es el gancho hacia el ejercicio 06: una vez veas que ki_overflow.pas imprime un valor incorrecto sin avisar de nada, la pregunta que debes hacerte es ¿cómo le digo al compilador que no permita esto silenciosamente? — la respuesta son esas dos directivas que ya vimos en la teoría ({$Q+} para overflow aritmético, {$R+} para rango), que es justo lo que trabajarás en el ejercicio 06.</w:t>
       </w:r>
     </w:p>
     <w:p>
@@ -7542,7 +7216,7 @@
           <w:lang w:val="es-ES"/>
         </w:rPr>
       </w:pPr>
-      <w:bookmarkStart w:id="10" w:name="_Toc239881652"/>
+      <w:bookmarkStart w:id="11" w:name="_Toc240544425"/>
       <w:r>
         <w:rPr>
           <w:lang w:val="es-ES"/>
@@ -7577,23 +7251,14 @@
         </w:rPr>
         <w:t xml:space="preserve">: </w:t>
       </w:r>
-      <w:bookmarkEnd w:id="10"/>
-      <w:r>
-        <w:rPr>
-          <w:bCs/>
-          <w:lang w:val="es-ES"/>
-        </w:rPr>
-        <w:t xml:space="preserve">La Trampa de </w:t>
-      </w:r>
-      <w:proofErr w:type="spellStart"/>
-      <w:r>
-        <w:rPr>
-          <w:bCs/>
-          <w:lang w:val="es-ES"/>
-        </w:rPr>
-        <w:t>Babidi</w:t>
-      </w:r>
-      <w:proofErr w:type="spellEnd"/>
+      <w:r>
+        <w:rPr>
+          <w:bCs/>
+          <w:lang w:val="es-ES"/>
+        </w:rPr>
+        <w:t>La Trampa de Babidi</w:t>
+      </w:r>
+      <w:bookmarkEnd w:id="11"/>
     </w:p>
     <w:p>
       <w:pPr>
@@ -7641,7 +7306,6 @@
           <w:numId w:val="4"/>
         </w:numPr>
       </w:pPr>
-      <w:proofErr w:type="spellStart"/>
       <w:r>
         <w:rPr>
           <w:b/>
@@ -7649,15 +7313,12 @@
         </w:rPr>
         <w:t>Archivo</w:t>
       </w:r>
-      <w:proofErr w:type="spellEnd"/>
       <w:r>
         <w:t xml:space="preserve">: </w:t>
       </w:r>
-      <w:proofErr w:type="spellStart"/>
       <w:r>
         <w:t>divine_shield.pas</w:t>
       </w:r>
-      <w:proofErr w:type="spellEnd"/>
     </w:p>
     <w:p>
       <w:pPr>
@@ -7684,11 +7345,9 @@
         </w:rPr>
         <w:t xml:space="preserve">: </w:t>
       </w:r>
-      <w:proofErr w:type="spellStart"/>
       <w:r>
         <w:t>writeln</w:t>
       </w:r>
-      <w:proofErr w:type="spellEnd"/>
     </w:p>
     <w:p>
       <w:pPr>
@@ -7728,9 +7387,14 @@
           <w:iCs/>
           <w:lang w:val="es-ES"/>
         </w:rPr>
-        <w:t>{$Q+} (</w:t>
-      </w:r>
-      <w:proofErr w:type="spellStart"/>
+        <w:t>{$Q+} (Overflow Checking)</w:t>
+      </w:r>
+      <w:r>
+        <w:rPr>
+          <w:lang w:val="es-ES"/>
+        </w:rPr>
+        <w:t xml:space="preserve"> y </w:t>
+      </w:r>
       <w:r>
         <w:rPr>
           <w:b/>
@@ -7739,78 +7403,7 @@
           <w:iCs/>
           <w:lang w:val="es-ES"/>
         </w:rPr>
-        <w:t>Overflow</w:t>
-      </w:r>
-      <w:proofErr w:type="spellEnd"/>
-      <w:r>
-        <w:rPr>
-          <w:b/>
-          <w:bCs/>
-          <w:i/>
-          <w:iCs/>
-          <w:lang w:val="es-ES"/>
-        </w:rPr>
-        <w:t xml:space="preserve"> </w:t>
-      </w:r>
-      <w:proofErr w:type="spellStart"/>
-      <w:r>
-        <w:rPr>
-          <w:b/>
-          <w:bCs/>
-          <w:i/>
-          <w:iCs/>
-          <w:lang w:val="es-ES"/>
-        </w:rPr>
-        <w:t>Checking</w:t>
-      </w:r>
-      <w:proofErr w:type="spellEnd"/>
-      <w:r>
-        <w:rPr>
-          <w:b/>
-          <w:bCs/>
-          <w:i/>
-          <w:iCs/>
-          <w:lang w:val="es-ES"/>
-        </w:rPr>
-        <w:t>)</w:t>
-      </w:r>
-      <w:r>
-        <w:rPr>
-          <w:lang w:val="es-ES"/>
-        </w:rPr>
-        <w:t xml:space="preserve"> y </w:t>
-      </w:r>
-      <w:r>
-        <w:rPr>
-          <w:b/>
-          <w:bCs/>
-          <w:i/>
-          <w:iCs/>
-          <w:lang w:val="es-ES"/>
-        </w:rPr>
-        <w:t xml:space="preserve">{$R+} (Range </w:t>
-      </w:r>
-      <w:proofErr w:type="spellStart"/>
-      <w:r>
-        <w:rPr>
-          <w:b/>
-          <w:bCs/>
-          <w:i/>
-          <w:iCs/>
-          <w:lang w:val="es-ES"/>
-        </w:rPr>
-        <w:t>Checking</w:t>
-      </w:r>
-      <w:proofErr w:type="spellEnd"/>
-      <w:r>
-        <w:rPr>
-          <w:b/>
-          <w:bCs/>
-          <w:i/>
-          <w:iCs/>
-          <w:lang w:val="es-ES"/>
-        </w:rPr>
-        <w:t>).</w:t>
+        <w:t>{$R+} (Range Checking).</w:t>
       </w:r>
       <w:r>
         <w:rPr>
@@ -7892,21 +7485,7 @@
         <w:rPr>
           <w:lang w:val="es-ES"/>
         </w:rPr>
-        <w:t xml:space="preserve">Copia el código de </w:t>
-      </w:r>
-      <w:proofErr w:type="spellStart"/>
-      <w:r>
-        <w:rPr>
-          <w:lang w:val="es-ES"/>
-        </w:rPr>
-        <w:t>ki_overflow.pas</w:t>
-      </w:r>
-      <w:proofErr w:type="spellEnd"/>
-      <w:r>
-        <w:rPr>
-          <w:lang w:val="es-ES"/>
-        </w:rPr>
-        <w:t xml:space="preserve"> (ex05). </w:t>
+        <w:t xml:space="preserve">Copia el código de ki_overflow.pas (ex05). </w:t>
       </w:r>
     </w:p>
     <w:p>
@@ -7936,21 +7515,7 @@
         <w:rPr>
           <w:lang w:val="es-ES"/>
         </w:rPr>
-        <w:t xml:space="preserve">+} como primera línea del archivo, antes de </w:t>
-      </w:r>
-      <w:proofErr w:type="spellStart"/>
-      <w:r>
-        <w:rPr>
-          <w:lang w:val="es-ES"/>
-        </w:rPr>
-        <w:t>program</w:t>
-      </w:r>
-      <w:proofErr w:type="spellEnd"/>
-      <w:r>
-        <w:rPr>
-          <w:lang w:val="es-ES"/>
-        </w:rPr>
-        <w:t xml:space="preserve"> .... </w:t>
+        <w:t xml:space="preserve">+} como primera línea del archivo, antes de program .... </w:t>
       </w:r>
     </w:p>
     <w:p>
@@ -7968,35 +7533,7 @@
         <w:rPr>
           <w:lang w:val="es-ES"/>
         </w:rPr>
-        <w:t xml:space="preserve">El resto del código queda exactamente igual: </w:t>
-      </w:r>
-      <w:proofErr w:type="spellStart"/>
-      <w:r>
-        <w:rPr>
-          <w:lang w:val="es-ES"/>
-        </w:rPr>
-        <w:t>ShortInt</w:t>
-      </w:r>
-      <w:proofErr w:type="spellEnd"/>
-      <w:r>
-        <w:rPr>
-          <w:lang w:val="es-ES"/>
-        </w:rPr>
-        <w:t xml:space="preserve">, asignación de 127, suma de 1, </w:t>
-      </w:r>
-      <w:proofErr w:type="spellStart"/>
-      <w:r>
-        <w:rPr>
-          <w:lang w:val="es-ES"/>
-        </w:rPr>
-        <w:t>WriteLn</w:t>
-      </w:r>
-      <w:proofErr w:type="spellEnd"/>
-      <w:r>
-        <w:rPr>
-          <w:lang w:val="es-ES"/>
-        </w:rPr>
-        <w:t>.</w:t>
+        <w:t>El resto del código queda exactamente igual: ShortInt, asignación de 127, suma de 1, WriteLn.</w:t>
       </w:r>
     </w:p>
     <w:p>
@@ -8372,23 +7909,8 @@
         <w:rPr>
           <w:lang w:val="es-ES"/>
         </w:rPr>
-        <w:t xml:space="preserve"> la línea problemática (</w:t>
-      </w:r>
-      <w:proofErr w:type="gramStart"/>
-      <w:r>
-        <w:rPr>
-          <w:lang w:val="es-ES"/>
-        </w:rPr>
-        <w:t>x :</w:t>
-      </w:r>
-      <w:proofErr w:type="gramEnd"/>
-      <w:r>
-        <w:rPr>
-          <w:lang w:val="es-ES"/>
-        </w:rPr>
-        <w:t xml:space="preserve">= x + 1). Es un error de </w:t>
-      </w:r>
-      <w:proofErr w:type="spellStart"/>
+        <w:t xml:space="preserve"> la línea problemática (x := x + 1). Es un error de </w:t>
+      </w:r>
       <w:r>
         <w:rPr>
           <w:b/>
@@ -8399,26 +7921,11 @@
         </w:rPr>
         <w:t>runtime</w:t>
       </w:r>
-      <w:proofErr w:type="spellEnd"/>
-      <w:r>
-        <w:rPr>
-          <w:lang w:val="es-ES"/>
-        </w:rPr>
-        <w:t xml:space="preserve">, no de compilación. Esa es la diferencia que debes poder explicar si te preguntan en la </w:t>
-      </w:r>
-      <w:proofErr w:type="spellStart"/>
-      <w:r>
-        <w:rPr>
-          <w:lang w:val="es-ES"/>
-        </w:rPr>
-        <w:t>uni</w:t>
-      </w:r>
-      <w:proofErr w:type="spellEnd"/>
-      <w:r>
-        <w:rPr>
-          <w:lang w:val="es-ES"/>
-        </w:rPr>
-        <w:t>.</w:t>
+      <w:r>
+        <w:rPr>
+          <w:lang w:val="es-ES"/>
+        </w:rPr>
+        <w:t>, no de compilación. Esa es la diferencia que debes poder explicar si te preguntan en la uni.</w:t>
       </w:r>
     </w:p>
     <w:p>
@@ -8465,6 +7972,7 @@
           <w:lang w:val="es-ES"/>
         </w:rPr>
       </w:pPr>
+      <w:bookmarkStart w:id="12" w:name="_Toc240544426"/>
       <w:r>
         <w:rPr>
           <w:lang w:val="es-ES"/>
@@ -8497,24 +8005,9 @@
           <w:bCs/>
           <w:lang w:val="es-ES"/>
         </w:rPr>
-        <w:t xml:space="preserve">Rango de Detección del </w:t>
-      </w:r>
-      <w:proofErr w:type="spellStart"/>
-      <w:r>
-        <w:rPr>
-          <w:bCs/>
-          <w:lang w:val="es-ES"/>
-        </w:rPr>
-        <w:t>Scouter</w:t>
-      </w:r>
-      <w:proofErr w:type="spellEnd"/>
-      <w:r>
-        <w:rPr>
-          <w:bCs/>
-          <w:lang w:val="es-ES"/>
-        </w:rPr>
-        <w:t xml:space="preserve"> (Constantes y Precedencia)</w:t>
-      </w:r>
+        <w:t>Rango de Detección del Scouter (Constantes y Precedencia)</w:t>
+      </w:r>
+      <w:bookmarkEnd w:id="12"/>
     </w:p>
     <w:p>
       <w:pPr>
@@ -8562,7 +8055,6 @@
           <w:numId w:val="4"/>
         </w:numPr>
       </w:pPr>
-      <w:proofErr w:type="spellStart"/>
       <w:r>
         <w:rPr>
           <w:b/>
@@ -8570,15 +8062,12 @@
         </w:rPr>
         <w:t>Archivo</w:t>
       </w:r>
-      <w:proofErr w:type="spellEnd"/>
       <w:r>
         <w:t xml:space="preserve">: </w:t>
       </w:r>
-      <w:proofErr w:type="spellStart"/>
       <w:r>
         <w:t>scouter_range.pas</w:t>
       </w:r>
-      <w:proofErr w:type="spellEnd"/>
     </w:p>
     <w:p>
       <w:pPr>
@@ -8605,19 +8094,9 @@
         </w:rPr>
         <w:t xml:space="preserve">: </w:t>
       </w:r>
-      <w:proofErr w:type="spellStart"/>
-      <w:r>
-        <w:t>readln</w:t>
-      </w:r>
-      <w:proofErr w:type="spellEnd"/>
-      <w:r>
-        <w:t xml:space="preserve">, </w:t>
-      </w:r>
-      <w:proofErr w:type="spellStart"/>
-      <w:r>
-        <w:t>writeln</w:t>
-      </w:r>
-      <w:proofErr w:type="spellEnd"/>
+      <w:r>
+        <w:t>readln, writeln</w:t>
+      </w:r>
     </w:p>
     <w:p>
       <w:pPr>
@@ -8658,21 +8137,7 @@
         <w:rPr>
           <w:lang w:val="es-ES"/>
         </w:rPr>
-        <w:t xml:space="preserve">Declaración obligatoria de constantes en la sección </w:t>
-      </w:r>
-      <w:proofErr w:type="spellStart"/>
-      <w:r>
-        <w:rPr>
-          <w:lang w:val="es-ES"/>
-        </w:rPr>
-        <w:t>const</w:t>
-      </w:r>
-      <w:proofErr w:type="spellEnd"/>
-      <w:r>
-        <w:rPr>
-          <w:lang w:val="es-ES"/>
-        </w:rPr>
-        <w:t xml:space="preserve"> y uso estricto de paréntesis en expresiones booleanas compuestas.</w:t>
+        <w:t>Declaración obligatoria de constantes en la sección const y uso estricto de paréntesis en expresiones booleanas compuestas.</w:t>
       </w:r>
     </w:p>
     <w:p>
@@ -8704,35 +8169,7 @@
         <w:rPr>
           <w:lang w:val="es-ES"/>
         </w:rPr>
-        <w:t xml:space="preserve">Declarar dos constantes: MIN_KI = 500 y MAX_KI = 8500. El programa solicita el </w:t>
-      </w:r>
-      <w:proofErr w:type="spellStart"/>
-      <w:r>
-        <w:rPr>
-          <w:lang w:val="es-ES"/>
-        </w:rPr>
-        <w:t>ki</w:t>
-      </w:r>
-      <w:proofErr w:type="spellEnd"/>
-      <w:r>
-        <w:rPr>
-          <w:lang w:val="es-ES"/>
-        </w:rPr>
-        <w:t xml:space="preserve"> de un guerrero (</w:t>
-      </w:r>
-      <w:proofErr w:type="spellStart"/>
-      <w:r>
-        <w:rPr>
-          <w:lang w:val="es-ES"/>
-        </w:rPr>
-        <w:t>Integer</w:t>
-      </w:r>
-      <w:proofErr w:type="spellEnd"/>
-      <w:r>
-        <w:rPr>
-          <w:lang w:val="es-ES"/>
-        </w:rPr>
-        <w:t xml:space="preserve">) y debe evaluar en una variable booleana si el valor se encuentra </w:t>
+        <w:t xml:space="preserve">Declarar dos constantes: MIN_KI = 500 y MAX_KI = 8500. El programa solicita el ki de un guerrero (Integer) y debe evaluar en una variable booleana si el valor se encuentra </w:t>
       </w:r>
       <w:r>
         <w:rPr>
@@ -8790,35 +8227,7 @@
         <w:rPr>
           <w:lang w:val="es-ES"/>
         </w:rPr>
-        <w:t xml:space="preserve">Declara MIN_KI y MAX_KI en la sección </w:t>
-      </w:r>
-      <w:proofErr w:type="spellStart"/>
-      <w:r>
-        <w:rPr>
-          <w:lang w:val="es-ES"/>
-        </w:rPr>
-        <w:t>const</w:t>
-      </w:r>
-      <w:proofErr w:type="spellEnd"/>
-      <w:r>
-        <w:rPr>
-          <w:lang w:val="es-ES"/>
-        </w:rPr>
-        <w:t xml:space="preserve">, antes del </w:t>
-      </w:r>
-      <w:proofErr w:type="spellStart"/>
-      <w:r>
-        <w:rPr>
-          <w:lang w:val="es-ES"/>
-        </w:rPr>
-        <w:t>var</w:t>
-      </w:r>
-      <w:proofErr w:type="spellEnd"/>
-      <w:r>
-        <w:rPr>
-          <w:lang w:val="es-ES"/>
-        </w:rPr>
-        <w:t>.</w:t>
+        <w:t>Declara MIN_KI y MAX_KI en la sección const, antes del var.</w:t>
       </w:r>
     </w:p>
     <w:p>
@@ -8836,35 +8245,7 @@
         <w:rPr>
           <w:lang w:val="es-ES"/>
         </w:rPr>
-        <w:t xml:space="preserve">Declara una variable </w:t>
-      </w:r>
-      <w:proofErr w:type="spellStart"/>
-      <w:r>
-        <w:rPr>
-          <w:lang w:val="es-ES"/>
-        </w:rPr>
-        <w:t>Integer</w:t>
-      </w:r>
-      <w:proofErr w:type="spellEnd"/>
-      <w:r>
-        <w:rPr>
-          <w:lang w:val="es-ES"/>
-        </w:rPr>
-        <w:t xml:space="preserve"> para el </w:t>
-      </w:r>
-      <w:proofErr w:type="spellStart"/>
-      <w:r>
-        <w:rPr>
-          <w:lang w:val="es-ES"/>
-        </w:rPr>
-        <w:t>ki</w:t>
-      </w:r>
-      <w:proofErr w:type="spellEnd"/>
-      <w:r>
-        <w:rPr>
-          <w:lang w:val="es-ES"/>
-        </w:rPr>
-        <w:t xml:space="preserve"> del guerrero.</w:t>
+        <w:t>Declara una variable Integer para el ki del guerrero.</w:t>
       </w:r>
     </w:p>
     <w:p>
@@ -8882,21 +8263,7 @@
         <w:rPr>
           <w:lang w:val="es-ES"/>
         </w:rPr>
-        <w:t xml:space="preserve">Lee el valor con </w:t>
-      </w:r>
-      <w:proofErr w:type="spellStart"/>
-      <w:r>
-        <w:rPr>
-          <w:lang w:val="es-ES"/>
-        </w:rPr>
-        <w:t>ReadLn</w:t>
-      </w:r>
-      <w:proofErr w:type="spellEnd"/>
-      <w:r>
-        <w:rPr>
-          <w:lang w:val="es-ES"/>
-        </w:rPr>
-        <w:t>.</w:t>
+        <w:t>Lee el valor con ReadLn.</w:t>
       </w:r>
     </w:p>
     <w:p>
@@ -8914,35 +8281,7 @@
         <w:rPr>
           <w:lang w:val="es-ES"/>
         </w:rPr>
-        <w:t xml:space="preserve">Declara una variable </w:t>
-      </w:r>
-      <w:proofErr w:type="spellStart"/>
-      <w:r>
-        <w:rPr>
-          <w:lang w:val="es-ES"/>
-        </w:rPr>
-        <w:t>Boolean</w:t>
-      </w:r>
-      <w:proofErr w:type="spellEnd"/>
-      <w:r>
-        <w:rPr>
-          <w:lang w:val="es-ES"/>
-        </w:rPr>
-        <w:t xml:space="preserve"> y asígnale el resultado de comprobar que el </w:t>
-      </w:r>
-      <w:proofErr w:type="spellStart"/>
-      <w:r>
-        <w:rPr>
-          <w:lang w:val="es-ES"/>
-        </w:rPr>
-        <w:t>ki</w:t>
-      </w:r>
-      <w:proofErr w:type="spellEnd"/>
-      <w:r>
-        <w:rPr>
-          <w:lang w:val="es-ES"/>
-        </w:rPr>
-        <w:t xml:space="preserve"> está entre MIN_KI y MAX_KI (ambos inclusive), combinando dos comparaciones con and.</w:t>
+        <w:t>Declara una variable Boolean y asígnale el resultado de comprobar que el ki está entre MIN_KI y MAX_KI (ambos inclusive), combinando dos comparaciones con and.</w:t>
       </w:r>
     </w:p>
     <w:p>
@@ -9261,7 +8600,7 @@
       </w:pPr>
     </w:p>
     <w:sectPr>
-      <w:footerReference w:type="default" r:id="rId9"/>
+      <w:footerReference w:type="default" r:id="rId12"/>
       <w:pgSz w:w="12240" w:h="15840"/>
       <w:pgMar w:top="1417" w:right="1701" w:bottom="1417" w:left="1701" w:header="720" w:footer="720" w:gutter="0"/>
       <w:cols w:space="720"/>
@@ -11778,6 +11117,119 @@
     </w:lvl>
   </w:abstractNum>
   <w:abstractNum w:abstractNumId="17" w15:restartNumberingAfterBreak="0">
+    <w:nsid w:val="480363A3"/>
+    <w:multiLevelType w:val="hybridMultilevel"/>
+    <w:tmpl w:val="7FC64B12"/>
+    <w:lvl w:ilvl="0" w:tplc="04090001">
+      <w:start w:val="1"/>
+      <w:numFmt w:val="bullet"/>
+      <w:lvlText w:val=""/>
+      <w:lvlJc w:val="left"/>
+      <w:pPr>
+        <w:ind w:left="720" w:hanging="360"/>
+      </w:pPr>
+      <w:rPr>
+        <w:rFonts w:ascii="Symbol" w:hAnsi="Symbol" w:hint="default"/>
+      </w:rPr>
+    </w:lvl>
+    <w:lvl w:ilvl="1" w:tplc="04090003" w:tentative="1">
+      <w:start w:val="1"/>
+      <w:numFmt w:val="bullet"/>
+      <w:lvlText w:val="o"/>
+      <w:lvlJc w:val="left"/>
+      <w:pPr>
+        <w:ind w:left="1440" w:hanging="360"/>
+      </w:pPr>
+      <w:rPr>
+        <w:rFonts w:ascii="Courier New" w:hAnsi="Courier New" w:cs="Courier New" w:hint="default"/>
+      </w:rPr>
+    </w:lvl>
+    <w:lvl w:ilvl="2" w:tplc="04090005" w:tentative="1">
+      <w:start w:val="1"/>
+      <w:numFmt w:val="bullet"/>
+      <w:lvlText w:val=""/>
+      <w:lvlJc w:val="left"/>
+      <w:pPr>
+        <w:ind w:left="2160" w:hanging="360"/>
+      </w:pPr>
+      <w:rPr>
+        <w:rFonts w:ascii="Wingdings" w:hAnsi="Wingdings" w:hint="default"/>
+      </w:rPr>
+    </w:lvl>
+    <w:lvl w:ilvl="3" w:tplc="04090001" w:tentative="1">
+      <w:start w:val="1"/>
+      <w:numFmt w:val="bullet"/>
+      <w:lvlText w:val=""/>
+      <w:lvlJc w:val="left"/>
+      <w:pPr>
+        <w:ind w:left="2880" w:hanging="360"/>
+      </w:pPr>
+      <w:rPr>
+        <w:rFonts w:ascii="Symbol" w:hAnsi="Symbol" w:hint="default"/>
+      </w:rPr>
+    </w:lvl>
+    <w:lvl w:ilvl="4" w:tplc="04090003" w:tentative="1">
+      <w:start w:val="1"/>
+      <w:numFmt w:val="bullet"/>
+      <w:lvlText w:val="o"/>
+      <w:lvlJc w:val="left"/>
+      <w:pPr>
+        <w:ind w:left="3600" w:hanging="360"/>
+      </w:pPr>
+      <w:rPr>
+        <w:rFonts w:ascii="Courier New" w:hAnsi="Courier New" w:cs="Courier New" w:hint="default"/>
+      </w:rPr>
+    </w:lvl>
+    <w:lvl w:ilvl="5" w:tplc="04090005" w:tentative="1">
+      <w:start w:val="1"/>
+      <w:numFmt w:val="bullet"/>
+      <w:lvlText w:val=""/>
+      <w:lvlJc w:val="left"/>
+      <w:pPr>
+        <w:ind w:left="4320" w:hanging="360"/>
+      </w:pPr>
+      <w:rPr>
+        <w:rFonts w:ascii="Wingdings" w:hAnsi="Wingdings" w:hint="default"/>
+      </w:rPr>
+    </w:lvl>
+    <w:lvl w:ilvl="6" w:tplc="04090001" w:tentative="1">
+      <w:start w:val="1"/>
+      <w:numFmt w:val="bullet"/>
+      <w:lvlText w:val=""/>
+      <w:lvlJc w:val="left"/>
+      <w:pPr>
+        <w:ind w:left="5040" w:hanging="360"/>
+      </w:pPr>
+      <w:rPr>
+        <w:rFonts w:ascii="Symbol" w:hAnsi="Symbol" w:hint="default"/>
+      </w:rPr>
+    </w:lvl>
+    <w:lvl w:ilvl="7" w:tplc="04090003" w:tentative="1">
+      <w:start w:val="1"/>
+      <w:numFmt w:val="bullet"/>
+      <w:lvlText w:val="o"/>
+      <w:lvlJc w:val="left"/>
+      <w:pPr>
+        <w:ind w:left="5760" w:hanging="360"/>
+      </w:pPr>
+      <w:rPr>
+        <w:rFonts w:ascii="Courier New" w:hAnsi="Courier New" w:cs="Courier New" w:hint="default"/>
+      </w:rPr>
+    </w:lvl>
+    <w:lvl w:ilvl="8" w:tplc="04090005" w:tentative="1">
+      <w:start w:val="1"/>
+      <w:numFmt w:val="bullet"/>
+      <w:lvlText w:val=""/>
+      <w:lvlJc w:val="left"/>
+      <w:pPr>
+        <w:ind w:left="6480" w:hanging="360"/>
+      </w:pPr>
+      <w:rPr>
+        <w:rFonts w:ascii="Wingdings" w:hAnsi="Wingdings" w:hint="default"/>
+      </w:rPr>
+    </w:lvl>
+  </w:abstractNum>
+  <w:abstractNum w:abstractNumId="18" w15:restartNumberingAfterBreak="0">
     <w:nsid w:val="496A2CE0"/>
     <w:multiLevelType w:val="multilevel"/>
     <w:tmpl w:val="A8067654"/>
@@ -11926,7 +11378,7 @@
       </w:rPr>
     </w:lvl>
   </w:abstractNum>
-  <w:abstractNum w:abstractNumId="18" w15:restartNumberingAfterBreak="0">
+  <w:abstractNum w:abstractNumId="19" w15:restartNumberingAfterBreak="0">
     <w:nsid w:val="4D3F2457"/>
     <w:multiLevelType w:val="multilevel"/>
     <w:tmpl w:val="C6E00E98"/>
@@ -12075,7 +11527,7 @@
       </w:rPr>
     </w:lvl>
   </w:abstractNum>
-  <w:abstractNum w:abstractNumId="19" w15:restartNumberingAfterBreak="0">
+  <w:abstractNum w:abstractNumId="20" w15:restartNumberingAfterBreak="0">
     <w:nsid w:val="4ED62948"/>
     <w:multiLevelType w:val="hybridMultilevel"/>
     <w:tmpl w:val="C7709ECC"/>
@@ -12188,7 +11640,7 @@
       </w:rPr>
     </w:lvl>
   </w:abstractNum>
-  <w:abstractNum w:abstractNumId="20" w15:restartNumberingAfterBreak="0">
+  <w:abstractNum w:abstractNumId="21" w15:restartNumberingAfterBreak="0">
     <w:nsid w:val="4F665299"/>
     <w:multiLevelType w:val="hybridMultilevel"/>
     <w:tmpl w:val="1CFC7334"/>
@@ -12301,7 +11753,7 @@
       </w:rPr>
     </w:lvl>
   </w:abstractNum>
-  <w:abstractNum w:abstractNumId="21" w15:restartNumberingAfterBreak="0">
+  <w:abstractNum w:abstractNumId="22" w15:restartNumberingAfterBreak="0">
     <w:nsid w:val="69FD568B"/>
     <w:multiLevelType w:val="hybridMultilevel"/>
     <w:tmpl w:val="CD1410EA"/>
@@ -12414,7 +11866,120 @@
       </w:rPr>
     </w:lvl>
   </w:abstractNum>
-  <w:abstractNum w:abstractNumId="22" w15:restartNumberingAfterBreak="0">
+  <w:abstractNum w:abstractNumId="23" w15:restartNumberingAfterBreak="0">
+    <w:nsid w:val="6A004D76"/>
+    <w:multiLevelType w:val="hybridMultilevel"/>
+    <w:tmpl w:val="C6D453D0"/>
+    <w:lvl w:ilvl="0" w:tplc="04090001">
+      <w:start w:val="1"/>
+      <w:numFmt w:val="bullet"/>
+      <w:lvlText w:val=""/>
+      <w:lvlJc w:val="left"/>
+      <w:pPr>
+        <w:ind w:left="720" w:hanging="360"/>
+      </w:pPr>
+      <w:rPr>
+        <w:rFonts w:ascii="Symbol" w:hAnsi="Symbol" w:hint="default"/>
+      </w:rPr>
+    </w:lvl>
+    <w:lvl w:ilvl="1" w:tplc="04090003" w:tentative="1">
+      <w:start w:val="1"/>
+      <w:numFmt w:val="bullet"/>
+      <w:lvlText w:val="o"/>
+      <w:lvlJc w:val="left"/>
+      <w:pPr>
+        <w:ind w:left="1440" w:hanging="360"/>
+      </w:pPr>
+      <w:rPr>
+        <w:rFonts w:ascii="Courier New" w:hAnsi="Courier New" w:cs="Courier New" w:hint="default"/>
+      </w:rPr>
+    </w:lvl>
+    <w:lvl w:ilvl="2" w:tplc="04090005" w:tentative="1">
+      <w:start w:val="1"/>
+      <w:numFmt w:val="bullet"/>
+      <w:lvlText w:val=""/>
+      <w:lvlJc w:val="left"/>
+      <w:pPr>
+        <w:ind w:left="2160" w:hanging="360"/>
+      </w:pPr>
+      <w:rPr>
+        <w:rFonts w:ascii="Wingdings" w:hAnsi="Wingdings" w:hint="default"/>
+      </w:rPr>
+    </w:lvl>
+    <w:lvl w:ilvl="3" w:tplc="04090001" w:tentative="1">
+      <w:start w:val="1"/>
+      <w:numFmt w:val="bullet"/>
+      <w:lvlText w:val=""/>
+      <w:lvlJc w:val="left"/>
+      <w:pPr>
+        <w:ind w:left="2880" w:hanging="360"/>
+      </w:pPr>
+      <w:rPr>
+        <w:rFonts w:ascii="Symbol" w:hAnsi="Symbol" w:hint="default"/>
+      </w:rPr>
+    </w:lvl>
+    <w:lvl w:ilvl="4" w:tplc="04090003" w:tentative="1">
+      <w:start w:val="1"/>
+      <w:numFmt w:val="bullet"/>
+      <w:lvlText w:val="o"/>
+      <w:lvlJc w:val="left"/>
+      <w:pPr>
+        <w:ind w:left="3600" w:hanging="360"/>
+      </w:pPr>
+      <w:rPr>
+        <w:rFonts w:ascii="Courier New" w:hAnsi="Courier New" w:cs="Courier New" w:hint="default"/>
+      </w:rPr>
+    </w:lvl>
+    <w:lvl w:ilvl="5" w:tplc="04090005" w:tentative="1">
+      <w:start w:val="1"/>
+      <w:numFmt w:val="bullet"/>
+      <w:lvlText w:val=""/>
+      <w:lvlJc w:val="left"/>
+      <w:pPr>
+        <w:ind w:left="4320" w:hanging="360"/>
+      </w:pPr>
+      <w:rPr>
+        <w:rFonts w:ascii="Wingdings" w:hAnsi="Wingdings" w:hint="default"/>
+      </w:rPr>
+    </w:lvl>
+    <w:lvl w:ilvl="6" w:tplc="04090001" w:tentative="1">
+      <w:start w:val="1"/>
+      <w:numFmt w:val="bullet"/>
+      <w:lvlText w:val=""/>
+      <w:lvlJc w:val="left"/>
+      <w:pPr>
+        <w:ind w:left="5040" w:hanging="360"/>
+      </w:pPr>
+      <w:rPr>
+        <w:rFonts w:ascii="Symbol" w:hAnsi="Symbol" w:hint="default"/>
+      </w:rPr>
+    </w:lvl>
+    <w:lvl w:ilvl="7" w:tplc="04090003" w:tentative="1">
+      <w:start w:val="1"/>
+      <w:numFmt w:val="bullet"/>
+      <w:lvlText w:val="o"/>
+      <w:lvlJc w:val="left"/>
+      <w:pPr>
+        <w:ind w:left="5760" w:hanging="360"/>
+      </w:pPr>
+      <w:rPr>
+        <w:rFonts w:ascii="Courier New" w:hAnsi="Courier New" w:cs="Courier New" w:hint="default"/>
+      </w:rPr>
+    </w:lvl>
+    <w:lvl w:ilvl="8" w:tplc="04090005" w:tentative="1">
+      <w:start w:val="1"/>
+      <w:numFmt w:val="bullet"/>
+      <w:lvlText w:val=""/>
+      <w:lvlJc w:val="left"/>
+      <w:pPr>
+        <w:ind w:left="6480" w:hanging="360"/>
+      </w:pPr>
+      <w:rPr>
+        <w:rFonts w:ascii="Wingdings" w:hAnsi="Wingdings" w:hint="default"/>
+      </w:rPr>
+    </w:lvl>
+  </w:abstractNum>
+  <w:abstractNum w:abstractNumId="24" w15:restartNumberingAfterBreak="0">
     <w:nsid w:val="6C8B5973"/>
     <w:multiLevelType w:val="multilevel"/>
     <w:tmpl w:val="BBD44002"/>
@@ -12563,7 +12128,7 @@
       </w:rPr>
     </w:lvl>
   </w:abstractNum>
-  <w:abstractNum w:abstractNumId="23" w15:restartNumberingAfterBreak="0">
+  <w:abstractNum w:abstractNumId="25" w15:restartNumberingAfterBreak="0">
     <w:nsid w:val="6F3D4AD0"/>
     <w:multiLevelType w:val="hybridMultilevel"/>
     <w:tmpl w:val="6EEE05E2"/>
@@ -12676,7 +12241,7 @@
       </w:rPr>
     </w:lvl>
   </w:abstractNum>
-  <w:abstractNum w:abstractNumId="24" w15:restartNumberingAfterBreak="0">
+  <w:abstractNum w:abstractNumId="26" w15:restartNumberingAfterBreak="0">
     <w:nsid w:val="709E1E3A"/>
     <w:multiLevelType w:val="hybridMultilevel"/>
     <w:tmpl w:val="BE3C8F4C"/>
@@ -12762,7 +12327,7 @@
       </w:pPr>
     </w:lvl>
   </w:abstractNum>
-  <w:abstractNum w:abstractNumId="25" w15:restartNumberingAfterBreak="0">
+  <w:abstractNum w:abstractNumId="27" w15:restartNumberingAfterBreak="0">
     <w:nsid w:val="73BA04DC"/>
     <w:multiLevelType w:val="multilevel"/>
     <w:tmpl w:val="38CEC0AC"/>
@@ -12911,7 +12476,7 @@
       </w:rPr>
     </w:lvl>
   </w:abstractNum>
-  <w:abstractNum w:abstractNumId="26" w15:restartNumberingAfterBreak="0">
+  <w:abstractNum w:abstractNumId="28" w15:restartNumberingAfterBreak="0">
     <w:nsid w:val="7947716D"/>
     <w:multiLevelType w:val="multilevel"/>
     <w:tmpl w:val="3BBC0382"/>
@@ -13060,7 +12625,7 @@
       </w:rPr>
     </w:lvl>
   </w:abstractNum>
-  <w:abstractNum w:abstractNumId="27" w15:restartNumberingAfterBreak="0">
+  <w:abstractNum w:abstractNumId="29" w15:restartNumberingAfterBreak="0">
     <w:nsid w:val="7F3F608A"/>
     <w:multiLevelType w:val="hybridMultilevel"/>
     <w:tmpl w:val="996679EE"/>
@@ -13180,10 +12745,10 @@
     <w:abstractNumId w:val="2"/>
   </w:num>
   <w:num w:numId="3" w16cid:durableId="1080641741">
-    <w:abstractNumId w:val="26"/>
+    <w:abstractNumId w:val="28"/>
   </w:num>
   <w:num w:numId="4" w16cid:durableId="347567265">
-    <w:abstractNumId w:val="25"/>
+    <w:abstractNumId w:val="27"/>
   </w:num>
   <w:num w:numId="5" w16cid:durableId="1743871485">
     <w:abstractNumId w:val="5"/>
@@ -13195,7 +12760,7 @@
     <w:abstractNumId w:val="11"/>
   </w:num>
   <w:num w:numId="8" w16cid:durableId="103766057">
-    <w:abstractNumId w:val="24"/>
+    <w:abstractNumId w:val="26"/>
   </w:num>
   <w:num w:numId="9" w16cid:durableId="1317880967">
     <w:abstractNumId w:val="15"/>
@@ -13204,13 +12769,13 @@
     <w:abstractNumId w:val="16"/>
   </w:num>
   <w:num w:numId="11" w16cid:durableId="110251887">
+    <w:abstractNumId w:val="24"/>
+  </w:num>
+  <w:num w:numId="12" w16cid:durableId="1596550397">
     <w:abstractNumId w:val="22"/>
   </w:num>
-  <w:num w:numId="12" w16cid:durableId="1596550397">
-    <w:abstractNumId w:val="21"/>
-  </w:num>
   <w:num w:numId="13" w16cid:durableId="1519735741">
-    <w:abstractNumId w:val="23"/>
+    <w:abstractNumId w:val="25"/>
   </w:num>
   <w:num w:numId="14" w16cid:durableId="48769365">
     <w:abstractNumId w:val="14"/>
@@ -13225,10 +12790,10 @@
     <w:abstractNumId w:val="13"/>
   </w:num>
   <w:num w:numId="18" w16cid:durableId="671418057">
-    <w:abstractNumId w:val="27"/>
+    <w:abstractNumId w:val="29"/>
   </w:num>
   <w:num w:numId="19" w16cid:durableId="9913673">
-    <w:abstractNumId w:val="20"/>
+    <w:abstractNumId w:val="21"/>
   </w:num>
   <w:num w:numId="20" w16cid:durableId="534661101">
     <w:abstractNumId w:val="0"/>
@@ -13237,7 +12802,7 @@
     <w:abstractNumId w:val="4"/>
   </w:num>
   <w:num w:numId="22" w16cid:durableId="805508112">
-    <w:abstractNumId w:val="19"/>
+    <w:abstractNumId w:val="20"/>
   </w:num>
   <w:num w:numId="23" w16cid:durableId="2133280728">
     <w:abstractNumId w:val="9"/>
@@ -13249,13 +12814,19 @@
     <w:abstractNumId w:val="6"/>
   </w:num>
   <w:num w:numId="26" w16cid:durableId="729889656">
-    <w:abstractNumId w:val="18"/>
+    <w:abstractNumId w:val="19"/>
   </w:num>
   <w:num w:numId="27" w16cid:durableId="976688192">
     <w:abstractNumId w:val="1"/>
   </w:num>
   <w:num w:numId="28" w16cid:durableId="159856463">
+    <w:abstractNumId w:val="18"/>
+  </w:num>
+  <w:num w:numId="29" w16cid:durableId="365641780">
     <w:abstractNumId w:val="17"/>
+  </w:num>
+  <w:num w:numId="30" w16cid:durableId="234973830">
+    <w:abstractNumId w:val="23"/>
   </w:num>
   <w:numIdMacAtCleanup w:val="16"/>
 </w:numbering>
